--- a/chuyende_NguyenHuuNghia_63134775.docx
+++ b/chuyende_NguyenHuuNghia_63134775.docx
@@ -7948,17 +7948,7 @@
           <w:szCs w:val="26"/>
           <w:lang w:val="sv-SE"/>
         </w:rPr>
-        <w:t xml:space="preserve">3.1.2 </w:t>
-      </w:r>
-      <w:r>
-        <w:rPr>
-          <w:rFonts w:cs="Times New Roman"/>
-          <w:b/>
-          <w:bCs/>
-          <w:szCs w:val="26"/>
-          <w:lang w:val="sv-SE"/>
-        </w:rPr>
-        <w:t>Chức năng quản lý</w:t>
+        <w:t>3.1.2 Chức năng quản lý</w:t>
       </w:r>
     </w:p>
     <w:p>
@@ -14008,6 +13998,992 @@
         </w:rPr>
       </w:pPr>
     </w:p>
+    <w:p>
+      <w:pPr>
+        <w:spacing w:before="0" w:after="160" w:line="278" w:lineRule="auto"/>
+        <w:rPr>
+          <w:rFonts w:cs="Times New Roman"/>
+          <w:b/>
+          <w:bCs/>
+          <w:sz w:val="28"/>
+          <w:szCs w:val="28"/>
+          <w:lang w:val="sv-SE"/>
+        </w:rPr>
+      </w:pPr>
+      <w:r>
+        <w:rPr>
+          <w:rFonts w:cs="Times New Roman"/>
+          <w:b/>
+          <w:bCs/>
+          <w:sz w:val="28"/>
+          <w:szCs w:val="28"/>
+          <w:lang w:val="sv-SE"/>
+        </w:rPr>
+        <w:br w:type="page"/>
+      </w:r>
+    </w:p>
+    <w:p>
+      <w:pPr>
+        <w:pStyle w:val="ListParagraph"/>
+        <w:widowControl w:val="0"/>
+        <w:tabs>
+          <w:tab w:val="left" w:pos="0"/>
+          <w:tab w:val="left" w:leader="dot" w:pos="9355"/>
+        </w:tabs>
+        <w:spacing w:before="0" w:line="360" w:lineRule="auto"/>
+        <w:ind w:left="360"/>
+        <w:jc w:val="center"/>
+        <w:rPr>
+          <w:rFonts w:cs="Times New Roman"/>
+          <w:b/>
+          <w:bCs/>
+          <w:sz w:val="28"/>
+          <w:szCs w:val="28"/>
+          <w:lang w:val="sv-SE"/>
+        </w:rPr>
+      </w:pPr>
+      <w:r>
+        <w:rPr>
+          <w:rFonts w:cs="Times New Roman"/>
+          <w:b/>
+          <w:bCs/>
+          <w:sz w:val="28"/>
+          <w:szCs w:val="28"/>
+          <w:lang w:val="sv-SE"/>
+        </w:rPr>
+        <w:lastRenderedPageBreak/>
+        <w:t>CHƯƠNG 4: THIẾT KẾ GIAO DIỆN</w:t>
+      </w:r>
+    </w:p>
+    <w:p>
+      <w:pPr>
+        <w:widowControl w:val="0"/>
+        <w:tabs>
+          <w:tab w:val="left" w:leader="dot" w:pos="9355"/>
+        </w:tabs>
+        <w:spacing w:before="0" w:line="360" w:lineRule="auto"/>
+        <w:ind w:firstLine="567"/>
+        <w:jc w:val="both"/>
+        <w:rPr>
+          <w:rFonts w:cs="Times New Roman"/>
+          <w:szCs w:val="26"/>
+          <w:lang w:val="sv-SE"/>
+        </w:rPr>
+      </w:pPr>
+      <w:r>
+        <w:rPr>
+          <w:rFonts w:cs="Times New Roman"/>
+          <w:szCs w:val="26"/>
+          <w:lang w:val="sv-SE"/>
+        </w:rPr>
+        <w:t xml:space="preserve">Sản phẩm của chuyên đề gồm có 2 phần: (1) website giúp cửa hàng quản lí thông tin về nhân viên, loại sản phẩm, sản phẩm, hãng, đơn hàng, </w:t>
+      </w:r>
+      <w:r>
+        <w:rPr>
+          <w:rFonts w:cs="Times New Roman"/>
+          <w:szCs w:val="26"/>
+          <w:lang w:val="sv-SE"/>
+        </w:rPr>
+        <w:t>liên hệ, thống kê (trang Admin) (2) website đáp ứng được nhu cầu khách hàng gồm xem sản phẩm, tìm kiếm, đặt hàng,.. (trang người dùng)</w:t>
+      </w:r>
+    </w:p>
+    <w:p>
+      <w:pPr>
+        <w:pStyle w:val="ListParagraph"/>
+        <w:widowControl w:val="0"/>
+        <w:numPr>
+          <w:ilvl w:val="0"/>
+          <w:numId w:val="55"/>
+        </w:numPr>
+        <w:tabs>
+          <w:tab w:val="left" w:pos="0"/>
+          <w:tab w:val="left" w:leader="dot" w:pos="9355"/>
+        </w:tabs>
+        <w:spacing w:before="0" w:line="360" w:lineRule="auto"/>
+        <w:ind w:left="426" w:hanging="436"/>
+        <w:rPr>
+          <w:rFonts w:cs="Times New Roman"/>
+          <w:b/>
+          <w:bCs/>
+          <w:szCs w:val="26"/>
+          <w:lang w:val="sv-SE"/>
+        </w:rPr>
+      </w:pPr>
+      <w:r>
+        <w:rPr>
+          <w:rFonts w:cs="Times New Roman"/>
+          <w:b/>
+          <w:bCs/>
+          <w:szCs w:val="26"/>
+          <w:lang w:val="sv-SE"/>
+        </w:rPr>
+        <w:t>Thiết kế giao diện người dùng</w:t>
+      </w:r>
+    </w:p>
+    <w:p>
+      <w:pPr>
+        <w:pStyle w:val="ListParagraph"/>
+        <w:widowControl w:val="0"/>
+        <w:tabs>
+          <w:tab w:val="left" w:pos="0"/>
+          <w:tab w:val="left" w:leader="dot" w:pos="9355"/>
+        </w:tabs>
+        <w:spacing w:before="0" w:line="360" w:lineRule="auto"/>
+        <w:ind w:left="426"/>
+        <w:rPr>
+          <w:rFonts w:cs="Times New Roman"/>
+          <w:b/>
+          <w:bCs/>
+          <w:szCs w:val="26"/>
+          <w:lang w:val="sv-SE"/>
+        </w:rPr>
+      </w:pPr>
+      <w:r>
+        <w:rPr>
+          <w:rFonts w:cs="Times New Roman"/>
+          <w:b/>
+          <w:bCs/>
+          <w:szCs w:val="26"/>
+          <w:lang w:val="sv-SE"/>
+        </w:rPr>
+        <w:t>4.1.1 Giao diện trang chủ</w:t>
+      </w:r>
+      <w:r>
+        <w:rPr>
+          <w:rFonts w:cs="Times New Roman"/>
+          <w:b/>
+          <w:bCs/>
+          <w:szCs w:val="26"/>
+          <w:lang w:val="sv-SE"/>
+        </w:rPr>
+        <w:t xml:space="preserve"> ng</w:t>
+      </w:r>
+      <w:r>
+        <w:rPr>
+          <w:rFonts w:cs="Times New Roman"/>
+          <w:b/>
+          <w:bCs/>
+          <w:szCs w:val="26"/>
+          <w:lang w:val="sv-SE"/>
+        </w:rPr>
+        <w:t>ười</w:t>
+      </w:r>
+      <w:r>
+        <w:rPr>
+          <w:rFonts w:cs="Times New Roman"/>
+          <w:b/>
+          <w:bCs/>
+          <w:szCs w:val="26"/>
+          <w:lang w:val="sv-SE"/>
+        </w:rPr>
+        <w:t xml:space="preserve"> dùng</w:t>
+      </w:r>
+    </w:p>
+    <w:p>
+      <w:pPr>
+        <w:pStyle w:val="ListParagraph"/>
+        <w:widowControl w:val="0"/>
+        <w:tabs>
+          <w:tab w:val="left" w:pos="0"/>
+          <w:tab w:val="left" w:leader="dot" w:pos="9355"/>
+        </w:tabs>
+        <w:spacing w:before="0" w:line="360" w:lineRule="auto"/>
+        <w:ind w:left="426"/>
+        <w:rPr>
+          <w:rFonts w:cs="Times New Roman"/>
+          <w:b/>
+          <w:bCs/>
+          <w:szCs w:val="26"/>
+          <w:lang w:val="sv-SE"/>
+        </w:rPr>
+      </w:pPr>
+      <w:r>
+        <w:rPr>
+          <w:rFonts w:cs="Times New Roman"/>
+          <w:b/>
+          <w:bCs/>
+          <w:szCs w:val="26"/>
+          <w:lang w:val="sv-SE"/>
+        </w:rPr>
+        <w:drawing>
+          <wp:inline distT="0" distB="0" distL="0" distR="0" wp14:anchorId="0E230FB4" wp14:editId="1D3A4AC5">
+            <wp:extent cx="5731510" cy="3043555"/>
+            <wp:effectExtent l="0" t="0" r="2540" b="4445"/>
+            <wp:docPr id="1073275724" name="Picture 1" descr="A screenshot of a computer&#10;&#10;AI-generated content may be incorrect."/>
+            <wp:cNvGraphicFramePr>
+              <a:graphicFrameLocks xmlns:a="http://schemas.openxmlformats.org/drawingml/2006/main" noChangeAspect="1"/>
+            </wp:cNvGraphicFramePr>
+            <a:graphic xmlns:a="http://schemas.openxmlformats.org/drawingml/2006/main">
+              <a:graphicData uri="http://schemas.openxmlformats.org/drawingml/2006/picture">
+                <pic:pic xmlns:pic="http://schemas.openxmlformats.org/drawingml/2006/picture">
+                  <pic:nvPicPr>
+                    <pic:cNvPr id="1073275724" name="Picture 1" descr="A screenshot of a computer&#10;&#10;AI-generated content may be incorrect."/>
+                    <pic:cNvPicPr/>
+                  </pic:nvPicPr>
+                  <pic:blipFill>
+                    <a:blip r:embed="rId15"/>
+                    <a:stretch>
+                      <a:fillRect/>
+                    </a:stretch>
+                  </pic:blipFill>
+                  <pic:spPr>
+                    <a:xfrm>
+                      <a:off x="0" y="0"/>
+                      <a:ext cx="5731510" cy="3043555"/>
+                    </a:xfrm>
+                    <a:prstGeom prst="rect">
+                      <a:avLst/>
+                    </a:prstGeom>
+                  </pic:spPr>
+                </pic:pic>
+              </a:graphicData>
+            </a:graphic>
+          </wp:inline>
+        </w:drawing>
+      </w:r>
+      <w:r>
+        <w:rPr>
+          <w:rFonts w:cs="Times New Roman"/>
+          <w:b/>
+          <w:bCs/>
+          <w:szCs w:val="26"/>
+          <w:lang w:val="sv-SE"/>
+        </w:rPr>
+        <w:drawing>
+          <wp:inline distT="0" distB="0" distL="0" distR="0" wp14:anchorId="4022A5B9" wp14:editId="24047DE9">
+            <wp:extent cx="5731510" cy="1902460"/>
+            <wp:effectExtent l="0" t="0" r="2540" b="2540"/>
+            <wp:docPr id="1436957677" name="Picture 1" descr="A screenshot of a phone&#10;&#10;AI-generated content may be incorrect."/>
+            <wp:cNvGraphicFramePr>
+              <a:graphicFrameLocks xmlns:a="http://schemas.openxmlformats.org/drawingml/2006/main" noChangeAspect="1"/>
+            </wp:cNvGraphicFramePr>
+            <a:graphic xmlns:a="http://schemas.openxmlformats.org/drawingml/2006/main">
+              <a:graphicData uri="http://schemas.openxmlformats.org/drawingml/2006/picture">
+                <pic:pic xmlns:pic="http://schemas.openxmlformats.org/drawingml/2006/picture">
+                  <pic:nvPicPr>
+                    <pic:cNvPr id="1436957677" name="Picture 1" descr="A screenshot of a phone&#10;&#10;AI-generated content may be incorrect."/>
+                    <pic:cNvPicPr/>
+                  </pic:nvPicPr>
+                  <pic:blipFill>
+                    <a:blip r:embed="rId16"/>
+                    <a:stretch>
+                      <a:fillRect/>
+                    </a:stretch>
+                  </pic:blipFill>
+                  <pic:spPr>
+                    <a:xfrm>
+                      <a:off x="0" y="0"/>
+                      <a:ext cx="5731510" cy="1902460"/>
+                    </a:xfrm>
+                    <a:prstGeom prst="rect">
+                      <a:avLst/>
+                    </a:prstGeom>
+                  </pic:spPr>
+                </pic:pic>
+              </a:graphicData>
+            </a:graphic>
+          </wp:inline>
+        </w:drawing>
+      </w:r>
+    </w:p>
+    <w:p>
+      <w:pPr>
+        <w:pStyle w:val="ListParagraph"/>
+        <w:widowControl w:val="0"/>
+        <w:tabs>
+          <w:tab w:val="left" w:pos="0"/>
+          <w:tab w:val="left" w:leader="dot" w:pos="9355"/>
+        </w:tabs>
+        <w:spacing w:before="0" w:line="360" w:lineRule="auto"/>
+        <w:ind w:left="426"/>
+        <w:rPr>
+          <w:rFonts w:cs="Times New Roman"/>
+          <w:b/>
+          <w:bCs/>
+          <w:szCs w:val="26"/>
+          <w:lang w:val="sv-SE"/>
+        </w:rPr>
+      </w:pPr>
+      <w:r>
+        <w:rPr>
+          <w:rFonts w:cs="Times New Roman"/>
+          <w:b/>
+          <w:bCs/>
+          <w:szCs w:val="26"/>
+          <w:lang w:val="sv-SE"/>
+        </w:rPr>
+        <w:drawing>
+          <wp:inline distT="0" distB="0" distL="0" distR="0" wp14:anchorId="60C9A6F4" wp14:editId="332B9793">
+            <wp:extent cx="5731510" cy="1033145"/>
+            <wp:effectExtent l="0" t="0" r="2540" b="0"/>
+            <wp:docPr id="223593860" name="Picture 1" descr="A screenshot of a computer&#10;&#10;AI-generated content may be incorrect."/>
+            <wp:cNvGraphicFramePr>
+              <a:graphicFrameLocks xmlns:a="http://schemas.openxmlformats.org/drawingml/2006/main" noChangeAspect="1"/>
+            </wp:cNvGraphicFramePr>
+            <a:graphic xmlns:a="http://schemas.openxmlformats.org/drawingml/2006/main">
+              <a:graphicData uri="http://schemas.openxmlformats.org/drawingml/2006/picture">
+                <pic:pic xmlns:pic="http://schemas.openxmlformats.org/drawingml/2006/picture">
+                  <pic:nvPicPr>
+                    <pic:cNvPr id="223593860" name="Picture 1" descr="A screenshot of a computer&#10;&#10;AI-generated content may be incorrect."/>
+                    <pic:cNvPicPr/>
+                  </pic:nvPicPr>
+                  <pic:blipFill>
+                    <a:blip r:embed="rId17"/>
+                    <a:stretch>
+                      <a:fillRect/>
+                    </a:stretch>
+                  </pic:blipFill>
+                  <pic:spPr>
+                    <a:xfrm>
+                      <a:off x="0" y="0"/>
+                      <a:ext cx="5731510" cy="1033145"/>
+                    </a:xfrm>
+                    <a:prstGeom prst="rect">
+                      <a:avLst/>
+                    </a:prstGeom>
+                  </pic:spPr>
+                </pic:pic>
+              </a:graphicData>
+            </a:graphic>
+          </wp:inline>
+        </w:drawing>
+      </w:r>
+    </w:p>
+    <w:p>
+      <w:pPr>
+        <w:pStyle w:val="ListParagraph"/>
+        <w:widowControl w:val="0"/>
+        <w:tabs>
+          <w:tab w:val="left" w:pos="0"/>
+          <w:tab w:val="left" w:leader="dot" w:pos="9355"/>
+        </w:tabs>
+        <w:spacing w:before="0" w:line="360" w:lineRule="auto"/>
+        <w:ind w:left="426"/>
+        <w:rPr>
+          <w:rFonts w:cs="Times New Roman"/>
+          <w:b/>
+          <w:bCs/>
+          <w:szCs w:val="26"/>
+          <w:lang w:val="sv-SE"/>
+        </w:rPr>
+      </w:pPr>
+    </w:p>
+    <w:p>
+      <w:pPr>
+        <w:widowControl w:val="0"/>
+        <w:tabs>
+          <w:tab w:val="left" w:leader="dot" w:pos="9355"/>
+        </w:tabs>
+        <w:spacing w:before="0" w:line="360" w:lineRule="auto"/>
+        <w:ind w:firstLine="567"/>
+        <w:jc w:val="both"/>
+        <w:rPr>
+          <w:rFonts w:cs="Times New Roman"/>
+          <w:szCs w:val="26"/>
+          <w:lang w:val="sv-SE"/>
+        </w:rPr>
+      </w:pPr>
+      <w:r>
+        <w:rPr>
+          <w:rFonts w:cs="Times New Roman"/>
+          <w:szCs w:val="26"/>
+          <w:lang w:val="sv-SE"/>
+        </w:rPr>
+        <w:t>Tiêu đề và logo</w:t>
+      </w:r>
+      <w:r>
+        <w:rPr>
+          <w:rFonts w:cs="Times New Roman"/>
+          <w:szCs w:val="26"/>
+          <w:lang w:val="sv-SE"/>
+        </w:rPr>
+        <w:t xml:space="preserve">: </w:t>
+      </w:r>
+      <w:r>
+        <w:rPr>
+          <w:rFonts w:cs="Times New Roman"/>
+          <w:szCs w:val="26"/>
+          <w:lang w:val="sv-SE"/>
+        </w:rPr>
+        <w:t xml:space="preserve">Trang chủ hiển thị tiêu đề của cửa hàng cùng với logo để xác định </w:t>
+      </w:r>
+      <w:r>
+        <w:rPr>
+          <w:rFonts w:cs="Times New Roman"/>
+          <w:szCs w:val="26"/>
+          <w:lang w:val="sv-SE"/>
+        </w:rPr>
+        <w:lastRenderedPageBreak/>
+        <w:t>thương hiệu của cửa hàng</w:t>
+      </w:r>
+      <w:r>
+        <w:rPr>
+          <w:rFonts w:cs="Times New Roman"/>
+          <w:szCs w:val="26"/>
+          <w:lang w:val="sv-SE"/>
+        </w:rPr>
+        <w:t>.</w:t>
+      </w:r>
+    </w:p>
+    <w:p>
+      <w:pPr>
+        <w:widowControl w:val="0"/>
+        <w:tabs>
+          <w:tab w:val="left" w:leader="dot" w:pos="9355"/>
+        </w:tabs>
+        <w:spacing w:before="0" w:line="360" w:lineRule="auto"/>
+        <w:ind w:firstLine="567"/>
+        <w:jc w:val="both"/>
+        <w:rPr>
+          <w:rFonts w:cs="Times New Roman"/>
+          <w:szCs w:val="26"/>
+          <w:lang w:val="sv-SE"/>
+        </w:rPr>
+      </w:pPr>
+      <w:r>
+        <w:rPr>
+          <w:rFonts w:cs="Times New Roman"/>
+          <w:szCs w:val="26"/>
+          <w:lang w:val="sv-SE"/>
+        </w:rPr>
+        <w:t xml:space="preserve">Menu điều hướng: Giao diện trang chủ chứa menu điều hướng để người dùng </w:t>
+      </w:r>
+      <w:r>
+        <w:rPr>
+          <w:rFonts w:cs="Times New Roman"/>
+          <w:szCs w:val="26"/>
+          <w:lang w:val="sv-SE"/>
+        </w:rPr>
+        <w:t>dễ dàng tìm kiếm các trang và chức năng của trang web chẳng hạn ô tìm kiếm, đăng nhập, giỏ hàng, loại sản phảm.</w:t>
+      </w:r>
+    </w:p>
+    <w:p>
+      <w:pPr>
+        <w:widowControl w:val="0"/>
+        <w:tabs>
+          <w:tab w:val="left" w:leader="dot" w:pos="9355"/>
+        </w:tabs>
+        <w:spacing w:before="0" w:line="360" w:lineRule="auto"/>
+        <w:ind w:firstLine="567"/>
+        <w:jc w:val="both"/>
+        <w:rPr>
+          <w:rFonts w:cs="Times New Roman"/>
+          <w:szCs w:val="26"/>
+          <w:lang w:val="sv-SE"/>
+        </w:rPr>
+      </w:pPr>
+      <w:r>
+        <w:rPr>
+          <w:rFonts w:cs="Times New Roman"/>
+          <w:szCs w:val="26"/>
+          <w:lang w:val="sv-SE"/>
+        </w:rPr>
+        <w:t>Ở giữa trang: Giao diện hiển thị các sản phẩm nổi bật của cửa hàng để người dùng có thể đưa ra nhiều lựa chọn.</w:t>
+      </w:r>
+    </w:p>
+    <w:p>
+      <w:pPr>
+        <w:widowControl w:val="0"/>
+        <w:tabs>
+          <w:tab w:val="left" w:leader="dot" w:pos="9355"/>
+        </w:tabs>
+        <w:spacing w:before="0" w:line="360" w:lineRule="auto"/>
+        <w:ind w:firstLine="567"/>
+        <w:jc w:val="both"/>
+        <w:rPr>
+          <w:rFonts w:cs="Times New Roman"/>
+          <w:szCs w:val="26"/>
+          <w:lang w:val="sv-SE"/>
+        </w:rPr>
+      </w:pPr>
+      <w:r>
+        <w:rPr>
+          <w:rFonts w:cs="Times New Roman"/>
+          <w:szCs w:val="26"/>
+          <w:lang w:val="sv-SE"/>
+        </w:rPr>
+        <w:t>Chân trang: Cuối trang chủ hiện thỉ thông tin cửa hàng, tuyển dụng, thông tin để hỗ trợ khách hàng và liên hệ, gửi góp ý khiếu nại về cửa hàng.</w:t>
+      </w:r>
+    </w:p>
+    <w:p>
+      <w:pPr>
+        <w:pStyle w:val="ListParagraph"/>
+        <w:widowControl w:val="0"/>
+        <w:tabs>
+          <w:tab w:val="left" w:pos="0"/>
+        </w:tabs>
+        <w:spacing w:before="0" w:line="360" w:lineRule="auto"/>
+        <w:ind w:left="426"/>
+        <w:rPr>
+          <w:rFonts w:cs="Times New Roman"/>
+          <w:b/>
+          <w:bCs/>
+          <w:szCs w:val="26"/>
+          <w:lang w:val="sv-SE"/>
+        </w:rPr>
+      </w:pPr>
+      <w:r>
+        <w:rPr>
+          <w:rFonts w:cs="Times New Roman"/>
+          <w:b/>
+          <w:bCs/>
+          <w:szCs w:val="26"/>
+          <w:lang w:val="sv-SE"/>
+        </w:rPr>
+        <w:t>4.1.</w:t>
+      </w:r>
+      <w:r>
+        <w:rPr>
+          <w:rFonts w:cs="Times New Roman"/>
+          <w:b/>
+          <w:bCs/>
+          <w:szCs w:val="26"/>
+          <w:lang w:val="sv-SE"/>
+        </w:rPr>
+        <w:t>2</w:t>
+      </w:r>
+      <w:r>
+        <w:rPr>
+          <w:rFonts w:cs="Times New Roman"/>
+          <w:b/>
+          <w:bCs/>
+          <w:szCs w:val="26"/>
+          <w:lang w:val="sv-SE"/>
+        </w:rPr>
+        <w:t xml:space="preserve"> Giao diện đăng ký</w:t>
+      </w:r>
+    </w:p>
+    <w:p>
+      <w:pPr>
+        <w:pStyle w:val="ListParagraph"/>
+        <w:widowControl w:val="0"/>
+        <w:tabs>
+          <w:tab w:val="left" w:pos="0"/>
+        </w:tabs>
+        <w:spacing w:before="0" w:line="360" w:lineRule="auto"/>
+        <w:ind w:left="426"/>
+        <w:rPr>
+          <w:rFonts w:cs="Times New Roman"/>
+          <w:b/>
+          <w:bCs/>
+          <w:szCs w:val="26"/>
+          <w:lang w:val="sv-SE"/>
+        </w:rPr>
+      </w:pPr>
+    </w:p>
+    <w:p>
+      <w:pPr>
+        <w:pStyle w:val="ListParagraph"/>
+        <w:widowControl w:val="0"/>
+        <w:tabs>
+          <w:tab w:val="left" w:pos="0"/>
+        </w:tabs>
+        <w:spacing w:before="0" w:line="360" w:lineRule="auto"/>
+        <w:ind w:left="426"/>
+        <w:rPr>
+          <w:rFonts w:cs="Times New Roman"/>
+          <w:b/>
+          <w:bCs/>
+          <w:szCs w:val="26"/>
+          <w:lang w:val="sv-SE"/>
+        </w:rPr>
+      </w:pPr>
+      <w:r>
+        <w:rPr>
+          <w:rFonts w:cs="Times New Roman"/>
+          <w:b/>
+          <w:bCs/>
+          <w:szCs w:val="26"/>
+          <w:lang w:val="sv-SE"/>
+        </w:rPr>
+        <w:t>4.1.</w:t>
+      </w:r>
+      <w:r>
+        <w:rPr>
+          <w:rFonts w:cs="Times New Roman"/>
+          <w:b/>
+          <w:bCs/>
+          <w:szCs w:val="26"/>
+          <w:lang w:val="sv-SE"/>
+        </w:rPr>
+        <w:t>3</w:t>
+      </w:r>
+      <w:r>
+        <w:rPr>
+          <w:rFonts w:cs="Times New Roman"/>
+          <w:b/>
+          <w:bCs/>
+          <w:szCs w:val="26"/>
+          <w:lang w:val="sv-SE"/>
+        </w:rPr>
+        <w:t xml:space="preserve"> Giao diện đăng nhập</w:t>
+      </w:r>
+    </w:p>
+    <w:p>
+      <w:pPr>
+        <w:pStyle w:val="ListParagraph"/>
+        <w:widowControl w:val="0"/>
+        <w:tabs>
+          <w:tab w:val="left" w:pos="0"/>
+          <w:tab w:val="left" w:leader="dot" w:pos="9355"/>
+        </w:tabs>
+        <w:spacing w:before="0" w:line="360" w:lineRule="auto"/>
+        <w:ind w:left="426"/>
+        <w:rPr>
+          <w:rFonts w:cs="Times New Roman"/>
+          <w:b/>
+          <w:bCs/>
+          <w:szCs w:val="26"/>
+          <w:lang w:val="sv-SE"/>
+        </w:rPr>
+      </w:pPr>
+    </w:p>
+    <w:p>
+      <w:pPr>
+        <w:pStyle w:val="ListParagraph"/>
+        <w:widowControl w:val="0"/>
+        <w:tabs>
+          <w:tab w:val="left" w:pos="0"/>
+        </w:tabs>
+        <w:spacing w:before="0" w:line="360" w:lineRule="auto"/>
+        <w:ind w:left="426"/>
+        <w:rPr>
+          <w:rFonts w:cs="Times New Roman"/>
+          <w:b/>
+          <w:bCs/>
+          <w:szCs w:val="26"/>
+          <w:lang w:val="sv-SE"/>
+        </w:rPr>
+      </w:pPr>
+      <w:r>
+        <w:rPr>
+          <w:rFonts w:cs="Times New Roman"/>
+          <w:b/>
+          <w:bCs/>
+          <w:szCs w:val="26"/>
+          <w:lang w:val="sv-SE"/>
+        </w:rPr>
+        <w:t>4.1.</w:t>
+      </w:r>
+      <w:r>
+        <w:rPr>
+          <w:rFonts w:cs="Times New Roman"/>
+          <w:b/>
+          <w:bCs/>
+          <w:szCs w:val="26"/>
+          <w:lang w:val="sv-SE"/>
+        </w:rPr>
+        <w:t>4</w:t>
+      </w:r>
+      <w:r>
+        <w:rPr>
+          <w:rFonts w:cs="Times New Roman"/>
+          <w:b/>
+          <w:bCs/>
+          <w:szCs w:val="26"/>
+          <w:lang w:val="sv-SE"/>
+        </w:rPr>
+        <w:t xml:space="preserve"> Giao diện trang sắp xếp theo loại</w:t>
+      </w:r>
+    </w:p>
+    <w:p>
+      <w:pPr>
+        <w:pStyle w:val="ListParagraph"/>
+        <w:widowControl w:val="0"/>
+        <w:tabs>
+          <w:tab w:val="left" w:pos="0"/>
+        </w:tabs>
+        <w:spacing w:before="0" w:line="360" w:lineRule="auto"/>
+        <w:ind w:left="426"/>
+        <w:rPr>
+          <w:rFonts w:cs="Times New Roman"/>
+          <w:b/>
+          <w:bCs/>
+          <w:szCs w:val="26"/>
+          <w:lang w:val="sv-SE"/>
+        </w:rPr>
+      </w:pPr>
+      <w:r>
+        <w:rPr>
+          <w:rFonts w:cs="Times New Roman"/>
+          <w:b/>
+          <w:bCs/>
+          <w:szCs w:val="26"/>
+          <w:lang w:val="sv-SE"/>
+        </w:rPr>
+        <w:t>4.1.</w:t>
+      </w:r>
+      <w:r>
+        <w:rPr>
+          <w:rFonts w:cs="Times New Roman"/>
+          <w:b/>
+          <w:bCs/>
+          <w:szCs w:val="26"/>
+          <w:lang w:val="sv-SE"/>
+        </w:rPr>
+        <w:t>5</w:t>
+      </w:r>
+      <w:r>
+        <w:rPr>
+          <w:rFonts w:cs="Times New Roman"/>
+          <w:b/>
+          <w:bCs/>
+          <w:szCs w:val="26"/>
+          <w:lang w:val="sv-SE"/>
+        </w:rPr>
+        <w:t xml:space="preserve"> Giao diện trang sắp xếp theo loại và hãng</w:t>
+      </w:r>
+    </w:p>
+    <w:p>
+      <w:pPr>
+        <w:pStyle w:val="ListParagraph"/>
+        <w:widowControl w:val="0"/>
+        <w:tabs>
+          <w:tab w:val="left" w:pos="0"/>
+        </w:tabs>
+        <w:spacing w:before="0" w:line="360" w:lineRule="auto"/>
+        <w:ind w:left="426"/>
+        <w:rPr>
+          <w:rFonts w:cs="Times New Roman"/>
+          <w:b/>
+          <w:bCs/>
+          <w:szCs w:val="26"/>
+          <w:lang w:val="sv-SE"/>
+        </w:rPr>
+      </w:pPr>
+      <w:r>
+        <w:rPr>
+          <w:rFonts w:cs="Times New Roman"/>
+          <w:b/>
+          <w:bCs/>
+          <w:szCs w:val="26"/>
+          <w:lang w:val="sv-SE"/>
+        </w:rPr>
+        <w:t>4.1.6 Giao diện giỏ hàng</w:t>
+      </w:r>
+    </w:p>
+    <w:p>
+      <w:pPr>
+        <w:pStyle w:val="ListParagraph"/>
+        <w:widowControl w:val="0"/>
+        <w:tabs>
+          <w:tab w:val="left" w:pos="0"/>
+        </w:tabs>
+        <w:spacing w:before="0" w:line="360" w:lineRule="auto"/>
+        <w:ind w:left="426"/>
+        <w:rPr>
+          <w:rFonts w:cs="Times New Roman"/>
+          <w:b/>
+          <w:bCs/>
+          <w:szCs w:val="26"/>
+          <w:lang w:val="sv-SE"/>
+        </w:rPr>
+      </w:pPr>
+      <w:r>
+        <w:rPr>
+          <w:rFonts w:cs="Times New Roman"/>
+          <w:b/>
+          <w:bCs/>
+          <w:szCs w:val="26"/>
+          <w:lang w:val="sv-SE"/>
+        </w:rPr>
+        <w:t>4.1.7 Giao diện đặt hàng</w:t>
+      </w:r>
+    </w:p>
+    <w:p>
+      <w:pPr>
+        <w:pStyle w:val="ListParagraph"/>
+        <w:widowControl w:val="0"/>
+        <w:tabs>
+          <w:tab w:val="left" w:pos="0"/>
+        </w:tabs>
+        <w:spacing w:before="0" w:line="360" w:lineRule="auto"/>
+        <w:ind w:left="426"/>
+        <w:rPr>
+          <w:rFonts w:cs="Times New Roman"/>
+          <w:b/>
+          <w:bCs/>
+          <w:szCs w:val="26"/>
+          <w:lang w:val="sv-SE"/>
+        </w:rPr>
+      </w:pPr>
+      <w:r>
+        <w:rPr>
+          <w:rFonts w:cs="Times New Roman"/>
+          <w:b/>
+          <w:bCs/>
+          <w:szCs w:val="26"/>
+          <w:lang w:val="sv-SE"/>
+        </w:rPr>
+        <w:t>4.1.8 Giao diện quản lý tài khoản</w:t>
+      </w:r>
+    </w:p>
+    <w:p>
+      <w:pPr>
+        <w:pStyle w:val="ListParagraph"/>
+        <w:widowControl w:val="0"/>
+        <w:tabs>
+          <w:tab w:val="left" w:pos="0"/>
+        </w:tabs>
+        <w:spacing w:before="0" w:line="360" w:lineRule="auto"/>
+        <w:ind w:left="426"/>
+        <w:rPr>
+          <w:rFonts w:cs="Times New Roman"/>
+          <w:b/>
+          <w:bCs/>
+          <w:szCs w:val="26"/>
+          <w:lang w:val="sv-SE"/>
+        </w:rPr>
+      </w:pPr>
+      <w:r>
+        <w:rPr>
+          <w:rFonts w:cs="Times New Roman"/>
+          <w:b/>
+          <w:bCs/>
+          <w:szCs w:val="26"/>
+          <w:lang w:val="sv-SE"/>
+        </w:rPr>
+        <w:t>4.1.9 Giao diện tìm kiếm</w:t>
+      </w:r>
+      <w:r>
+        <w:rPr>
+          <w:rFonts w:cs="Times New Roman"/>
+          <w:b/>
+          <w:bCs/>
+          <w:szCs w:val="26"/>
+          <w:lang w:val="sv-SE"/>
+        </w:rPr>
+        <w:tab/>
+        <w:t xml:space="preserve"> </w:t>
+      </w:r>
+    </w:p>
+    <w:p>
+      <w:pPr>
+        <w:pStyle w:val="ListParagraph"/>
+        <w:widowControl w:val="0"/>
+        <w:tabs>
+          <w:tab w:val="left" w:pos="0"/>
+        </w:tabs>
+        <w:spacing w:before="0" w:line="360" w:lineRule="auto"/>
+        <w:ind w:left="426"/>
+        <w:rPr>
+          <w:rFonts w:cs="Times New Roman"/>
+          <w:b/>
+          <w:bCs/>
+          <w:szCs w:val="26"/>
+          <w:lang w:val="sv-SE"/>
+        </w:rPr>
+      </w:pPr>
+      <w:r>
+        <w:rPr>
+          <w:rFonts w:cs="Times New Roman"/>
+          <w:b/>
+          <w:bCs/>
+          <w:szCs w:val="26"/>
+          <w:lang w:val="sv-SE"/>
+        </w:rPr>
+        <w:t xml:space="preserve">4.1.10 Giao diện </w:t>
+      </w:r>
+      <w:r>
+        <w:rPr>
+          <w:rFonts w:cs="Times New Roman"/>
+          <w:b/>
+          <w:bCs/>
+          <w:szCs w:val="26"/>
+          <w:lang w:val="sv-SE"/>
+        </w:rPr>
+        <w:t>gửi liên kệ, góp ý và khiếu nại</w:t>
+      </w:r>
+    </w:p>
+    <w:p>
+      <w:pPr>
+        <w:pStyle w:val="ListParagraph"/>
+        <w:widowControl w:val="0"/>
+        <w:tabs>
+          <w:tab w:val="left" w:pos="0"/>
+          <w:tab w:val="left" w:leader="dot" w:pos="9355"/>
+        </w:tabs>
+        <w:spacing w:before="0" w:line="360" w:lineRule="auto"/>
+        <w:ind w:left="426"/>
+        <w:rPr>
+          <w:rFonts w:cs="Times New Roman"/>
+          <w:b/>
+          <w:bCs/>
+          <w:szCs w:val="26"/>
+          <w:lang w:val="sv-SE"/>
+        </w:rPr>
+      </w:pPr>
+    </w:p>
+    <w:p>
+      <w:pPr>
+        <w:pStyle w:val="ListParagraph"/>
+        <w:widowControl w:val="0"/>
+        <w:numPr>
+          <w:ilvl w:val="0"/>
+          <w:numId w:val="55"/>
+        </w:numPr>
+        <w:tabs>
+          <w:tab w:val="left" w:pos="0"/>
+          <w:tab w:val="left" w:leader="dot" w:pos="9355"/>
+        </w:tabs>
+        <w:spacing w:before="0" w:line="360" w:lineRule="auto"/>
+        <w:ind w:left="426" w:hanging="426"/>
+        <w:rPr>
+          <w:rFonts w:cs="Times New Roman"/>
+          <w:b/>
+          <w:bCs/>
+          <w:szCs w:val="26"/>
+          <w:lang w:val="sv-SE"/>
+        </w:rPr>
+      </w:pPr>
+      <w:r>
+        <w:rPr>
+          <w:rFonts w:cs="Times New Roman"/>
+          <w:b/>
+          <w:bCs/>
+          <w:szCs w:val="26"/>
+          <w:lang w:val="sv-SE"/>
+        </w:rPr>
+        <w:t>Thiết kế giao diện admin</w:t>
+      </w:r>
+    </w:p>
+    <w:p>
+      <w:pPr>
+        <w:pStyle w:val="ListParagraph"/>
+        <w:widowControl w:val="0"/>
+        <w:tabs>
+          <w:tab w:val="left" w:pos="0"/>
+          <w:tab w:val="left" w:leader="dot" w:pos="9355"/>
+        </w:tabs>
+        <w:spacing w:before="0" w:line="360" w:lineRule="auto"/>
+        <w:ind w:left="360"/>
+        <w:rPr>
+          <w:rFonts w:cs="Times New Roman"/>
+          <w:b/>
+          <w:bCs/>
+          <w:szCs w:val="26"/>
+          <w:lang w:val="sv-SE"/>
+        </w:rPr>
+      </w:pPr>
+    </w:p>
+    <w:p>
+      <w:pPr>
+        <w:widowControl w:val="0"/>
+        <w:tabs>
+          <w:tab w:val="left" w:pos="0"/>
+          <w:tab w:val="left" w:leader="dot" w:pos="9355"/>
+        </w:tabs>
+        <w:spacing w:before="0" w:line="360" w:lineRule="auto"/>
+        <w:rPr>
+          <w:rFonts w:cs="Times New Roman"/>
+          <w:b/>
+          <w:bCs/>
+          <w:sz w:val="28"/>
+          <w:szCs w:val="28"/>
+          <w:lang w:val="sv-SE"/>
+        </w:rPr>
+      </w:pPr>
+    </w:p>
     <w:sectPr>
       <w:pgSz w:w="11906" w:h="16838" w:code="9"/>
       <w:pgMar w:top="1440" w:right="1440" w:bottom="1440" w:left="1440" w:header="708" w:footer="708" w:gutter="0"/>
@@ -14896,6 +15872,95 @@
     </w:lvl>
   </w:abstractNum>
   <w:abstractNum w:abstractNumId="8" w15:restartNumberingAfterBreak="0">
+    <w:nsid w:val="0C276D8F"/>
+    <w:multiLevelType w:val="hybridMultilevel"/>
+    <w:tmpl w:val="EA788FE6"/>
+    <w:lvl w:ilvl="0" w:tplc="F44EE734">
+      <w:start w:val="1"/>
+      <w:numFmt w:val="decimal"/>
+      <w:lvlText w:val="4.%1"/>
+      <w:lvlJc w:val="left"/>
+      <w:pPr>
+        <w:ind w:left="720" w:hanging="360"/>
+      </w:pPr>
+      <w:rPr>
+        <w:rFonts w:hint="default"/>
+      </w:rPr>
+    </w:lvl>
+    <w:lvl w:ilvl="1" w:tplc="042A0019">
+      <w:start w:val="1"/>
+      <w:numFmt w:val="lowerLetter"/>
+      <w:lvlText w:val="%2."/>
+      <w:lvlJc w:val="left"/>
+      <w:pPr>
+        <w:ind w:left="1440" w:hanging="360"/>
+      </w:pPr>
+    </w:lvl>
+    <w:lvl w:ilvl="2" w:tplc="042A001B">
+      <w:start w:val="1"/>
+      <w:numFmt w:val="lowerRoman"/>
+      <w:lvlText w:val="%3."/>
+      <w:lvlJc w:val="right"/>
+      <w:pPr>
+        <w:ind w:left="2160" w:hanging="180"/>
+      </w:pPr>
+    </w:lvl>
+    <w:lvl w:ilvl="3" w:tplc="042A000F" w:tentative="1">
+      <w:start w:val="1"/>
+      <w:numFmt w:val="decimal"/>
+      <w:lvlText w:val="%4."/>
+      <w:lvlJc w:val="left"/>
+      <w:pPr>
+        <w:ind w:left="2880" w:hanging="360"/>
+      </w:pPr>
+    </w:lvl>
+    <w:lvl w:ilvl="4" w:tplc="042A0019" w:tentative="1">
+      <w:start w:val="1"/>
+      <w:numFmt w:val="lowerLetter"/>
+      <w:lvlText w:val="%5."/>
+      <w:lvlJc w:val="left"/>
+      <w:pPr>
+        <w:ind w:left="3600" w:hanging="360"/>
+      </w:pPr>
+    </w:lvl>
+    <w:lvl w:ilvl="5" w:tplc="042A001B" w:tentative="1">
+      <w:start w:val="1"/>
+      <w:numFmt w:val="lowerRoman"/>
+      <w:lvlText w:val="%6."/>
+      <w:lvlJc w:val="right"/>
+      <w:pPr>
+        <w:ind w:left="4320" w:hanging="180"/>
+      </w:pPr>
+    </w:lvl>
+    <w:lvl w:ilvl="6" w:tplc="042A000F" w:tentative="1">
+      <w:start w:val="1"/>
+      <w:numFmt w:val="decimal"/>
+      <w:lvlText w:val="%7."/>
+      <w:lvlJc w:val="left"/>
+      <w:pPr>
+        <w:ind w:left="5040" w:hanging="360"/>
+      </w:pPr>
+    </w:lvl>
+    <w:lvl w:ilvl="7" w:tplc="042A0019" w:tentative="1">
+      <w:start w:val="1"/>
+      <w:numFmt w:val="lowerLetter"/>
+      <w:lvlText w:val="%8."/>
+      <w:lvlJc w:val="left"/>
+      <w:pPr>
+        <w:ind w:left="5760" w:hanging="360"/>
+      </w:pPr>
+    </w:lvl>
+    <w:lvl w:ilvl="8" w:tplc="042A001B" w:tentative="1">
+      <w:start w:val="1"/>
+      <w:numFmt w:val="lowerRoman"/>
+      <w:lvlText w:val="%9."/>
+      <w:lvlJc w:val="right"/>
+      <w:pPr>
+        <w:ind w:left="6480" w:hanging="180"/>
+      </w:pPr>
+    </w:lvl>
+  </w:abstractNum>
+  <w:abstractNum w:abstractNumId="9" w15:restartNumberingAfterBreak="0">
     <w:nsid w:val="12730C25"/>
     <w:multiLevelType w:val="hybridMultilevel"/>
     <w:tmpl w:val="763ECCCE"/>
@@ -14986,7 +16051,7 @@
       </w:pPr>
     </w:lvl>
   </w:abstractNum>
-  <w:abstractNum w:abstractNumId="9" w15:restartNumberingAfterBreak="0">
+  <w:abstractNum w:abstractNumId="10" w15:restartNumberingAfterBreak="0">
     <w:nsid w:val="168F0E50"/>
     <w:multiLevelType w:val="hybridMultilevel"/>
     <w:tmpl w:val="7B285514"/>
@@ -15099,7 +16164,7 @@
       </w:rPr>
     </w:lvl>
   </w:abstractNum>
-  <w:abstractNum w:abstractNumId="10" w15:restartNumberingAfterBreak="0">
+  <w:abstractNum w:abstractNumId="11" w15:restartNumberingAfterBreak="0">
     <w:nsid w:val="16E331CD"/>
     <w:multiLevelType w:val="multilevel"/>
     <w:tmpl w:val="16E331CD"/>
@@ -15212,7 +16277,7 @@
       </w:rPr>
     </w:lvl>
   </w:abstractNum>
-  <w:abstractNum w:abstractNumId="11" w15:restartNumberingAfterBreak="0">
+  <w:abstractNum w:abstractNumId="12" w15:restartNumberingAfterBreak="0">
     <w:nsid w:val="18507209"/>
     <w:multiLevelType w:val="multilevel"/>
     <w:tmpl w:val="18507209"/>
@@ -15349,7 +16414,7 @@
       </w:rPr>
     </w:lvl>
   </w:abstractNum>
-  <w:abstractNum w:abstractNumId="12" w15:restartNumberingAfterBreak="0">
+  <w:abstractNum w:abstractNumId="13" w15:restartNumberingAfterBreak="0">
     <w:nsid w:val="18F47B9F"/>
     <w:multiLevelType w:val="multilevel"/>
     <w:tmpl w:val="18F47B9F"/>
@@ -15461,7 +16526,7 @@
       </w:rPr>
     </w:lvl>
   </w:abstractNum>
-  <w:abstractNum w:abstractNumId="13" w15:restartNumberingAfterBreak="0">
+  <w:abstractNum w:abstractNumId="14" w15:restartNumberingAfterBreak="0">
     <w:nsid w:val="1D14498B"/>
     <w:multiLevelType w:val="hybridMultilevel"/>
     <w:tmpl w:val="23D4E7EC"/>
@@ -15574,7 +16639,7 @@
       </w:rPr>
     </w:lvl>
   </w:abstractNum>
-  <w:abstractNum w:abstractNumId="14" w15:restartNumberingAfterBreak="0">
+  <w:abstractNum w:abstractNumId="15" w15:restartNumberingAfterBreak="0">
     <w:nsid w:val="20284FF7"/>
     <w:multiLevelType w:val="multilevel"/>
     <w:tmpl w:val="E8C8CB56"/>
@@ -15687,7 +16752,7 @@
       </w:rPr>
     </w:lvl>
   </w:abstractNum>
-  <w:abstractNum w:abstractNumId="15" w15:restartNumberingAfterBreak="0">
+  <w:abstractNum w:abstractNumId="16" w15:restartNumberingAfterBreak="0">
     <w:nsid w:val="20EE00EC"/>
     <w:multiLevelType w:val="multilevel"/>
     <w:tmpl w:val="20EE00EC"/>
@@ -15799,7 +16864,7 @@
       </w:rPr>
     </w:lvl>
   </w:abstractNum>
-  <w:abstractNum w:abstractNumId="16" w15:restartNumberingAfterBreak="0">
+  <w:abstractNum w:abstractNumId="17" w15:restartNumberingAfterBreak="0">
     <w:nsid w:val="26624631"/>
     <w:multiLevelType w:val="hybridMultilevel"/>
     <w:tmpl w:val="35E885D2"/>
@@ -15888,7 +16953,7 @@
       </w:pPr>
     </w:lvl>
   </w:abstractNum>
-  <w:abstractNum w:abstractNumId="17" w15:restartNumberingAfterBreak="0">
+  <w:abstractNum w:abstractNumId="18" w15:restartNumberingAfterBreak="0">
     <w:nsid w:val="27D01DDB"/>
     <w:multiLevelType w:val="hybridMultilevel"/>
     <w:tmpl w:val="2E2CD554"/>
@@ -15977,7 +17042,7 @@
       </w:pPr>
     </w:lvl>
   </w:abstractNum>
-  <w:abstractNum w:abstractNumId="18" w15:restartNumberingAfterBreak="0">
+  <w:abstractNum w:abstractNumId="19" w15:restartNumberingAfterBreak="0">
     <w:nsid w:val="28E04636"/>
     <w:multiLevelType w:val="hybridMultilevel"/>
     <w:tmpl w:val="9D7AC75A"/>
@@ -16090,7 +17155,7 @@
       </w:rPr>
     </w:lvl>
   </w:abstractNum>
-  <w:abstractNum w:abstractNumId="19" w15:restartNumberingAfterBreak="0">
+  <w:abstractNum w:abstractNumId="20" w15:restartNumberingAfterBreak="0">
     <w:nsid w:val="2A9B2DEA"/>
     <w:multiLevelType w:val="hybridMultilevel"/>
     <w:tmpl w:val="630C3056"/>
@@ -16203,7 +17268,7 @@
       </w:rPr>
     </w:lvl>
   </w:abstractNum>
-  <w:abstractNum w:abstractNumId="20" w15:restartNumberingAfterBreak="0">
+  <w:abstractNum w:abstractNumId="21" w15:restartNumberingAfterBreak="0">
     <w:nsid w:val="2B576110"/>
     <w:multiLevelType w:val="hybridMultilevel"/>
     <w:tmpl w:val="DD2A20E8"/>
@@ -16289,7 +17354,7 @@
       </w:pPr>
     </w:lvl>
   </w:abstractNum>
-  <w:abstractNum w:abstractNumId="21" w15:restartNumberingAfterBreak="0">
+  <w:abstractNum w:abstractNumId="22" w15:restartNumberingAfterBreak="0">
     <w:nsid w:val="2D4B5499"/>
     <w:multiLevelType w:val="multilevel"/>
     <w:tmpl w:val="C71AA25C"/>
@@ -16402,7 +17467,7 @@
       </w:rPr>
     </w:lvl>
   </w:abstractNum>
-  <w:abstractNum w:abstractNumId="22" w15:restartNumberingAfterBreak="0">
+  <w:abstractNum w:abstractNumId="23" w15:restartNumberingAfterBreak="0">
     <w:nsid w:val="2D5A0E24"/>
     <w:multiLevelType w:val="hybridMultilevel"/>
     <w:tmpl w:val="4E58EA94"/>
@@ -16514,7 +17579,7 @@
       </w:rPr>
     </w:lvl>
   </w:abstractNum>
-  <w:abstractNum w:abstractNumId="23" w15:restartNumberingAfterBreak="0">
+  <w:abstractNum w:abstractNumId="24" w15:restartNumberingAfterBreak="0">
     <w:nsid w:val="2E1D4A50"/>
     <w:multiLevelType w:val="multilevel"/>
     <w:tmpl w:val="1376E704"/>
@@ -16663,7 +17728,7 @@
       </w:rPr>
     </w:lvl>
   </w:abstractNum>
-  <w:abstractNum w:abstractNumId="24" w15:restartNumberingAfterBreak="0">
+  <w:abstractNum w:abstractNumId="25" w15:restartNumberingAfterBreak="0">
     <w:nsid w:val="2E257213"/>
     <w:multiLevelType w:val="hybridMultilevel"/>
     <w:tmpl w:val="40986D90"/>
@@ -16752,7 +17817,7 @@
       </w:pPr>
     </w:lvl>
   </w:abstractNum>
-  <w:abstractNum w:abstractNumId="25" w15:restartNumberingAfterBreak="0">
+  <w:abstractNum w:abstractNumId="26" w15:restartNumberingAfterBreak="0">
     <w:nsid w:val="30060416"/>
     <w:multiLevelType w:val="multilevel"/>
     <w:tmpl w:val="30060416"/>
@@ -16865,7 +17930,93 @@
       </w:rPr>
     </w:lvl>
   </w:abstractNum>
-  <w:abstractNum w:abstractNumId="26" w15:restartNumberingAfterBreak="0">
+  <w:abstractNum w:abstractNumId="27" w15:restartNumberingAfterBreak="0">
+    <w:nsid w:val="31C100BB"/>
+    <w:multiLevelType w:val="hybridMultilevel"/>
+    <w:tmpl w:val="614635CE"/>
+    <w:lvl w:ilvl="0" w:tplc="042A000F">
+      <w:start w:val="1"/>
+      <w:numFmt w:val="decimal"/>
+      <w:lvlText w:val="%1."/>
+      <w:lvlJc w:val="left"/>
+      <w:pPr>
+        <w:ind w:left="720" w:hanging="360"/>
+      </w:pPr>
+    </w:lvl>
+    <w:lvl w:ilvl="1" w:tplc="042A0019" w:tentative="1">
+      <w:start w:val="1"/>
+      <w:numFmt w:val="lowerLetter"/>
+      <w:lvlText w:val="%2."/>
+      <w:lvlJc w:val="left"/>
+      <w:pPr>
+        <w:ind w:left="1440" w:hanging="360"/>
+      </w:pPr>
+    </w:lvl>
+    <w:lvl w:ilvl="2" w:tplc="042A001B" w:tentative="1">
+      <w:start w:val="1"/>
+      <w:numFmt w:val="lowerRoman"/>
+      <w:lvlText w:val="%3."/>
+      <w:lvlJc w:val="right"/>
+      <w:pPr>
+        <w:ind w:left="2160" w:hanging="180"/>
+      </w:pPr>
+    </w:lvl>
+    <w:lvl w:ilvl="3" w:tplc="042A000F" w:tentative="1">
+      <w:start w:val="1"/>
+      <w:numFmt w:val="decimal"/>
+      <w:lvlText w:val="%4."/>
+      <w:lvlJc w:val="left"/>
+      <w:pPr>
+        <w:ind w:left="2880" w:hanging="360"/>
+      </w:pPr>
+    </w:lvl>
+    <w:lvl w:ilvl="4" w:tplc="042A0019" w:tentative="1">
+      <w:start w:val="1"/>
+      <w:numFmt w:val="lowerLetter"/>
+      <w:lvlText w:val="%5."/>
+      <w:lvlJc w:val="left"/>
+      <w:pPr>
+        <w:ind w:left="3600" w:hanging="360"/>
+      </w:pPr>
+    </w:lvl>
+    <w:lvl w:ilvl="5" w:tplc="042A001B" w:tentative="1">
+      <w:start w:val="1"/>
+      <w:numFmt w:val="lowerRoman"/>
+      <w:lvlText w:val="%6."/>
+      <w:lvlJc w:val="right"/>
+      <w:pPr>
+        <w:ind w:left="4320" w:hanging="180"/>
+      </w:pPr>
+    </w:lvl>
+    <w:lvl w:ilvl="6" w:tplc="042A000F" w:tentative="1">
+      <w:start w:val="1"/>
+      <w:numFmt w:val="decimal"/>
+      <w:lvlText w:val="%7."/>
+      <w:lvlJc w:val="left"/>
+      <w:pPr>
+        <w:ind w:left="5040" w:hanging="360"/>
+      </w:pPr>
+    </w:lvl>
+    <w:lvl w:ilvl="7" w:tplc="042A0019" w:tentative="1">
+      <w:start w:val="1"/>
+      <w:numFmt w:val="lowerLetter"/>
+      <w:lvlText w:val="%8."/>
+      <w:lvlJc w:val="left"/>
+      <w:pPr>
+        <w:ind w:left="5760" w:hanging="360"/>
+      </w:pPr>
+    </w:lvl>
+    <w:lvl w:ilvl="8" w:tplc="042A001B" w:tentative="1">
+      <w:start w:val="1"/>
+      <w:numFmt w:val="lowerRoman"/>
+      <w:lvlText w:val="%9."/>
+      <w:lvlJc w:val="right"/>
+      <w:pPr>
+        <w:ind w:left="6480" w:hanging="180"/>
+      </w:pPr>
+    </w:lvl>
+  </w:abstractNum>
+  <w:abstractNum w:abstractNumId="28" w15:restartNumberingAfterBreak="0">
     <w:nsid w:val="3BAE3EEE"/>
     <w:multiLevelType w:val="hybridMultilevel"/>
     <w:tmpl w:val="5BB4781C"/>
@@ -16979,7 +18130,7 @@
       </w:rPr>
     </w:lvl>
   </w:abstractNum>
-  <w:abstractNum w:abstractNumId="27" w15:restartNumberingAfterBreak="0">
+  <w:abstractNum w:abstractNumId="29" w15:restartNumberingAfterBreak="0">
     <w:nsid w:val="3CBA5E86"/>
     <w:multiLevelType w:val="hybridMultilevel"/>
     <w:tmpl w:val="1DE09756"/>
@@ -17091,7 +18242,7 @@
       </w:rPr>
     </w:lvl>
   </w:abstractNum>
-  <w:abstractNum w:abstractNumId="28" w15:restartNumberingAfterBreak="0">
+  <w:abstractNum w:abstractNumId="30" w15:restartNumberingAfterBreak="0">
     <w:nsid w:val="3FA0264F"/>
     <w:multiLevelType w:val="hybridMultilevel"/>
     <w:tmpl w:val="A3522464"/>
@@ -17177,7 +18328,7 @@
       </w:pPr>
     </w:lvl>
   </w:abstractNum>
-  <w:abstractNum w:abstractNumId="29" w15:restartNumberingAfterBreak="0">
+  <w:abstractNum w:abstractNumId="31" w15:restartNumberingAfterBreak="0">
     <w:nsid w:val="42A85B7E"/>
     <w:multiLevelType w:val="hybridMultilevel"/>
     <w:tmpl w:val="BB04FEF6"/>
@@ -17266,7 +18417,7 @@
       </w:pPr>
     </w:lvl>
   </w:abstractNum>
-  <w:abstractNum w:abstractNumId="30" w15:restartNumberingAfterBreak="0">
+  <w:abstractNum w:abstractNumId="32" w15:restartNumberingAfterBreak="0">
     <w:nsid w:val="469E6477"/>
     <w:multiLevelType w:val="hybridMultilevel"/>
     <w:tmpl w:val="DB1EA642"/>
@@ -17378,7 +18529,96 @@
       </w:rPr>
     </w:lvl>
   </w:abstractNum>
-  <w:abstractNum w:abstractNumId="31" w15:restartNumberingAfterBreak="0">
+  <w:abstractNum w:abstractNumId="33" w15:restartNumberingAfterBreak="0">
+    <w:nsid w:val="48C45E63"/>
+    <w:multiLevelType w:val="hybridMultilevel"/>
+    <w:tmpl w:val="96F6F3B2"/>
+    <w:lvl w:ilvl="0" w:tplc="87E0146C">
+      <w:start w:val="1"/>
+      <w:numFmt w:val="decimal"/>
+      <w:lvlText w:val="3.%1"/>
+      <w:lvlJc w:val="left"/>
+      <w:pPr>
+        <w:ind w:left="720" w:hanging="360"/>
+      </w:pPr>
+      <w:rPr>
+        <w:rFonts w:hint="default"/>
+      </w:rPr>
+    </w:lvl>
+    <w:lvl w:ilvl="1" w:tplc="042A0019" w:tentative="1">
+      <w:start w:val="1"/>
+      <w:numFmt w:val="lowerLetter"/>
+      <w:lvlText w:val="%2."/>
+      <w:lvlJc w:val="left"/>
+      <w:pPr>
+        <w:ind w:left="1440" w:hanging="360"/>
+      </w:pPr>
+    </w:lvl>
+    <w:lvl w:ilvl="2" w:tplc="042A001B" w:tentative="1">
+      <w:start w:val="1"/>
+      <w:numFmt w:val="lowerRoman"/>
+      <w:lvlText w:val="%3."/>
+      <w:lvlJc w:val="right"/>
+      <w:pPr>
+        <w:ind w:left="2160" w:hanging="180"/>
+      </w:pPr>
+    </w:lvl>
+    <w:lvl w:ilvl="3" w:tplc="042A000F" w:tentative="1">
+      <w:start w:val="1"/>
+      <w:numFmt w:val="decimal"/>
+      <w:lvlText w:val="%4."/>
+      <w:lvlJc w:val="left"/>
+      <w:pPr>
+        <w:ind w:left="2880" w:hanging="360"/>
+      </w:pPr>
+    </w:lvl>
+    <w:lvl w:ilvl="4" w:tplc="042A0019" w:tentative="1">
+      <w:start w:val="1"/>
+      <w:numFmt w:val="lowerLetter"/>
+      <w:lvlText w:val="%5."/>
+      <w:lvlJc w:val="left"/>
+      <w:pPr>
+        <w:ind w:left="3600" w:hanging="360"/>
+      </w:pPr>
+    </w:lvl>
+    <w:lvl w:ilvl="5" w:tplc="042A001B" w:tentative="1">
+      <w:start w:val="1"/>
+      <w:numFmt w:val="lowerRoman"/>
+      <w:lvlText w:val="%6."/>
+      <w:lvlJc w:val="right"/>
+      <w:pPr>
+        <w:ind w:left="4320" w:hanging="180"/>
+      </w:pPr>
+    </w:lvl>
+    <w:lvl w:ilvl="6" w:tplc="042A000F" w:tentative="1">
+      <w:start w:val="1"/>
+      <w:numFmt w:val="decimal"/>
+      <w:lvlText w:val="%7."/>
+      <w:lvlJc w:val="left"/>
+      <w:pPr>
+        <w:ind w:left="5040" w:hanging="360"/>
+      </w:pPr>
+    </w:lvl>
+    <w:lvl w:ilvl="7" w:tplc="042A0019" w:tentative="1">
+      <w:start w:val="1"/>
+      <w:numFmt w:val="lowerLetter"/>
+      <w:lvlText w:val="%8."/>
+      <w:lvlJc w:val="left"/>
+      <w:pPr>
+        <w:ind w:left="5760" w:hanging="360"/>
+      </w:pPr>
+    </w:lvl>
+    <w:lvl w:ilvl="8" w:tplc="042A001B" w:tentative="1">
+      <w:start w:val="1"/>
+      <w:numFmt w:val="lowerRoman"/>
+      <w:lvlText w:val="%9."/>
+      <w:lvlJc w:val="right"/>
+      <w:pPr>
+        <w:ind w:left="6480" w:hanging="180"/>
+      </w:pPr>
+    </w:lvl>
+  </w:abstractNum>
+  <w:abstractNum w:abstractNumId="34" w15:restartNumberingAfterBreak="0">
     <w:nsid w:val="4D9042A0"/>
     <w:multiLevelType w:val="hybridMultilevel"/>
     <w:tmpl w:val="4A7C014E"/>
@@ -17491,7 +18731,7 @@
       </w:rPr>
     </w:lvl>
   </w:abstractNum>
-  <w:abstractNum w:abstractNumId="32" w15:restartNumberingAfterBreak="0">
+  <w:abstractNum w:abstractNumId="35" w15:restartNumberingAfterBreak="0">
     <w:nsid w:val="556A088E"/>
     <w:multiLevelType w:val="hybridMultilevel"/>
     <w:tmpl w:val="DE24C184"/>
@@ -17604,7 +18844,7 @@
       </w:rPr>
     </w:lvl>
   </w:abstractNum>
-  <w:abstractNum w:abstractNumId="33" w15:restartNumberingAfterBreak="0">
+  <w:abstractNum w:abstractNumId="36" w15:restartNumberingAfterBreak="0">
     <w:nsid w:val="566522DB"/>
     <w:multiLevelType w:val="hybridMultilevel"/>
     <w:tmpl w:val="DC02DEDE"/>
@@ -17718,7 +18958,7 @@
       </w:rPr>
     </w:lvl>
   </w:abstractNum>
-  <w:abstractNum w:abstractNumId="34" w15:restartNumberingAfterBreak="0">
+  <w:abstractNum w:abstractNumId="37" w15:restartNumberingAfterBreak="0">
     <w:nsid w:val="566A5A15"/>
     <w:multiLevelType w:val="hybridMultilevel"/>
     <w:tmpl w:val="B3DA59D0"/>
@@ -17807,7 +19047,7 @@
       </w:pPr>
     </w:lvl>
   </w:abstractNum>
-  <w:abstractNum w:abstractNumId="35" w15:restartNumberingAfterBreak="0">
+  <w:abstractNum w:abstractNumId="38" w15:restartNumberingAfterBreak="0">
     <w:nsid w:val="5A8E51C1"/>
     <w:multiLevelType w:val="hybridMultilevel"/>
     <w:tmpl w:val="2762460E"/>
@@ -17921,7 +19161,7 @@
       </w:rPr>
     </w:lvl>
   </w:abstractNum>
-  <w:abstractNum w:abstractNumId="36" w15:restartNumberingAfterBreak="0">
+  <w:abstractNum w:abstractNumId="39" w15:restartNumberingAfterBreak="0">
     <w:nsid w:val="5D083AA9"/>
     <w:multiLevelType w:val="hybridMultilevel"/>
     <w:tmpl w:val="F4B442C6"/>
@@ -18035,7 +19275,7 @@
       </w:rPr>
     </w:lvl>
   </w:abstractNum>
-  <w:abstractNum w:abstractNumId="37" w15:restartNumberingAfterBreak="0">
+  <w:abstractNum w:abstractNumId="40" w15:restartNumberingAfterBreak="0">
     <w:nsid w:val="63E63B55"/>
     <w:multiLevelType w:val="multilevel"/>
     <w:tmpl w:val="C71AA25C"/>
@@ -18148,7 +19388,7 @@
       </w:rPr>
     </w:lvl>
   </w:abstractNum>
-  <w:abstractNum w:abstractNumId="38" w15:restartNumberingAfterBreak="0">
+  <w:abstractNum w:abstractNumId="41" w15:restartNumberingAfterBreak="0">
     <w:nsid w:val="662E44C7"/>
     <w:multiLevelType w:val="hybridMultilevel"/>
     <w:tmpl w:val="B94659D8"/>
@@ -18262,7 +19502,7 @@
       </w:rPr>
     </w:lvl>
   </w:abstractNum>
-  <w:abstractNum w:abstractNumId="39" w15:restartNumberingAfterBreak="0">
+  <w:abstractNum w:abstractNumId="42" w15:restartNumberingAfterBreak="0">
     <w:nsid w:val="666C0C09"/>
     <w:multiLevelType w:val="hybridMultilevel"/>
     <w:tmpl w:val="32184FBA"/>
@@ -18375,7 +19615,7 @@
       </w:rPr>
     </w:lvl>
   </w:abstractNum>
-  <w:abstractNum w:abstractNumId="40" w15:restartNumberingAfterBreak="0">
+  <w:abstractNum w:abstractNumId="43" w15:restartNumberingAfterBreak="0">
     <w:nsid w:val="682C3447"/>
     <w:multiLevelType w:val="hybridMultilevel"/>
     <w:tmpl w:val="DA14C3BE"/>
@@ -18489,7 +19729,7 @@
       </w:rPr>
     </w:lvl>
   </w:abstractNum>
-  <w:abstractNum w:abstractNumId="41" w15:restartNumberingAfterBreak="0">
+  <w:abstractNum w:abstractNumId="44" w15:restartNumberingAfterBreak="0">
     <w:nsid w:val="6ABE5458"/>
     <w:multiLevelType w:val="hybridMultilevel"/>
     <w:tmpl w:val="EDA0CE06"/>
@@ -18602,7 +19842,7 @@
       </w:rPr>
     </w:lvl>
   </w:abstractNum>
-  <w:abstractNum w:abstractNumId="42" w15:restartNumberingAfterBreak="0">
+  <w:abstractNum w:abstractNumId="45" w15:restartNumberingAfterBreak="0">
     <w:nsid w:val="6B7F27CC"/>
     <w:multiLevelType w:val="hybridMultilevel"/>
     <w:tmpl w:val="D4B48C9C"/>
@@ -18715,7 +19955,7 @@
       </w:rPr>
     </w:lvl>
   </w:abstractNum>
-  <w:abstractNum w:abstractNumId="43" w15:restartNumberingAfterBreak="0">
+  <w:abstractNum w:abstractNumId="46" w15:restartNumberingAfterBreak="0">
     <w:nsid w:val="6CC3493A"/>
     <w:multiLevelType w:val="hybridMultilevel"/>
     <w:tmpl w:val="E21E3032"/>
@@ -18827,7 +20067,7 @@
       </w:rPr>
     </w:lvl>
   </w:abstractNum>
-  <w:abstractNum w:abstractNumId="44" w15:restartNumberingAfterBreak="0">
+  <w:abstractNum w:abstractNumId="47" w15:restartNumberingAfterBreak="0">
     <w:nsid w:val="718B39E6"/>
     <w:multiLevelType w:val="hybridMultilevel"/>
     <w:tmpl w:val="E2BCC93E"/>
@@ -18939,7 +20179,7 @@
       </w:rPr>
     </w:lvl>
   </w:abstractNum>
-  <w:abstractNum w:abstractNumId="45" w15:restartNumberingAfterBreak="0">
+  <w:abstractNum w:abstractNumId="48" w15:restartNumberingAfterBreak="0">
     <w:nsid w:val="72002BCA"/>
     <w:multiLevelType w:val="hybridMultilevel"/>
     <w:tmpl w:val="410E053C"/>
@@ -19053,7 +20293,7 @@
       </w:rPr>
     </w:lvl>
   </w:abstractNum>
-  <w:abstractNum w:abstractNumId="46" w15:restartNumberingAfterBreak="0">
+  <w:abstractNum w:abstractNumId="49" w15:restartNumberingAfterBreak="0">
     <w:nsid w:val="788557D4"/>
     <w:multiLevelType w:val="hybridMultilevel"/>
     <w:tmpl w:val="42A66BBA"/>
@@ -19139,7 +20379,7 @@
       </w:pPr>
     </w:lvl>
   </w:abstractNum>
-  <w:abstractNum w:abstractNumId="47" w15:restartNumberingAfterBreak="0">
+  <w:abstractNum w:abstractNumId="50" w15:restartNumberingAfterBreak="0">
     <w:nsid w:val="79FB6891"/>
     <w:multiLevelType w:val="hybridMultilevel"/>
     <w:tmpl w:val="8C841ED8"/>
@@ -19252,7 +20492,7 @@
       </w:rPr>
     </w:lvl>
   </w:abstractNum>
-  <w:abstractNum w:abstractNumId="48" w15:restartNumberingAfterBreak="0">
+  <w:abstractNum w:abstractNumId="51" w15:restartNumberingAfterBreak="0">
     <w:nsid w:val="7A46227A"/>
     <w:multiLevelType w:val="hybridMultilevel"/>
     <w:tmpl w:val="CDACF42A"/>
@@ -19365,7 +20605,7 @@
       </w:rPr>
     </w:lvl>
   </w:abstractNum>
-  <w:abstractNum w:abstractNumId="49" w15:restartNumberingAfterBreak="0">
+  <w:abstractNum w:abstractNumId="52" w15:restartNumberingAfterBreak="0">
     <w:nsid w:val="7AEC7E01"/>
     <w:multiLevelType w:val="hybridMultilevel"/>
     <w:tmpl w:val="E83E257A"/>
@@ -19478,7 +20718,7 @@
       </w:rPr>
     </w:lvl>
   </w:abstractNum>
-  <w:abstractNum w:abstractNumId="50" w15:restartNumberingAfterBreak="0">
+  <w:abstractNum w:abstractNumId="53" w15:restartNumberingAfterBreak="0">
     <w:nsid w:val="7C424EC6"/>
     <w:multiLevelType w:val="hybridMultilevel"/>
     <w:tmpl w:val="7AFED792"/>
@@ -19591,7 +20831,7 @@
       </w:rPr>
     </w:lvl>
   </w:abstractNum>
-  <w:abstractNum w:abstractNumId="51" w15:restartNumberingAfterBreak="0">
+  <w:abstractNum w:abstractNumId="54" w15:restartNumberingAfterBreak="0">
     <w:nsid w:val="7D7F4F18"/>
     <w:multiLevelType w:val="multilevel"/>
     <w:tmpl w:val="0B1C97A0"/>
@@ -19741,91 +20981,91 @@
     </w:lvl>
   </w:abstractNum>
   <w:num w:numId="1" w16cid:durableId="321591652">
-    <w:abstractNumId w:val="14"/>
+    <w:abstractNumId w:val="15"/>
   </w:num>
   <w:num w:numId="2" w16cid:durableId="548568608">
-    <w:abstractNumId w:val="51"/>
+    <w:abstractNumId w:val="54"/>
   </w:num>
   <w:num w:numId="3" w16cid:durableId="469715432">
-    <w:abstractNumId w:val="23"/>
+    <w:abstractNumId w:val="24"/>
   </w:num>
   <w:num w:numId="4" w16cid:durableId="537665927">
     <w:abstractNumId w:val="3"/>
   </w:num>
   <w:num w:numId="5" w16cid:durableId="1532768321">
-    <w:abstractNumId w:val="38"/>
+    <w:abstractNumId w:val="41"/>
   </w:num>
   <w:num w:numId="6" w16cid:durableId="1001812255">
     <w:abstractNumId w:val="1"/>
   </w:num>
   <w:num w:numId="7" w16cid:durableId="638806853">
-    <w:abstractNumId w:val="47"/>
+    <w:abstractNumId w:val="50"/>
   </w:num>
   <w:num w:numId="8" w16cid:durableId="687289267">
-    <w:abstractNumId w:val="19"/>
+    <w:abstractNumId w:val="20"/>
   </w:num>
   <w:num w:numId="9" w16cid:durableId="1813987518">
-    <w:abstractNumId w:val="33"/>
+    <w:abstractNumId w:val="36"/>
   </w:num>
   <w:num w:numId="10" w16cid:durableId="1715228955">
-    <w:abstractNumId w:val="26"/>
+    <w:abstractNumId w:val="28"/>
   </w:num>
   <w:num w:numId="11" w16cid:durableId="2102749071">
+    <w:abstractNumId w:val="10"/>
+  </w:num>
+  <w:num w:numId="12" w16cid:durableId="1120101151">
+    <w:abstractNumId w:val="45"/>
+  </w:num>
+  <w:num w:numId="13" w16cid:durableId="1166092770">
+    <w:abstractNumId w:val="43"/>
+  </w:num>
+  <w:num w:numId="14" w16cid:durableId="1160269754">
+    <w:abstractNumId w:val="44"/>
+  </w:num>
+  <w:num w:numId="15" w16cid:durableId="267860765">
     <w:abstractNumId w:val="9"/>
   </w:num>
-  <w:num w:numId="12" w16cid:durableId="1120101151">
-    <w:abstractNumId w:val="42"/>
+  <w:num w:numId="16" w16cid:durableId="315381375">
+    <w:abstractNumId w:val="31"/>
   </w:num>
-  <w:num w:numId="13" w16cid:durableId="1166092770">
+  <w:num w:numId="17" w16cid:durableId="1901936198">
+    <w:abstractNumId w:val="30"/>
+  </w:num>
+  <w:num w:numId="18" w16cid:durableId="577909952">
     <w:abstractNumId w:val="40"/>
   </w:num>
-  <w:num w:numId="14" w16cid:durableId="1160269754">
-    <w:abstractNumId w:val="41"/>
-  </w:num>
-  <w:num w:numId="15" w16cid:durableId="267860765">
-    <w:abstractNumId w:val="8"/>
-  </w:num>
-  <w:num w:numId="16" w16cid:durableId="315381375">
-    <w:abstractNumId w:val="29"/>
-  </w:num>
-  <w:num w:numId="17" w16cid:durableId="1901936198">
-    <w:abstractNumId w:val="28"/>
-  </w:num>
-  <w:num w:numId="18" w16cid:durableId="577909952">
-    <w:abstractNumId w:val="37"/>
-  </w:num>
   <w:num w:numId="19" w16cid:durableId="1062413782">
-    <w:abstractNumId w:val="43"/>
+    <w:abstractNumId w:val="46"/>
   </w:num>
   <w:num w:numId="20" w16cid:durableId="1571304575">
-    <w:abstractNumId w:val="31"/>
+    <w:abstractNumId w:val="34"/>
   </w:num>
   <w:num w:numId="21" w16cid:durableId="1174800728">
-    <w:abstractNumId w:val="13"/>
+    <w:abstractNumId w:val="14"/>
   </w:num>
   <w:num w:numId="22" w16cid:durableId="1530945198">
     <w:abstractNumId w:val="0"/>
   </w:num>
   <w:num w:numId="23" w16cid:durableId="884173146">
-    <w:abstractNumId w:val="49"/>
+    <w:abstractNumId w:val="52"/>
   </w:num>
   <w:num w:numId="24" w16cid:durableId="125468571">
-    <w:abstractNumId w:val="18"/>
+    <w:abstractNumId w:val="19"/>
   </w:num>
   <w:num w:numId="25" w16cid:durableId="171645843">
     <w:abstractNumId w:val="4"/>
   </w:num>
   <w:num w:numId="26" w16cid:durableId="1436822659">
-    <w:abstractNumId w:val="48"/>
+    <w:abstractNumId w:val="51"/>
   </w:num>
   <w:num w:numId="27" w16cid:durableId="1378705320">
-    <w:abstractNumId w:val="25"/>
+    <w:abstractNumId w:val="26"/>
   </w:num>
   <w:num w:numId="28" w16cid:durableId="82456910">
-    <w:abstractNumId w:val="10"/>
+    <w:abstractNumId w:val="11"/>
   </w:num>
   <w:num w:numId="29" w16cid:durableId="1495485839">
-    <w:abstractNumId w:val="22"/>
+    <w:abstractNumId w:val="23"/>
   </w:num>
   <w:num w:numId="30" w16cid:durableId="2033997374">
     <w:abstractNumId w:val="7"/>
@@ -19834,67 +21074,76 @@
     <w:abstractNumId w:val="6"/>
   </w:num>
   <w:num w:numId="32" w16cid:durableId="1024404045">
-    <w:abstractNumId w:val="12"/>
+    <w:abstractNumId w:val="13"/>
   </w:num>
   <w:num w:numId="33" w16cid:durableId="11803850">
-    <w:abstractNumId w:val="15"/>
+    <w:abstractNumId w:val="16"/>
   </w:num>
   <w:num w:numId="34" w16cid:durableId="1884097298">
+    <w:abstractNumId w:val="35"/>
+  </w:num>
+  <w:num w:numId="35" w16cid:durableId="1166479048">
     <w:abstractNumId w:val="32"/>
   </w:num>
-  <w:num w:numId="35" w16cid:durableId="1166479048">
-    <w:abstractNumId w:val="30"/>
-  </w:num>
   <w:num w:numId="36" w16cid:durableId="1689990181">
-    <w:abstractNumId w:val="20"/>
+    <w:abstractNumId w:val="21"/>
   </w:num>
   <w:num w:numId="37" w16cid:durableId="938946701">
-    <w:abstractNumId w:val="21"/>
+    <w:abstractNumId w:val="22"/>
   </w:num>
   <w:num w:numId="38" w16cid:durableId="589702204">
-    <w:abstractNumId w:val="27"/>
+    <w:abstractNumId w:val="29"/>
   </w:num>
   <w:num w:numId="39" w16cid:durableId="671177586">
-    <w:abstractNumId w:val="35"/>
+    <w:abstractNumId w:val="38"/>
   </w:num>
   <w:num w:numId="40" w16cid:durableId="795833762">
-    <w:abstractNumId w:val="17"/>
+    <w:abstractNumId w:val="18"/>
   </w:num>
   <w:num w:numId="41" w16cid:durableId="2096970421">
-    <w:abstractNumId w:val="50"/>
+    <w:abstractNumId w:val="53"/>
   </w:num>
   <w:num w:numId="42" w16cid:durableId="2145850225">
-    <w:abstractNumId w:val="46"/>
+    <w:abstractNumId w:val="49"/>
   </w:num>
   <w:num w:numId="43" w16cid:durableId="103112763">
-    <w:abstractNumId w:val="44"/>
+    <w:abstractNumId w:val="47"/>
   </w:num>
   <w:num w:numId="44" w16cid:durableId="670452393">
     <w:abstractNumId w:val="5"/>
   </w:num>
   <w:num w:numId="45" w16cid:durableId="1664232971">
+    <w:abstractNumId w:val="42"/>
+  </w:num>
+  <w:num w:numId="46" w16cid:durableId="1777213505">
+    <w:abstractNumId w:val="17"/>
+  </w:num>
+  <w:num w:numId="47" w16cid:durableId="1260333564">
+    <w:abstractNumId w:val="12"/>
+  </w:num>
+  <w:num w:numId="48" w16cid:durableId="751050097">
     <w:abstractNumId w:val="39"/>
   </w:num>
-  <w:num w:numId="46" w16cid:durableId="1777213505">
-    <w:abstractNumId w:val="16"/>
-  </w:num>
-  <w:num w:numId="47" w16cid:durableId="1260333564">
-    <w:abstractNumId w:val="11"/>
-  </w:num>
-  <w:num w:numId="48" w16cid:durableId="751050097">
-    <w:abstractNumId w:val="36"/>
-  </w:num>
   <w:num w:numId="49" w16cid:durableId="707292821">
-    <w:abstractNumId w:val="45"/>
+    <w:abstractNumId w:val="48"/>
   </w:num>
   <w:num w:numId="50" w16cid:durableId="1007751608">
     <w:abstractNumId w:val="2"/>
   </w:num>
   <w:num w:numId="51" w16cid:durableId="255214344">
-    <w:abstractNumId w:val="34"/>
+    <w:abstractNumId w:val="37"/>
   </w:num>
   <w:num w:numId="52" w16cid:durableId="2026976029">
-    <w:abstractNumId w:val="24"/>
+    <w:abstractNumId w:val="25"/>
+  </w:num>
+  <w:num w:numId="53" w16cid:durableId="2106921452">
+    <w:abstractNumId w:val="27"/>
+  </w:num>
+  <w:num w:numId="54" w16cid:durableId="1202287308">
+    <w:abstractNumId w:val="33"/>
+  </w:num>
+  <w:num w:numId="55" w16cid:durableId="852260154">
+    <w:abstractNumId w:val="8"/>
   </w:num>
 </w:numbering>
 </file>
@@ -23946,6 +25195,12 @@
 </file>
 
 <file path=customXml/item1.xml><?xml version="1.0" encoding="utf-8"?>
+<p:properties xmlns:p="http://schemas.microsoft.com/office/2006/metadata/properties" xmlns:xsi="http://www.w3.org/2001/XMLSchema-instance" xmlns:pc="http://schemas.microsoft.com/office/infopath/2007/PartnerControls">
+  <documentManagement/>
+</p:properties>
+</file>
+
+<file path=customXml/item2.xml><?xml version="1.0" encoding="utf-8"?>
 <ct:contentTypeSchema xmlns:ct="http://schemas.microsoft.com/office/2006/metadata/contentType" xmlns:ma="http://schemas.microsoft.com/office/2006/metadata/properties/metaAttributes" ct:_="" ma:_="" ma:contentTypeName="Document" ma:contentTypeID="0x01010075165EF9BD5F4D4480268F8C469A1FE2" ma:contentTypeVersion="5" ma:contentTypeDescription="Create a new document." ma:contentTypeScope="" ma:versionID="7d6afa0a47fff940c05077aface67d8b">
   <xsd:schema xmlns:xsd="http://www.w3.org/2001/XMLSchema" xmlns:xs="http://www.w3.org/2001/XMLSchema" xmlns:p="http://schemas.microsoft.com/office/2006/metadata/properties" xmlns:ns3="7cb391a2-04ed-4280-97e1-0a321785bd31" targetNamespace="http://schemas.microsoft.com/office/2006/metadata/properties" ma:root="true" ma:fieldsID="a8fd62fab03e0e02104f1eac3fcd3250" ns3:_="">
     <xsd:import namespace="7cb391a2-04ed-4280-97e1-0a321785bd31"/>
@@ -24095,12 +25350,6 @@
 </ct:contentTypeSchema>
 </file>
 
-<file path=customXml/item2.xml><?xml version="1.0" encoding="utf-8"?>
-<p:properties xmlns:p="http://schemas.microsoft.com/office/2006/metadata/properties" xmlns:xsi="http://www.w3.org/2001/XMLSchema-instance" xmlns:pc="http://schemas.microsoft.com/office/infopath/2007/PartnerControls">
-  <documentManagement/>
-</p:properties>
-</file>
-
 <file path=customXml/item3.xml><?xml version="1.0" encoding="utf-8"?>
 <?mso-contentType ?>
 <FormTemplates xmlns="http://schemas.microsoft.com/sharepoint/v3/contenttype/forms">
@@ -24111,6 +25360,15 @@
 </file>
 
 <file path=customXml/itemProps1.xml><?xml version="1.0" encoding="utf-8"?>
+<ds:datastoreItem xmlns:ds="http://schemas.openxmlformats.org/officeDocument/2006/customXml" ds:itemID="{0AFA702E-5A11-4A39-81EE-B5FFC5B4AC26}">
+  <ds:schemaRefs>
+    <ds:schemaRef ds:uri="http://schemas.microsoft.com/office/2006/metadata/properties"/>
+    <ds:schemaRef ds:uri="http://schemas.microsoft.com/office/infopath/2007/PartnerControls"/>
+  </ds:schemaRefs>
+</ds:datastoreItem>
+</file>
+
+<file path=customXml/itemProps2.xml><?xml version="1.0" encoding="utf-8"?>
 <ds:datastoreItem xmlns:ds="http://schemas.openxmlformats.org/officeDocument/2006/customXml" ds:itemID="{AEBEF768-7C97-49CF-B38E-4AC358271DC7}">
   <ds:schemaRefs>
     <ds:schemaRef ds:uri="http://schemas.microsoft.com/office/2006/metadata/contentType"/>
@@ -24128,15 +25386,6 @@
 </ds:datastoreItem>
 </file>
 
-<file path=customXml/itemProps2.xml><?xml version="1.0" encoding="utf-8"?>
-<ds:datastoreItem xmlns:ds="http://schemas.openxmlformats.org/officeDocument/2006/customXml" ds:itemID="{0AFA702E-5A11-4A39-81EE-B5FFC5B4AC26}">
-  <ds:schemaRefs>
-    <ds:schemaRef ds:uri="http://schemas.microsoft.com/office/2006/metadata/properties"/>
-    <ds:schemaRef ds:uri="http://schemas.microsoft.com/office/infopath/2007/PartnerControls"/>
-  </ds:schemaRefs>
-</ds:datastoreItem>
-</file>
-
 <file path=customXml/itemProps3.xml><?xml version="1.0" encoding="utf-8"?>
 <ds:datastoreItem xmlns:ds="http://schemas.openxmlformats.org/officeDocument/2006/customXml" ds:itemID="{A585A62B-FCD3-4618-BF14-0A2CC292DB9E}">
   <ds:schemaRefs>

--- a/chuyende_NguyenHuuNghia_63134775.docx
+++ b/chuyende_NguyenHuuNghia_63134775.docx
@@ -140,7 +140,7 @@
                     </pic:cNvPicPr>
                   </pic:nvPicPr>
                   <pic:blipFill>
-                    <a:blip r:embed="rId8" cstate="print">
+                    <a:blip r:embed="rId9" cstate="print">
                       <a:extLst>
                         <a:ext uri="{28A0092B-C50C-407E-A947-70E740481C1C}">
                           <a14:useLocalDpi xmlns:a14="http://schemas.microsoft.com/office/drawing/2010/main" val="0"/>
@@ -682,7 +682,7 @@
                     </pic:cNvPicPr>
                   </pic:nvPicPr>
                   <pic:blipFill>
-                    <a:blip r:embed="rId8" cstate="print">
+                    <a:blip r:embed="rId9" cstate="print">
                       <a:extLst>
                         <a:ext uri="{28A0092B-C50C-407E-A947-70E740481C1C}">
                           <a14:useLocalDpi xmlns:a14="http://schemas.microsoft.com/office/drawing/2010/main" val="0"/>
@@ -6683,7 +6683,7 @@
             <wp:cNvGraphicFramePr/>
             <a:graphic xmlns:a="http://schemas.openxmlformats.org/drawingml/2006/main">
               <a:graphicData uri="http://schemas.openxmlformats.org/drawingml/2006/diagram">
-                <dgm:relIds xmlns:dgm="http://schemas.openxmlformats.org/drawingml/2006/diagram" xmlns:r="http://schemas.openxmlformats.org/officeDocument/2006/relationships" r:dm="rId9" r:lo="rId10" r:qs="rId11" r:cs="rId12"/>
+                <dgm:relIds xmlns:dgm="http://schemas.openxmlformats.org/drawingml/2006/diagram" xmlns:r="http://schemas.openxmlformats.org/officeDocument/2006/relationships" r:dm="rId10" r:lo="rId11" r:qs="rId12" r:cs="rId13"/>
               </a:graphicData>
             </a:graphic>
           </wp:inline>
@@ -9148,7 +9148,7 @@
                     </pic:cNvPicPr>
                   </pic:nvPicPr>
                   <pic:blipFill>
-                    <a:blip r:embed="rId14">
+                    <a:blip r:embed="rId15">
                       <a:extLst>
                         <a:ext uri="{28A0092B-C50C-407E-A947-70E740481C1C}">
                           <a14:useLocalDpi xmlns:a14="http://schemas.microsoft.com/office/drawing/2010/main" val="0"/>
@@ -14202,6 +14202,7 @@
           <w:rFonts w:cs="Times New Roman"/>
           <w:b/>
           <w:bCs/>
+          <w:noProof/>
           <w:szCs w:val="26"/>
           <w:lang w:val="sv-SE"/>
         </w:rPr>
@@ -14221,7 +14222,7 @@
                     <pic:cNvPicPr/>
                   </pic:nvPicPr>
                   <pic:blipFill>
-                    <a:blip r:embed="rId15"/>
+                    <a:blip r:embed="rId16"/>
                     <a:stretch>
                       <a:fillRect/>
                     </a:stretch>
@@ -14246,6 +14247,7 @@
           <w:rFonts w:cs="Times New Roman"/>
           <w:b/>
           <w:bCs/>
+          <w:noProof/>
           <w:szCs w:val="26"/>
           <w:lang w:val="sv-SE"/>
         </w:rPr>
@@ -14265,7 +14267,7 @@
                     <pic:cNvPicPr/>
                   </pic:nvPicPr>
                   <pic:blipFill>
-                    <a:blip r:embed="rId16"/>
+                    <a:blip r:embed="rId17"/>
                     <a:stretch>
                       <a:fillRect/>
                     </a:stretch>
@@ -14309,6 +14311,7 @@
           <w:rFonts w:cs="Times New Roman"/>
           <w:b/>
           <w:bCs/>
+          <w:noProof/>
           <w:szCs w:val="26"/>
           <w:lang w:val="sv-SE"/>
         </w:rPr>
@@ -14328,7 +14331,7 @@
                     <pic:cNvPicPr/>
                   </pic:nvPicPr>
                   <pic:blipFill>
-                    <a:blip r:embed="rId17"/>
+                    <a:blip r:embed="rId18"/>
                     <a:stretch>
                       <a:fillRect/>
                     </a:stretch>
@@ -14530,7 +14533,7 @@
           <w:szCs w:val="26"/>
           <w:lang w:val="sv-SE"/>
         </w:rPr>
-        <w:t>4.1.</w:t>
+        <w:t xml:space="preserve">4.1.2 Giao diện đăng </w:t>
       </w:r>
       <w:r>
         <w:rPr>
@@ -14540,9 +14543,18 @@
           <w:szCs w:val="26"/>
           <w:lang w:val="sv-SE"/>
         </w:rPr>
-        <w:t>2</w:t>
-      </w:r>
-      <w:r>
+        <w:t>nhập</w:t>
+      </w:r>
+    </w:p>
+    <w:p>
+      <w:pPr>
+        <w:pStyle w:val="ListParagraph"/>
+        <w:widowControl w:val="0"/>
+        <w:tabs>
+          <w:tab w:val="left" w:pos="0"/>
+        </w:tabs>
+        <w:spacing w:before="0" w:line="360" w:lineRule="auto"/>
+        <w:ind w:left="426"/>
         <w:rPr>
           <w:rFonts w:cs="Times New Roman"/>
           <w:b/>
@@ -14550,7 +14562,50 @@
           <w:szCs w:val="26"/>
           <w:lang w:val="sv-SE"/>
         </w:rPr>
-        <w:t xml:space="preserve"> Giao diện đăng ký</w:t>
+      </w:pPr>
+      <w:r>
+        <w:rPr>
+          <w:rFonts w:cs="Times New Roman"/>
+          <w:b/>
+          <w:bCs/>
+          <w:szCs w:val="26"/>
+          <w:lang w:val="sv-SE"/>
+        </w:rPr>
+        <w:drawing>
+          <wp:inline distT="0" distB="0" distL="0" distR="0" wp14:anchorId="374ADF97" wp14:editId="62E3682A">
+            <wp:extent cx="5731510" cy="3035935"/>
+            <wp:effectExtent l="0" t="0" r="2540" b="0"/>
+            <wp:docPr id="1796153176" name="Picture 1" descr="A screenshot of a computer&#10;&#10;AI-generated content may be incorrect."/>
+            <wp:cNvGraphicFramePr>
+              <a:graphicFrameLocks xmlns:a="http://schemas.openxmlformats.org/drawingml/2006/main" noChangeAspect="1"/>
+            </wp:cNvGraphicFramePr>
+            <a:graphic xmlns:a="http://schemas.openxmlformats.org/drawingml/2006/main">
+              <a:graphicData uri="http://schemas.openxmlformats.org/drawingml/2006/picture">
+                <pic:pic xmlns:pic="http://schemas.openxmlformats.org/drawingml/2006/picture">
+                  <pic:nvPicPr>
+                    <pic:cNvPr id="1796153176" name="Picture 1" descr="A screenshot of a computer&#10;&#10;AI-generated content may be incorrect."/>
+                    <pic:cNvPicPr/>
+                  </pic:nvPicPr>
+                  <pic:blipFill>
+                    <a:blip r:embed="rId19"/>
+                    <a:stretch>
+                      <a:fillRect/>
+                    </a:stretch>
+                  </pic:blipFill>
+                  <pic:spPr>
+                    <a:xfrm>
+                      <a:off x="0" y="0"/>
+                      <a:ext cx="5731510" cy="3035935"/>
+                    </a:xfrm>
+                    <a:prstGeom prst="rect">
+                      <a:avLst/>
+                    </a:prstGeom>
+                  </pic:spPr>
+                </pic:pic>
+              </a:graphicData>
+            </a:graphic>
+          </wp:inline>
+        </w:drawing>
       </w:r>
     </w:p>
     <w:p>
@@ -14573,6 +14628,78 @@
     </w:p>
     <w:p>
       <w:pPr>
+        <w:widowControl w:val="0"/>
+        <w:tabs>
+          <w:tab w:val="left" w:leader="dot" w:pos="9355"/>
+        </w:tabs>
+        <w:spacing w:before="0" w:line="360" w:lineRule="auto"/>
+        <w:ind w:firstLine="567"/>
+        <w:jc w:val="both"/>
+        <w:rPr>
+          <w:rFonts w:cs="Times New Roman"/>
+          <w:szCs w:val="26"/>
+          <w:lang w:val="sv-SE"/>
+        </w:rPr>
+      </w:pPr>
+      <w:r>
+        <w:rPr>
+          <w:rFonts w:cs="Times New Roman"/>
+          <w:szCs w:val="26"/>
+          <w:lang w:val="sv-SE"/>
+        </w:rPr>
+        <w:t>Giao diện đăng nhập cung cấp các trường để người dùng nhập email hoặc số điện thoại và mật khẩu khi đã có tài khoản.</w:t>
+      </w:r>
+    </w:p>
+    <w:p>
+      <w:pPr>
+        <w:widowControl w:val="0"/>
+        <w:tabs>
+          <w:tab w:val="left" w:leader="dot" w:pos="9355"/>
+        </w:tabs>
+        <w:spacing w:before="0" w:line="360" w:lineRule="auto"/>
+        <w:ind w:firstLine="567"/>
+        <w:jc w:val="both"/>
+        <w:rPr>
+          <w:rFonts w:cs="Times New Roman"/>
+          <w:szCs w:val="26"/>
+          <w:lang w:val="sv-SE"/>
+        </w:rPr>
+      </w:pPr>
+      <w:r>
+        <w:rPr>
+          <w:rFonts w:cs="Times New Roman"/>
+          <w:szCs w:val="26"/>
+          <w:lang w:val="sv-SE"/>
+        </w:rPr>
+        <w:t>Giao diện còn cung cấp nút đăng nhập để đăng nhập vô tài khoản hiện có, nút đăng ký</w:t>
+      </w:r>
+      <w:r>
+        <w:rPr>
+          <w:rFonts w:cs="Times New Roman"/>
+          <w:szCs w:val="26"/>
+          <w:lang w:val="sv-SE"/>
+        </w:rPr>
+        <w:t xml:space="preserve"> ngay</w:t>
+      </w:r>
+      <w:r>
+        <w:rPr>
+          <w:rFonts w:cs="Times New Roman"/>
+          <w:szCs w:val="26"/>
+          <w:lang w:val="sv-SE"/>
+        </w:rPr>
+        <w:t xml:space="preserve"> khi người dùng chưa có tài khoản và nút quên mật khẩu</w:t>
+      </w:r>
+      <w:r>
+        <w:rPr>
+          <w:rFonts w:cs="Times New Roman"/>
+          <w:szCs w:val="26"/>
+          <w:lang w:val="sv-SE"/>
+        </w:rPr>
+        <w:t xml:space="preserve"> khi người dùng quên mật khẩu tài khoản.</w:t>
+      </w:r>
+    </w:p>
+    <w:p>
+      <w:pPr>
         <w:pStyle w:val="ListParagraph"/>
         <w:widowControl w:val="0"/>
         <w:tabs>
@@ -14596,7 +14723,7 @@
           <w:szCs w:val="26"/>
           <w:lang w:val="sv-SE"/>
         </w:rPr>
-        <w:t>4.1.</w:t>
+        <w:t xml:space="preserve">4.1.3 Giao diện đăng </w:t>
       </w:r>
       <w:r>
         <w:rPr>
@@ -14606,9 +14733,19 @@
           <w:szCs w:val="26"/>
           <w:lang w:val="sv-SE"/>
         </w:rPr>
-        <w:t>3</w:t>
-      </w:r>
-      <w:r>
+        <w:t>ký</w:t>
+      </w:r>
+    </w:p>
+    <w:p>
+      <w:pPr>
+        <w:pStyle w:val="ListParagraph"/>
+        <w:widowControl w:val="0"/>
+        <w:tabs>
+          <w:tab w:val="left" w:pos="0"/>
+          <w:tab w:val="left" w:leader="dot" w:pos="9355"/>
+        </w:tabs>
+        <w:spacing w:before="0" w:line="360" w:lineRule="auto"/>
+        <w:ind w:left="426"/>
         <w:rPr>
           <w:rFonts w:cs="Times New Roman"/>
           <w:b/>
@@ -14616,7 +14753,51 @@
           <w:szCs w:val="26"/>
           <w:lang w:val="sv-SE"/>
         </w:rPr>
-        <w:t xml:space="preserve"> Giao diện đăng nhập</w:t>
+      </w:pPr>
+      <w:r>
+        <w:rPr>
+          <w:rFonts w:cs="Times New Roman"/>
+          <w:b/>
+          <w:bCs/>
+          <w:szCs w:val="26"/>
+          <w:lang w:val="sv-SE"/>
+        </w:rPr>
+        <w:lastRenderedPageBreak/>
+        <w:drawing>
+          <wp:inline distT="0" distB="0" distL="0" distR="0" wp14:anchorId="58F62AA1" wp14:editId="64F9BA91">
+            <wp:extent cx="5731510" cy="3043555"/>
+            <wp:effectExtent l="0" t="0" r="2540" b="4445"/>
+            <wp:docPr id="823673931" name="Picture 1" descr="A screenshot of a computer&#10;&#10;AI-generated content may be incorrect."/>
+            <wp:cNvGraphicFramePr>
+              <a:graphicFrameLocks xmlns:a="http://schemas.openxmlformats.org/drawingml/2006/main" noChangeAspect="1"/>
+            </wp:cNvGraphicFramePr>
+            <a:graphic xmlns:a="http://schemas.openxmlformats.org/drawingml/2006/main">
+              <a:graphicData uri="http://schemas.openxmlformats.org/drawingml/2006/picture">
+                <pic:pic xmlns:pic="http://schemas.openxmlformats.org/drawingml/2006/picture">
+                  <pic:nvPicPr>
+                    <pic:cNvPr id="823673931" name="Picture 1" descr="A screenshot of a computer&#10;&#10;AI-generated content may be incorrect."/>
+                    <pic:cNvPicPr/>
+                  </pic:nvPicPr>
+                  <pic:blipFill>
+                    <a:blip r:embed="rId20"/>
+                    <a:stretch>
+                      <a:fillRect/>
+                    </a:stretch>
+                  </pic:blipFill>
+                  <pic:spPr>
+                    <a:xfrm>
+                      <a:off x="0" y="0"/>
+                      <a:ext cx="5731510" cy="3043555"/>
+                    </a:xfrm>
+                    <a:prstGeom prst="rect">
+                      <a:avLst/>
+                    </a:prstGeom>
+                  </pic:spPr>
+                </pic:pic>
+              </a:graphicData>
+            </a:graphic>
+          </wp:inline>
+        </w:drawing>
       </w:r>
     </w:p>
     <w:p>
@@ -14640,10 +14821,251 @@
     </w:p>
     <w:p>
       <w:pPr>
+        <w:widowControl w:val="0"/>
+        <w:tabs>
+          <w:tab w:val="left" w:leader="dot" w:pos="9355"/>
+        </w:tabs>
+        <w:spacing w:before="0" w:line="360" w:lineRule="auto"/>
+        <w:ind w:firstLine="567"/>
+        <w:jc w:val="both"/>
+        <w:rPr>
+          <w:rFonts w:cs="Times New Roman"/>
+          <w:szCs w:val="26"/>
+          <w:lang w:val="sv-SE"/>
+        </w:rPr>
+      </w:pPr>
+      <w:r>
+        <w:rPr>
+          <w:rFonts w:cs="Times New Roman"/>
+          <w:szCs w:val="26"/>
+          <w:lang w:val="sv-SE"/>
+        </w:rPr>
+        <w:t xml:space="preserve">Giao diện đăng </w:t>
+      </w:r>
+      <w:r>
+        <w:rPr>
+          <w:rFonts w:cs="Times New Roman"/>
+          <w:szCs w:val="26"/>
+          <w:lang w:val="sv-SE"/>
+        </w:rPr>
+        <w:t>ký</w:t>
+      </w:r>
+      <w:r>
+        <w:rPr>
+          <w:rFonts w:cs="Times New Roman"/>
+          <w:szCs w:val="26"/>
+          <w:lang w:val="sv-SE"/>
+        </w:rPr>
+        <w:t xml:space="preserve"> cung cấp các trường để người dùng nhập </w:t>
+      </w:r>
+      <w:r>
+        <w:rPr>
+          <w:rFonts w:cs="Times New Roman"/>
+          <w:szCs w:val="26"/>
+          <w:lang w:val="sv-SE"/>
+        </w:rPr>
+        <w:t xml:space="preserve">họ tên, </w:t>
+      </w:r>
+      <w:r>
+        <w:rPr>
+          <w:rFonts w:cs="Times New Roman"/>
+          <w:szCs w:val="26"/>
+          <w:lang w:val="sv-SE"/>
+        </w:rPr>
+        <w:t>email</w:t>
+      </w:r>
+      <w:r>
+        <w:rPr>
+          <w:rFonts w:cs="Times New Roman"/>
+          <w:szCs w:val="26"/>
+          <w:lang w:val="sv-SE"/>
+        </w:rPr>
+        <w:t>,</w:t>
+      </w:r>
+      <w:r>
+        <w:rPr>
+          <w:rFonts w:cs="Times New Roman"/>
+          <w:szCs w:val="26"/>
+          <w:lang w:val="sv-SE"/>
+        </w:rPr>
+        <w:t xml:space="preserve"> số điện thoại</w:t>
+      </w:r>
+      <w:r>
+        <w:rPr>
+          <w:rFonts w:cs="Times New Roman"/>
+          <w:szCs w:val="26"/>
+          <w:lang w:val="sv-SE"/>
+        </w:rPr>
+        <w:t>,</w:t>
+      </w:r>
+      <w:r>
+        <w:rPr>
+          <w:rFonts w:cs="Times New Roman"/>
+          <w:szCs w:val="26"/>
+          <w:lang w:val="sv-SE"/>
+        </w:rPr>
+        <w:t xml:space="preserve"> mật khẩu</w:t>
+      </w:r>
+      <w:r>
+        <w:rPr>
+          <w:rFonts w:cs="Times New Roman"/>
+          <w:szCs w:val="26"/>
+          <w:lang w:val="sv-SE"/>
+        </w:rPr>
+        <w:t>, nhập lại mật khẩu</w:t>
+      </w:r>
+      <w:r>
+        <w:rPr>
+          <w:rFonts w:cs="Times New Roman"/>
+          <w:szCs w:val="26"/>
+          <w:lang w:val="sv-SE"/>
+        </w:rPr>
+        <w:t xml:space="preserve"> khi </w:t>
+      </w:r>
+      <w:r>
+        <w:rPr>
+          <w:rFonts w:cs="Times New Roman"/>
+          <w:szCs w:val="26"/>
+          <w:lang w:val="sv-SE"/>
+        </w:rPr>
+        <w:t>chưa</w:t>
+      </w:r>
+      <w:r>
+        <w:rPr>
+          <w:rFonts w:cs="Times New Roman"/>
+          <w:szCs w:val="26"/>
+          <w:lang w:val="sv-SE"/>
+        </w:rPr>
+        <w:t xml:space="preserve"> có tài khoản.</w:t>
+      </w:r>
+    </w:p>
+    <w:p>
+      <w:pPr>
+        <w:widowControl w:val="0"/>
+        <w:tabs>
+          <w:tab w:val="left" w:leader="dot" w:pos="9355"/>
+        </w:tabs>
+        <w:spacing w:before="0" w:line="360" w:lineRule="auto"/>
+        <w:ind w:firstLine="567"/>
+        <w:jc w:val="both"/>
+        <w:rPr>
+          <w:rFonts w:cs="Times New Roman"/>
+          <w:szCs w:val="26"/>
+          <w:lang w:val="sv-SE"/>
+        </w:rPr>
+      </w:pPr>
+      <w:r>
+        <w:rPr>
+          <w:rFonts w:cs="Times New Roman"/>
+          <w:szCs w:val="26"/>
+          <w:lang w:val="sv-SE"/>
+        </w:rPr>
+        <w:t xml:space="preserve">Giao diện còn cung cấp nút đăng </w:t>
+      </w:r>
+      <w:r>
+        <w:rPr>
+          <w:rFonts w:cs="Times New Roman"/>
+          <w:szCs w:val="26"/>
+          <w:lang w:val="sv-SE"/>
+        </w:rPr>
+        <w:t>ký</w:t>
+      </w:r>
+      <w:r>
+        <w:rPr>
+          <w:rFonts w:cs="Times New Roman"/>
+          <w:szCs w:val="26"/>
+          <w:lang w:val="sv-SE"/>
+        </w:rPr>
+        <w:t xml:space="preserve"> để đăng </w:t>
+      </w:r>
+      <w:r>
+        <w:rPr>
+          <w:rFonts w:cs="Times New Roman"/>
+          <w:szCs w:val="26"/>
+          <w:lang w:val="sv-SE"/>
+        </w:rPr>
+        <w:t>ký</w:t>
+      </w:r>
+      <w:r>
+        <w:rPr>
+          <w:rFonts w:cs="Times New Roman"/>
+          <w:szCs w:val="26"/>
+          <w:lang w:val="sv-SE"/>
+        </w:rPr>
+        <w:t xml:space="preserve"> tài khoản </w:t>
+      </w:r>
+      <w:r>
+        <w:rPr>
+          <w:rFonts w:cs="Times New Roman"/>
+          <w:szCs w:val="26"/>
+          <w:lang w:val="sv-SE"/>
+        </w:rPr>
+        <w:t>mới</w:t>
+      </w:r>
+      <w:r>
+        <w:rPr>
+          <w:rFonts w:cs="Times New Roman"/>
+          <w:szCs w:val="26"/>
+          <w:lang w:val="sv-SE"/>
+        </w:rPr>
+        <w:t xml:space="preserve">, nút đăng </w:t>
+      </w:r>
+      <w:r>
+        <w:rPr>
+          <w:rFonts w:cs="Times New Roman"/>
+          <w:szCs w:val="26"/>
+          <w:lang w:val="sv-SE"/>
+        </w:rPr>
+        <w:t>nhập</w:t>
+      </w:r>
+      <w:r>
+        <w:rPr>
+          <w:rFonts w:cs="Times New Roman"/>
+          <w:szCs w:val="26"/>
+          <w:lang w:val="sv-SE"/>
+        </w:rPr>
+        <w:t xml:space="preserve"> </w:t>
+      </w:r>
+      <w:r>
+        <w:rPr>
+          <w:rFonts w:cs="Times New Roman"/>
+          <w:szCs w:val="26"/>
+          <w:lang w:val="sv-SE"/>
+        </w:rPr>
+        <w:t xml:space="preserve">ngay </w:t>
+      </w:r>
+      <w:r>
+        <w:rPr>
+          <w:rFonts w:cs="Times New Roman"/>
+          <w:szCs w:val="26"/>
+          <w:lang w:val="sv-SE"/>
+        </w:rPr>
+        <w:t>khi người dùng</w:t>
+      </w:r>
+      <w:r>
+        <w:rPr>
+          <w:rFonts w:cs="Times New Roman"/>
+          <w:szCs w:val="26"/>
+          <w:lang w:val="sv-SE"/>
+        </w:rPr>
+        <w:t xml:space="preserve"> đã</w:t>
+      </w:r>
+      <w:r>
+        <w:rPr>
+          <w:rFonts w:cs="Times New Roman"/>
+          <w:szCs w:val="26"/>
+          <w:lang w:val="sv-SE"/>
+        </w:rPr>
+        <w:t xml:space="preserve"> có tài khoản.</w:t>
+      </w:r>
+    </w:p>
+    <w:p>
+      <w:pPr>
         <w:pStyle w:val="ListParagraph"/>
         <w:widowControl w:val="0"/>
         <w:tabs>
           <w:tab w:val="left" w:pos="0"/>
+          <w:tab w:val="left" w:leader="dot" w:pos="9355"/>
         </w:tabs>
         <w:spacing w:before="0" w:line="360" w:lineRule="auto"/>
         <w:ind w:left="426"/>
@@ -14663,9 +15085,53 @@
           <w:szCs w:val="26"/>
           <w:lang w:val="sv-SE"/>
         </w:rPr>
-        <w:t>4.1.</w:t>
-      </w:r>
-      <w:r>
+        <w:drawing>
+          <wp:inline distT="0" distB="0" distL="0" distR="0" wp14:anchorId="33D2C1F5" wp14:editId="3F540620">
+            <wp:extent cx="5731510" cy="3033395"/>
+            <wp:effectExtent l="0" t="0" r="2540" b="0"/>
+            <wp:docPr id="220904073" name="Picture 1" descr="A screenshot of a computer&#10;&#10;AI-generated content may be incorrect."/>
+            <wp:cNvGraphicFramePr>
+              <a:graphicFrameLocks xmlns:a="http://schemas.openxmlformats.org/drawingml/2006/main" noChangeAspect="1"/>
+            </wp:cNvGraphicFramePr>
+            <a:graphic xmlns:a="http://schemas.openxmlformats.org/drawingml/2006/main">
+              <a:graphicData uri="http://schemas.openxmlformats.org/drawingml/2006/picture">
+                <pic:pic xmlns:pic="http://schemas.openxmlformats.org/drawingml/2006/picture">
+                  <pic:nvPicPr>
+                    <pic:cNvPr id="220904073" name="Picture 1" descr="A screenshot of a computer&#10;&#10;AI-generated content may be incorrect."/>
+                    <pic:cNvPicPr/>
+                  </pic:nvPicPr>
+                  <pic:blipFill>
+                    <a:blip r:embed="rId21"/>
+                    <a:stretch>
+                      <a:fillRect/>
+                    </a:stretch>
+                  </pic:blipFill>
+                  <pic:spPr>
+                    <a:xfrm>
+                      <a:off x="0" y="0"/>
+                      <a:ext cx="5731510" cy="3033395"/>
+                    </a:xfrm>
+                    <a:prstGeom prst="rect">
+                      <a:avLst/>
+                    </a:prstGeom>
+                  </pic:spPr>
+                </pic:pic>
+              </a:graphicData>
+            </a:graphic>
+          </wp:inline>
+        </w:drawing>
+      </w:r>
+    </w:p>
+    <w:p>
+      <w:pPr>
+        <w:pStyle w:val="ListParagraph"/>
+        <w:widowControl w:val="0"/>
+        <w:tabs>
+          <w:tab w:val="left" w:pos="0"/>
+          <w:tab w:val="left" w:leader="dot" w:pos="9355"/>
+        </w:tabs>
+        <w:spacing w:before="0" w:line="360" w:lineRule="auto"/>
+        <w:ind w:left="426"/>
         <w:rPr>
           <w:rFonts w:cs="Times New Roman"/>
           <w:b/>
@@ -14673,8 +15139,7 @@
           <w:szCs w:val="26"/>
           <w:lang w:val="sv-SE"/>
         </w:rPr>
-        <w:t>4</w:t>
-      </w:r>
+      </w:pPr>
       <w:r>
         <w:rPr>
           <w:rFonts w:cs="Times New Roman"/>
@@ -14683,7 +15148,66 @@
           <w:szCs w:val="26"/>
           <w:lang w:val="sv-SE"/>
         </w:rPr>
-        <w:t xml:space="preserve"> Giao diện trang sắp xếp theo loại</w:t>
+        <w:lastRenderedPageBreak/>
+        <w:drawing>
+          <wp:inline distT="0" distB="0" distL="0" distR="0" wp14:anchorId="68F443F5" wp14:editId="5D2121ED">
+            <wp:extent cx="5731510" cy="2171065"/>
+            <wp:effectExtent l="0" t="0" r="2540" b="635"/>
+            <wp:docPr id="1612970069" name="Picture 1" descr="A screenshot of a computer&#10;&#10;AI-generated content may be incorrect."/>
+            <wp:cNvGraphicFramePr>
+              <a:graphicFrameLocks xmlns:a="http://schemas.openxmlformats.org/drawingml/2006/main" noChangeAspect="1"/>
+            </wp:cNvGraphicFramePr>
+            <a:graphic xmlns:a="http://schemas.openxmlformats.org/drawingml/2006/main">
+              <a:graphicData uri="http://schemas.openxmlformats.org/drawingml/2006/picture">
+                <pic:pic xmlns:pic="http://schemas.openxmlformats.org/drawingml/2006/picture">
+                  <pic:nvPicPr>
+                    <pic:cNvPr id="1612970069" name="Picture 1" descr="A screenshot of a computer&#10;&#10;AI-generated content may be incorrect."/>
+                    <pic:cNvPicPr/>
+                  </pic:nvPicPr>
+                  <pic:blipFill>
+                    <a:blip r:embed="rId22"/>
+                    <a:stretch>
+                      <a:fillRect/>
+                    </a:stretch>
+                  </pic:blipFill>
+                  <pic:spPr>
+                    <a:xfrm>
+                      <a:off x="0" y="0"/>
+                      <a:ext cx="5731510" cy="2171065"/>
+                    </a:xfrm>
+                    <a:prstGeom prst="rect">
+                      <a:avLst/>
+                    </a:prstGeom>
+                  </pic:spPr>
+                </pic:pic>
+              </a:graphicData>
+            </a:graphic>
+          </wp:inline>
+        </w:drawing>
+      </w:r>
+    </w:p>
+    <w:p>
+      <w:pPr>
+        <w:widowControl w:val="0"/>
+        <w:tabs>
+          <w:tab w:val="left" w:leader="dot" w:pos="9355"/>
+        </w:tabs>
+        <w:spacing w:before="0" w:line="360" w:lineRule="auto"/>
+        <w:ind w:firstLine="567"/>
+        <w:jc w:val="both"/>
+        <w:rPr>
+          <w:rFonts w:cs="Times New Roman"/>
+          <w:szCs w:val="26"/>
+          <w:lang w:val="sv-SE"/>
+        </w:rPr>
+      </w:pPr>
+      <w:r>
+        <w:rPr>
+          <w:rFonts w:cs="Times New Roman"/>
+          <w:szCs w:val="26"/>
+          <w:lang w:val="sv-SE"/>
+        </w:rPr>
+        <w:t>Khi bấm nút đăng ký sẽ ra giao diện nhập mã OTP để người dùng nhập mã OTP để kích hoạt tài khoản.</w:t>
       </w:r>
     </w:p>
     <w:p>
@@ -14692,6 +15216,7 @@
         <w:widowControl w:val="0"/>
         <w:tabs>
           <w:tab w:val="left" w:pos="0"/>
+          <w:tab w:val="left" w:leader="dot" w:pos="9355"/>
         </w:tabs>
         <w:spacing w:before="0" w:line="360" w:lineRule="auto"/>
         <w:ind w:left="426"/>
@@ -14706,13 +15231,111 @@
       <w:r>
         <w:rPr>
           <w:rFonts w:cs="Times New Roman"/>
+          <w:szCs w:val="26"/>
+          <w:lang w:val="sv-SE"/>
+        </w:rPr>
+        <w:drawing>
+          <wp:inline distT="0" distB="0" distL="0" distR="0" wp14:anchorId="411FA5D2" wp14:editId="6C43F7FA">
+            <wp:extent cx="5731510" cy="3034665"/>
+            <wp:effectExtent l="0" t="0" r="2540" b="0"/>
+            <wp:docPr id="1952593135" name="Picture 1" descr="A screenshot of a computer&#10;&#10;AI-generated content may be incorrect."/>
+            <wp:cNvGraphicFramePr>
+              <a:graphicFrameLocks xmlns:a="http://schemas.openxmlformats.org/drawingml/2006/main" noChangeAspect="1"/>
+            </wp:cNvGraphicFramePr>
+            <a:graphic xmlns:a="http://schemas.openxmlformats.org/drawingml/2006/main">
+              <a:graphicData uri="http://schemas.openxmlformats.org/drawingml/2006/picture">
+                <pic:pic xmlns:pic="http://schemas.openxmlformats.org/drawingml/2006/picture">
+                  <pic:nvPicPr>
+                    <pic:cNvPr id="1952593135" name="Picture 1" descr="A screenshot of a computer&#10;&#10;AI-generated content may be incorrect."/>
+                    <pic:cNvPicPr/>
+                  </pic:nvPicPr>
+                  <pic:blipFill>
+                    <a:blip r:embed="rId23"/>
+                    <a:stretch>
+                      <a:fillRect/>
+                    </a:stretch>
+                  </pic:blipFill>
+                  <pic:spPr>
+                    <a:xfrm>
+                      <a:off x="0" y="0"/>
+                      <a:ext cx="5731510" cy="3034665"/>
+                    </a:xfrm>
+                    <a:prstGeom prst="rect">
+                      <a:avLst/>
+                    </a:prstGeom>
+                  </pic:spPr>
+                </pic:pic>
+              </a:graphicData>
+            </a:graphic>
+          </wp:inline>
+        </w:drawing>
+      </w:r>
+    </w:p>
+    <w:p>
+      <w:pPr>
+        <w:widowControl w:val="0"/>
+        <w:tabs>
+          <w:tab w:val="left" w:leader="dot" w:pos="9355"/>
+        </w:tabs>
+        <w:spacing w:before="0" w:line="360" w:lineRule="auto"/>
+        <w:ind w:firstLine="567"/>
+        <w:jc w:val="both"/>
+        <w:rPr>
+          <w:rFonts w:cs="Times New Roman"/>
+          <w:szCs w:val="26"/>
+          <w:lang w:val="sv-SE"/>
+        </w:rPr>
+      </w:pPr>
+      <w:r>
+        <w:rPr>
+          <w:rFonts w:cs="Times New Roman"/>
+          <w:szCs w:val="26"/>
+          <w:lang w:val="sv-SE"/>
+        </w:rPr>
+        <w:t>Khi đã kích hoạt thành công tài khoản hiện thông báo</w:t>
+      </w:r>
+      <w:r>
+        <w:rPr>
+          <w:rFonts w:cs="Times New Roman"/>
+          <w:szCs w:val="26"/>
+          <w:lang w:val="sv-SE"/>
+        </w:rPr>
+        <w:t xml:space="preserve"> </w:t>
+      </w:r>
+      <w:r>
+        <w:rPr>
+          <w:rFonts w:cs="Times New Roman"/>
+          <w:szCs w:val="26"/>
+          <w:lang w:val="sv-SE"/>
+        </w:rPr>
+        <w:t>” Bạn đã đăng ký thành công”. Người dùng đ</w:t>
+      </w:r>
+      <w:r>
+        <w:rPr>
+          <w:rFonts w:cs="Times New Roman"/>
+          <w:szCs w:val="26"/>
+          <w:lang w:val="sv-SE"/>
+        </w:rPr>
+        <w:t>ăng nhập lại tài khoản đã đăng kí để sử dụng dịch vụ.</w:t>
+      </w:r>
+    </w:p>
+    <w:p>
+      <w:pPr>
+        <w:pStyle w:val="ListParagraph"/>
+        <w:widowControl w:val="0"/>
+        <w:tabs>
+          <w:tab w:val="left" w:pos="0"/>
+        </w:tabs>
+        <w:spacing w:before="0" w:line="360" w:lineRule="auto"/>
+        <w:ind w:left="426"/>
+        <w:rPr>
+          <w:rFonts w:cs="Times New Roman"/>
           <w:b/>
           <w:bCs/>
           <w:szCs w:val="26"/>
           <w:lang w:val="sv-SE"/>
         </w:rPr>
-        <w:t>4.1.</w:t>
-      </w:r>
+      </w:pPr>
       <w:r>
         <w:rPr>
           <w:rFonts w:cs="Times New Roman"/>
@@ -14721,7 +15344,7 @@
           <w:szCs w:val="26"/>
           <w:lang w:val="sv-SE"/>
         </w:rPr>
-        <w:t>5</w:t>
+        <w:t>4.1.</w:t>
       </w:r>
       <w:r>
         <w:rPr>
@@ -14731,7 +15354,27 @@
           <w:szCs w:val="26"/>
           <w:lang w:val="sv-SE"/>
         </w:rPr>
-        <w:t xml:space="preserve"> Giao diện trang sắp xếp theo loại và hãng</w:t>
+        <w:t>4</w:t>
+      </w:r>
+      <w:r>
+        <w:rPr>
+          <w:rFonts w:cs="Times New Roman"/>
+          <w:b/>
+          <w:bCs/>
+          <w:szCs w:val="26"/>
+          <w:lang w:val="sv-SE"/>
+        </w:rPr>
+        <w:t xml:space="preserve"> Giao diện trang </w:t>
+      </w:r>
+      <w:r>
+        <w:rPr>
+          <w:rFonts w:cs="Times New Roman"/>
+          <w:b/>
+          <w:bCs/>
+          <w:szCs w:val="26"/>
+          <w:lang w:val="sv-SE"/>
+        </w:rPr>
+        <w:t>quên mật khẩu</w:t>
       </w:r>
     </w:p>
     <w:p>
@@ -14759,7 +15402,42 @@
           <w:szCs w:val="26"/>
           <w:lang w:val="sv-SE"/>
         </w:rPr>
-        <w:t>4.1.6 Giao diện giỏ hàng</w:t>
+        <w:lastRenderedPageBreak/>
+        <w:drawing>
+          <wp:inline distT="0" distB="0" distL="0" distR="0" wp14:anchorId="1E22B221" wp14:editId="08DDBB71">
+            <wp:extent cx="5731510" cy="3046730"/>
+            <wp:effectExtent l="0" t="0" r="2540" b="1270"/>
+            <wp:docPr id="1311103224" name="Picture 1" descr="A screenshot of a computer&#10;&#10;AI-generated content may be incorrect."/>
+            <wp:cNvGraphicFramePr>
+              <a:graphicFrameLocks xmlns:a="http://schemas.openxmlformats.org/drawingml/2006/main" noChangeAspect="1"/>
+            </wp:cNvGraphicFramePr>
+            <a:graphic xmlns:a="http://schemas.openxmlformats.org/drawingml/2006/main">
+              <a:graphicData uri="http://schemas.openxmlformats.org/drawingml/2006/picture">
+                <pic:pic xmlns:pic="http://schemas.openxmlformats.org/drawingml/2006/picture">
+                  <pic:nvPicPr>
+                    <pic:cNvPr id="1311103224" name="Picture 1" descr="A screenshot of a computer&#10;&#10;AI-generated content may be incorrect."/>
+                    <pic:cNvPicPr/>
+                  </pic:nvPicPr>
+                  <pic:blipFill>
+                    <a:blip r:embed="rId24"/>
+                    <a:stretch>
+                      <a:fillRect/>
+                    </a:stretch>
+                  </pic:blipFill>
+                  <pic:spPr>
+                    <a:xfrm>
+                      <a:off x="0" y="0"/>
+                      <a:ext cx="5731510" cy="3046730"/>
+                    </a:xfrm>
+                    <a:prstGeom prst="rect">
+                      <a:avLst/>
+                    </a:prstGeom>
+                  </pic:spPr>
+                </pic:pic>
+              </a:graphicData>
+            </a:graphic>
+          </wp:inline>
+        </w:drawing>
       </w:r>
     </w:p>
     <w:p>
@@ -14779,7 +15457,582 @@
           <w:lang w:val="sv-SE"/>
         </w:rPr>
       </w:pPr>
-      <w:r>
+    </w:p>
+    <w:p>
+      <w:pPr>
+        <w:widowControl w:val="0"/>
+        <w:tabs>
+          <w:tab w:val="left" w:leader="dot" w:pos="9355"/>
+        </w:tabs>
+        <w:spacing w:before="0" w:line="360" w:lineRule="auto"/>
+        <w:ind w:firstLine="567"/>
+        <w:jc w:val="both"/>
+        <w:rPr>
+          <w:rFonts w:cs="Times New Roman"/>
+          <w:szCs w:val="26"/>
+          <w:lang w:val="sv-SE"/>
+        </w:rPr>
+      </w:pPr>
+      <w:r>
+        <w:rPr>
+          <w:rFonts w:cs="Times New Roman"/>
+          <w:szCs w:val="26"/>
+          <w:lang w:val="sv-SE"/>
+        </w:rPr>
+        <w:t xml:space="preserve">Giao diện </w:t>
+      </w:r>
+      <w:r>
+        <w:rPr>
+          <w:rFonts w:cs="Times New Roman"/>
+          <w:szCs w:val="26"/>
+          <w:lang w:val="sv-SE"/>
+        </w:rPr>
+        <w:t>quên mật khẩu</w:t>
+      </w:r>
+      <w:r>
+        <w:rPr>
+          <w:rFonts w:cs="Times New Roman"/>
+          <w:szCs w:val="26"/>
+          <w:lang w:val="sv-SE"/>
+        </w:rPr>
+        <w:t xml:space="preserve"> cung cấp các trường để người dùng nhậ</w:t>
+      </w:r>
+      <w:r>
+        <w:rPr>
+          <w:rFonts w:cs="Times New Roman"/>
+          <w:szCs w:val="26"/>
+          <w:lang w:val="sv-SE"/>
+        </w:rPr>
+        <w:t>p</w:t>
+      </w:r>
+      <w:r>
+        <w:rPr>
+          <w:rFonts w:cs="Times New Roman"/>
+          <w:szCs w:val="26"/>
+          <w:lang w:val="sv-SE"/>
+        </w:rPr>
+        <w:t xml:space="preserve"> email khi </w:t>
+      </w:r>
+      <w:r>
+        <w:rPr>
+          <w:rFonts w:cs="Times New Roman"/>
+          <w:szCs w:val="26"/>
+          <w:lang w:val="sv-SE"/>
+        </w:rPr>
+        <w:t xml:space="preserve">quên mật khẩu </w:t>
+      </w:r>
+      <w:r>
+        <w:rPr>
+          <w:rFonts w:cs="Times New Roman"/>
+          <w:szCs w:val="26"/>
+          <w:lang w:val="sv-SE"/>
+        </w:rPr>
+        <w:t>tài khoản.</w:t>
+      </w:r>
+    </w:p>
+    <w:p>
+      <w:pPr>
+        <w:widowControl w:val="0"/>
+        <w:tabs>
+          <w:tab w:val="left" w:leader="dot" w:pos="9355"/>
+        </w:tabs>
+        <w:spacing w:before="0" w:line="360" w:lineRule="auto"/>
+        <w:ind w:firstLine="567"/>
+        <w:rPr>
+          <w:rFonts w:cs="Times New Roman"/>
+          <w:szCs w:val="26"/>
+          <w:lang w:val="sv-SE"/>
+        </w:rPr>
+      </w:pPr>
+      <w:r>
+        <w:rPr>
+          <w:rFonts w:cs="Times New Roman"/>
+          <w:szCs w:val="26"/>
+          <w:lang w:val="sv-SE"/>
+        </w:rPr>
+        <w:drawing>
+          <wp:inline distT="0" distB="0" distL="0" distR="0" wp14:anchorId="66233C0D" wp14:editId="537B28B1">
+            <wp:extent cx="5731510" cy="3037205"/>
+            <wp:effectExtent l="0" t="0" r="2540" b="0"/>
+            <wp:docPr id="1769472780" name="Picture 1" descr="A screenshot of a computer&#10;&#10;AI-generated content may be incorrect."/>
+            <wp:cNvGraphicFramePr>
+              <a:graphicFrameLocks xmlns:a="http://schemas.openxmlformats.org/drawingml/2006/main" noChangeAspect="1"/>
+            </wp:cNvGraphicFramePr>
+            <a:graphic xmlns:a="http://schemas.openxmlformats.org/drawingml/2006/main">
+              <a:graphicData uri="http://schemas.openxmlformats.org/drawingml/2006/picture">
+                <pic:pic xmlns:pic="http://schemas.openxmlformats.org/drawingml/2006/picture">
+                  <pic:nvPicPr>
+                    <pic:cNvPr id="1769472780" name="Picture 1" descr="A screenshot of a computer&#10;&#10;AI-generated content may be incorrect."/>
+                    <pic:cNvPicPr/>
+                  </pic:nvPicPr>
+                  <pic:blipFill>
+                    <a:blip r:embed="rId25"/>
+                    <a:stretch>
+                      <a:fillRect/>
+                    </a:stretch>
+                  </pic:blipFill>
+                  <pic:spPr>
+                    <a:xfrm>
+                      <a:off x="0" y="0"/>
+                      <a:ext cx="5731510" cy="3037205"/>
+                    </a:xfrm>
+                    <a:prstGeom prst="rect">
+                      <a:avLst/>
+                    </a:prstGeom>
+                  </pic:spPr>
+                </pic:pic>
+              </a:graphicData>
+            </a:graphic>
+          </wp:inline>
+        </w:drawing>
+      </w:r>
+    </w:p>
+    <w:p>
+      <w:pPr>
+        <w:widowControl w:val="0"/>
+        <w:tabs>
+          <w:tab w:val="left" w:leader="dot" w:pos="9355"/>
+        </w:tabs>
+        <w:spacing w:before="0" w:line="360" w:lineRule="auto"/>
+        <w:ind w:firstLine="567"/>
+        <w:rPr>
+          <w:rFonts w:cs="Times New Roman"/>
+          <w:szCs w:val="26"/>
+          <w:lang w:val="sv-SE"/>
+        </w:rPr>
+      </w:pPr>
+      <w:r>
+        <w:rPr>
+          <w:rFonts w:cs="Times New Roman"/>
+          <w:szCs w:val="26"/>
+          <w:lang w:val="sv-SE"/>
+        </w:rPr>
+        <w:lastRenderedPageBreak/>
+        <w:drawing>
+          <wp:inline distT="0" distB="0" distL="0" distR="0" wp14:anchorId="35614CD9" wp14:editId="708282B1">
+            <wp:extent cx="5731510" cy="2607310"/>
+            <wp:effectExtent l="0" t="0" r="2540" b="2540"/>
+            <wp:docPr id="131879419" name="Picture 1" descr="A screenshot of a computer&#10;&#10;AI-generated content may be incorrect."/>
+            <wp:cNvGraphicFramePr>
+              <a:graphicFrameLocks xmlns:a="http://schemas.openxmlformats.org/drawingml/2006/main" noChangeAspect="1"/>
+            </wp:cNvGraphicFramePr>
+            <a:graphic xmlns:a="http://schemas.openxmlformats.org/drawingml/2006/main">
+              <a:graphicData uri="http://schemas.openxmlformats.org/drawingml/2006/picture">
+                <pic:pic xmlns:pic="http://schemas.openxmlformats.org/drawingml/2006/picture">
+                  <pic:nvPicPr>
+                    <pic:cNvPr id="131879419" name="Picture 1" descr="A screenshot of a computer&#10;&#10;AI-generated content may be incorrect."/>
+                    <pic:cNvPicPr/>
+                  </pic:nvPicPr>
+                  <pic:blipFill>
+                    <a:blip r:embed="rId26"/>
+                    <a:stretch>
+                      <a:fillRect/>
+                    </a:stretch>
+                  </pic:blipFill>
+                  <pic:spPr>
+                    <a:xfrm>
+                      <a:off x="0" y="0"/>
+                      <a:ext cx="5731510" cy="2607310"/>
+                    </a:xfrm>
+                    <a:prstGeom prst="rect">
+                      <a:avLst/>
+                    </a:prstGeom>
+                  </pic:spPr>
+                </pic:pic>
+              </a:graphicData>
+            </a:graphic>
+          </wp:inline>
+        </w:drawing>
+      </w:r>
+    </w:p>
+    <w:p>
+      <w:pPr>
+        <w:widowControl w:val="0"/>
+        <w:tabs>
+          <w:tab w:val="left" w:leader="dot" w:pos="9355"/>
+        </w:tabs>
+        <w:spacing w:before="0" w:line="360" w:lineRule="auto"/>
+        <w:ind w:firstLine="567"/>
+        <w:rPr>
+          <w:rFonts w:cs="Times New Roman"/>
+          <w:szCs w:val="26"/>
+          <w:lang w:val="sv-SE"/>
+        </w:rPr>
+      </w:pPr>
+    </w:p>
+    <w:p>
+      <w:pPr>
+        <w:widowControl w:val="0"/>
+        <w:tabs>
+          <w:tab w:val="left" w:leader="dot" w:pos="9355"/>
+        </w:tabs>
+        <w:spacing w:before="0" w:line="360" w:lineRule="auto"/>
+        <w:ind w:firstLine="567"/>
+        <w:jc w:val="both"/>
+        <w:rPr>
+          <w:rFonts w:cs="Times New Roman"/>
+          <w:szCs w:val="26"/>
+          <w:lang w:val="sv-SE"/>
+        </w:rPr>
+      </w:pPr>
+      <w:r>
+        <w:rPr>
+          <w:rFonts w:cs="Times New Roman"/>
+          <w:szCs w:val="26"/>
+          <w:lang w:val="sv-SE"/>
+        </w:rPr>
+        <w:t xml:space="preserve">Khi bấm nút </w:t>
+      </w:r>
+      <w:r>
+        <w:rPr>
+          <w:rFonts w:cs="Times New Roman"/>
+          <w:szCs w:val="26"/>
+          <w:lang w:val="sv-SE"/>
+        </w:rPr>
+        <w:t>gửi mã xác nhận</w:t>
+      </w:r>
+      <w:r>
+        <w:rPr>
+          <w:rFonts w:cs="Times New Roman"/>
+          <w:szCs w:val="26"/>
+          <w:lang w:val="sv-SE"/>
+        </w:rPr>
+        <w:t xml:space="preserve"> sẽ ra giao diện nhập mã OTP để người dùng nhập mã OTP để kích hoạt </w:t>
+      </w:r>
+      <w:r>
+        <w:rPr>
+          <w:rFonts w:cs="Times New Roman"/>
+          <w:szCs w:val="26"/>
+          <w:lang w:val="sv-SE"/>
+        </w:rPr>
+        <w:t>lại mật khẩu</w:t>
+      </w:r>
+      <w:r>
+        <w:rPr>
+          <w:rFonts w:cs="Times New Roman"/>
+          <w:szCs w:val="26"/>
+          <w:lang w:val="sv-SE"/>
+        </w:rPr>
+        <w:t>.</w:t>
+      </w:r>
+    </w:p>
+    <w:p>
+      <w:pPr>
+        <w:widowControl w:val="0"/>
+        <w:tabs>
+          <w:tab w:val="left" w:leader="dot" w:pos="9355"/>
+        </w:tabs>
+        <w:spacing w:before="0" w:line="360" w:lineRule="auto"/>
+        <w:ind w:firstLine="567"/>
+        <w:jc w:val="both"/>
+        <w:rPr>
+          <w:rFonts w:cs="Times New Roman"/>
+          <w:szCs w:val="26"/>
+          <w:lang w:val="sv-SE"/>
+        </w:rPr>
+      </w:pPr>
+      <w:r>
+        <w:rPr>
+          <w:rFonts w:cs="Times New Roman"/>
+          <w:szCs w:val="26"/>
+          <w:lang w:val="sv-SE"/>
+        </w:rPr>
+        <w:drawing>
+          <wp:inline distT="0" distB="0" distL="0" distR="0" wp14:anchorId="1DEF7C4C" wp14:editId="2E875B65">
+            <wp:extent cx="5731510" cy="3034665"/>
+            <wp:effectExtent l="0" t="0" r="2540" b="0"/>
+            <wp:docPr id="842071322" name="Picture 1" descr="A screenshot of a computer&#10;&#10;AI-generated content may be incorrect."/>
+            <wp:cNvGraphicFramePr>
+              <a:graphicFrameLocks xmlns:a="http://schemas.openxmlformats.org/drawingml/2006/main" noChangeAspect="1"/>
+            </wp:cNvGraphicFramePr>
+            <a:graphic xmlns:a="http://schemas.openxmlformats.org/drawingml/2006/main">
+              <a:graphicData uri="http://schemas.openxmlformats.org/drawingml/2006/picture">
+                <pic:pic xmlns:pic="http://schemas.openxmlformats.org/drawingml/2006/picture">
+                  <pic:nvPicPr>
+                    <pic:cNvPr id="842071322" name="Picture 1" descr="A screenshot of a computer&#10;&#10;AI-generated content may be incorrect."/>
+                    <pic:cNvPicPr/>
+                  </pic:nvPicPr>
+                  <pic:blipFill>
+                    <a:blip r:embed="rId27"/>
+                    <a:stretch>
+                      <a:fillRect/>
+                    </a:stretch>
+                  </pic:blipFill>
+                  <pic:spPr>
+                    <a:xfrm>
+                      <a:off x="0" y="0"/>
+                      <a:ext cx="5731510" cy="3034665"/>
+                    </a:xfrm>
+                    <a:prstGeom prst="rect">
+                      <a:avLst/>
+                    </a:prstGeom>
+                  </pic:spPr>
+                </pic:pic>
+              </a:graphicData>
+            </a:graphic>
+          </wp:inline>
+        </w:drawing>
+      </w:r>
+    </w:p>
+    <w:p>
+      <w:pPr>
+        <w:widowControl w:val="0"/>
+        <w:tabs>
+          <w:tab w:val="left" w:leader="dot" w:pos="9355"/>
+        </w:tabs>
+        <w:spacing w:before="0" w:line="360" w:lineRule="auto"/>
+        <w:ind w:firstLine="567"/>
+        <w:jc w:val="both"/>
+        <w:rPr>
+          <w:rFonts w:cs="Times New Roman"/>
+          <w:szCs w:val="26"/>
+          <w:lang w:val="sv-SE"/>
+        </w:rPr>
+      </w:pPr>
+    </w:p>
+    <w:p>
+      <w:pPr>
+        <w:widowControl w:val="0"/>
+        <w:tabs>
+          <w:tab w:val="left" w:leader="dot" w:pos="9355"/>
+        </w:tabs>
+        <w:spacing w:before="0" w:line="360" w:lineRule="auto"/>
+        <w:ind w:firstLine="567"/>
+        <w:jc w:val="both"/>
+        <w:rPr>
+          <w:rFonts w:cs="Times New Roman"/>
+          <w:szCs w:val="26"/>
+          <w:lang w:val="sv-SE"/>
+        </w:rPr>
+      </w:pPr>
+      <w:r>
+        <w:rPr>
+          <w:rFonts w:cs="Times New Roman"/>
+          <w:szCs w:val="26"/>
+          <w:lang w:val="sv-SE"/>
+        </w:rPr>
+        <w:t>Giao diện đ</w:t>
+      </w:r>
+      <w:r>
+        <w:rPr>
+          <w:rFonts w:cs="Times New Roman"/>
+          <w:szCs w:val="26"/>
+          <w:lang w:val="sv-SE"/>
+        </w:rPr>
+        <w:t>ặt lại mật khẩu</w:t>
+      </w:r>
+      <w:r>
+        <w:rPr>
+          <w:rFonts w:cs="Times New Roman"/>
+          <w:szCs w:val="26"/>
+          <w:lang w:val="sv-SE"/>
+        </w:rPr>
+        <w:t xml:space="preserve"> cung cấp các trường để người dùng nhập mật khẩu, nhập lại mật khẩu </w:t>
+      </w:r>
+      <w:r>
+        <w:rPr>
+          <w:rFonts w:cs="Times New Roman"/>
+          <w:szCs w:val="26"/>
+          <w:lang w:val="sv-SE"/>
+        </w:rPr>
+        <w:t>để thay đổi mật khẩu mới.</w:t>
+      </w:r>
+    </w:p>
+    <w:p>
+      <w:pPr>
+        <w:widowControl w:val="0"/>
+        <w:tabs>
+          <w:tab w:val="left" w:leader="dot" w:pos="9355"/>
+        </w:tabs>
+        <w:spacing w:before="0" w:line="360" w:lineRule="auto"/>
+        <w:ind w:firstLine="567"/>
+        <w:jc w:val="both"/>
+        <w:rPr>
+          <w:rFonts w:cs="Times New Roman"/>
+          <w:szCs w:val="26"/>
+          <w:lang w:val="sv-SE"/>
+        </w:rPr>
+      </w:pPr>
+      <w:r>
+        <w:rPr>
+          <w:rFonts w:cs="Times New Roman"/>
+          <w:szCs w:val="26"/>
+          <w:lang w:val="sv-SE"/>
+        </w:rPr>
+        <w:t xml:space="preserve">Giao diện còn cung cấp nút </w:t>
+      </w:r>
+      <w:r>
+        <w:rPr>
+          <w:rFonts w:cs="Times New Roman"/>
+          <w:szCs w:val="26"/>
+          <w:lang w:val="sv-SE"/>
+        </w:rPr>
+        <w:t>cập nhật mật khẩu</w:t>
+      </w:r>
+      <w:r>
+        <w:rPr>
+          <w:rFonts w:cs="Times New Roman"/>
+          <w:szCs w:val="26"/>
+          <w:lang w:val="sv-SE"/>
+        </w:rPr>
+        <w:t xml:space="preserve"> để cập nhật mật khẩu</w:t>
+      </w:r>
+      <w:r>
+        <w:rPr>
+          <w:rFonts w:cs="Times New Roman"/>
+          <w:szCs w:val="26"/>
+          <w:lang w:val="sv-SE"/>
+        </w:rPr>
+        <w:t xml:space="preserve"> mới</w:t>
+      </w:r>
+      <w:r>
+        <w:rPr>
+          <w:rFonts w:cs="Times New Roman"/>
+          <w:szCs w:val="26"/>
+          <w:lang w:val="sv-SE"/>
+        </w:rPr>
+        <w:t xml:space="preserve">, nút đăng nhập khi người dùng đã </w:t>
+      </w:r>
+      <w:r>
+        <w:rPr>
+          <w:rFonts w:cs="Times New Roman"/>
+          <w:szCs w:val="26"/>
+          <w:lang w:val="sv-SE"/>
+        </w:rPr>
+        <w:t>nhớ lại mật khẩu</w:t>
+      </w:r>
+      <w:r>
+        <w:rPr>
+          <w:rFonts w:cs="Times New Roman"/>
+          <w:szCs w:val="26"/>
+          <w:lang w:val="sv-SE"/>
+        </w:rPr>
+        <w:t>.</w:t>
+      </w:r>
+    </w:p>
+    <w:p>
+      <w:pPr>
+        <w:widowControl w:val="0"/>
+        <w:tabs>
+          <w:tab w:val="left" w:leader="dot" w:pos="9355"/>
+        </w:tabs>
+        <w:spacing w:before="0" w:line="360" w:lineRule="auto"/>
+        <w:ind w:firstLine="567"/>
+        <w:rPr>
+          <w:rFonts w:cs="Times New Roman"/>
+          <w:szCs w:val="26"/>
+          <w:lang w:val="sv-SE"/>
+        </w:rPr>
+      </w:pPr>
+      <w:r>
+        <w:rPr>
+          <w:rFonts w:cs="Times New Roman"/>
+          <w:szCs w:val="26"/>
+          <w:lang w:val="sv-SE"/>
+        </w:rPr>
+        <w:lastRenderedPageBreak/>
+        <w:drawing>
+          <wp:inline distT="0" distB="0" distL="0" distR="0" wp14:anchorId="6100D3A7" wp14:editId="63004B32">
+            <wp:extent cx="5731510" cy="3037205"/>
+            <wp:effectExtent l="0" t="0" r="2540" b="0"/>
+            <wp:docPr id="1892415783" name="Picture 1" descr="A screenshot of a computer&#10;&#10;AI-generated content may be incorrect."/>
+            <wp:cNvGraphicFramePr>
+              <a:graphicFrameLocks xmlns:a="http://schemas.openxmlformats.org/drawingml/2006/main" noChangeAspect="1"/>
+            </wp:cNvGraphicFramePr>
+            <a:graphic xmlns:a="http://schemas.openxmlformats.org/drawingml/2006/main">
+              <a:graphicData uri="http://schemas.openxmlformats.org/drawingml/2006/picture">
+                <pic:pic xmlns:pic="http://schemas.openxmlformats.org/drawingml/2006/picture">
+                  <pic:nvPicPr>
+                    <pic:cNvPr id="1892415783" name="Picture 1" descr="A screenshot of a computer&#10;&#10;AI-generated content may be incorrect."/>
+                    <pic:cNvPicPr/>
+                  </pic:nvPicPr>
+                  <pic:blipFill>
+                    <a:blip r:embed="rId28"/>
+                    <a:stretch>
+                      <a:fillRect/>
+                    </a:stretch>
+                  </pic:blipFill>
+                  <pic:spPr>
+                    <a:xfrm>
+                      <a:off x="0" y="0"/>
+                      <a:ext cx="5731510" cy="3037205"/>
+                    </a:xfrm>
+                    <a:prstGeom prst="rect">
+                      <a:avLst/>
+                    </a:prstGeom>
+                  </pic:spPr>
+                </pic:pic>
+              </a:graphicData>
+            </a:graphic>
+          </wp:inline>
+        </w:drawing>
+      </w:r>
+    </w:p>
+    <w:p>
+      <w:pPr>
+        <w:widowControl w:val="0"/>
+        <w:tabs>
+          <w:tab w:val="left" w:leader="dot" w:pos="9355"/>
+        </w:tabs>
+        <w:spacing w:before="0" w:line="360" w:lineRule="auto"/>
+        <w:ind w:firstLine="567"/>
+        <w:jc w:val="both"/>
+        <w:rPr>
+          <w:rFonts w:cs="Times New Roman"/>
+          <w:szCs w:val="26"/>
+          <w:lang w:val="sv-SE"/>
+        </w:rPr>
+      </w:pPr>
+      <w:r>
+        <w:rPr>
+          <w:rFonts w:cs="Times New Roman"/>
+          <w:szCs w:val="26"/>
+          <w:lang w:val="sv-SE"/>
+        </w:rPr>
+        <w:t>Khi đã</w:t>
+      </w:r>
+      <w:r>
+        <w:rPr>
+          <w:rFonts w:cs="Times New Roman"/>
+          <w:szCs w:val="26"/>
+          <w:lang w:val="sv-SE"/>
+        </w:rPr>
+        <w:t xml:space="preserve"> cập nhật lại mật khẩu thành công</w:t>
+      </w:r>
+      <w:r>
+        <w:rPr>
+          <w:rFonts w:cs="Times New Roman"/>
+          <w:szCs w:val="26"/>
+          <w:lang w:val="sv-SE"/>
+        </w:rPr>
+        <w:t xml:space="preserve"> hiện thông báo ” </w:t>
+      </w:r>
+      <w:r>
+        <w:rPr>
+          <w:rFonts w:cs="Times New Roman"/>
+          <w:szCs w:val="26"/>
+          <w:lang w:val="sv-SE"/>
+        </w:rPr>
+        <w:t>Cập nhật mật khẩu</w:t>
+      </w:r>
+      <w:r>
+        <w:rPr>
+          <w:rFonts w:cs="Times New Roman"/>
+          <w:szCs w:val="26"/>
+          <w:lang w:val="sv-SE"/>
+        </w:rPr>
+        <w:t xml:space="preserve"> thành công”. Người dùng đăng nhập lại tài khoản đã đăng kí để sử dụng dịch vụ.</w:t>
+      </w:r>
+    </w:p>
+    <w:p>
+      <w:pPr>
+        <w:pStyle w:val="ListParagraph"/>
+        <w:widowControl w:val="0"/>
+        <w:tabs>
+          <w:tab w:val="left" w:pos="0"/>
+        </w:tabs>
+        <w:spacing w:before="0" w:line="360" w:lineRule="auto"/>
+        <w:ind w:left="426"/>
         <w:rPr>
           <w:rFonts w:cs="Times New Roman"/>
           <w:b/>
@@ -14787,7 +16040,36 @@
           <w:szCs w:val="26"/>
           <w:lang w:val="sv-SE"/>
         </w:rPr>
-        <w:t>4.1.7 Giao diện đặt hàng</w:t>
+      </w:pPr>
+      <w:r>
+        <w:rPr>
+          <w:rFonts w:cs="Times New Roman"/>
+          <w:b/>
+          <w:bCs/>
+          <w:szCs w:val="26"/>
+          <w:lang w:val="sv-SE"/>
+        </w:rPr>
+        <w:t>4.1.</w:t>
+      </w:r>
+      <w:r>
+        <w:rPr>
+          <w:rFonts w:cs="Times New Roman"/>
+          <w:b/>
+          <w:bCs/>
+          <w:szCs w:val="26"/>
+          <w:lang w:val="sv-SE"/>
+        </w:rPr>
+        <w:t>5</w:t>
+      </w:r>
+      <w:r>
+        <w:rPr>
+          <w:rFonts w:cs="Times New Roman"/>
+          <w:b/>
+          <w:bCs/>
+          <w:szCs w:val="26"/>
+          <w:lang w:val="sv-SE"/>
+        </w:rPr>
+        <w:t xml:space="preserve"> Giao diện trang sắp xếp theo loại</w:t>
       </w:r>
     </w:p>
     <w:p>
@@ -14815,7 +16097,41 @@
           <w:szCs w:val="26"/>
           <w:lang w:val="sv-SE"/>
         </w:rPr>
-        <w:t>4.1.8 Giao diện quản lý tài khoản</w:t>
+        <w:drawing>
+          <wp:inline distT="0" distB="0" distL="0" distR="0" wp14:anchorId="77E8BBF2" wp14:editId="4BD71862">
+            <wp:extent cx="5731510" cy="3042285"/>
+            <wp:effectExtent l="0" t="0" r="2540" b="5715"/>
+            <wp:docPr id="606097984" name="Picture 1" descr="A screenshot of a computer&#10;&#10;AI-generated content may be incorrect."/>
+            <wp:cNvGraphicFramePr>
+              <a:graphicFrameLocks xmlns:a="http://schemas.openxmlformats.org/drawingml/2006/main" noChangeAspect="1"/>
+            </wp:cNvGraphicFramePr>
+            <a:graphic xmlns:a="http://schemas.openxmlformats.org/drawingml/2006/main">
+              <a:graphicData uri="http://schemas.openxmlformats.org/drawingml/2006/picture">
+                <pic:pic xmlns:pic="http://schemas.openxmlformats.org/drawingml/2006/picture">
+                  <pic:nvPicPr>
+                    <pic:cNvPr id="606097984" name="Picture 1" descr="A screenshot of a computer&#10;&#10;AI-generated content may be incorrect."/>
+                    <pic:cNvPicPr/>
+                  </pic:nvPicPr>
+                  <pic:blipFill>
+                    <a:blip r:embed="rId29"/>
+                    <a:stretch>
+                      <a:fillRect/>
+                    </a:stretch>
+                  </pic:blipFill>
+                  <pic:spPr>
+                    <a:xfrm>
+                      <a:off x="0" y="0"/>
+                      <a:ext cx="5731510" cy="3042285"/>
+                    </a:xfrm>
+                    <a:prstGeom prst="rect">
+                      <a:avLst/>
+                    </a:prstGeom>
+                  </pic:spPr>
+                </pic:pic>
+              </a:graphicData>
+            </a:graphic>
+          </wp:inline>
+        </w:drawing>
       </w:r>
     </w:p>
     <w:p>
@@ -14843,7 +16159,7 @@
           <w:szCs w:val="26"/>
           <w:lang w:val="sv-SE"/>
         </w:rPr>
-        <w:t>4.1.9 Giao diện tìm kiếm</w:t>
+        <w:t>4.1.</w:t>
       </w:r>
       <w:r>
         <w:rPr>
@@ -14853,6 +16169,218 @@
           <w:szCs w:val="26"/>
           <w:lang w:val="sv-SE"/>
         </w:rPr>
+        <w:t>6</w:t>
+      </w:r>
+      <w:r>
+        <w:rPr>
+          <w:rFonts w:cs="Times New Roman"/>
+          <w:b/>
+          <w:bCs/>
+          <w:szCs w:val="26"/>
+          <w:lang w:val="sv-SE"/>
+        </w:rPr>
+        <w:t xml:space="preserve"> Giao diện trang sắp xếp theo loại và hãng</w:t>
+      </w:r>
+    </w:p>
+    <w:p>
+      <w:pPr>
+        <w:pStyle w:val="ListParagraph"/>
+        <w:widowControl w:val="0"/>
+        <w:tabs>
+          <w:tab w:val="left" w:pos="0"/>
+        </w:tabs>
+        <w:spacing w:before="0" w:line="360" w:lineRule="auto"/>
+        <w:ind w:left="426"/>
+        <w:rPr>
+          <w:rFonts w:cs="Times New Roman"/>
+          <w:b/>
+          <w:bCs/>
+          <w:szCs w:val="26"/>
+          <w:lang w:val="sv-SE"/>
+        </w:rPr>
+      </w:pPr>
+      <w:r>
+        <w:rPr>
+          <w:rFonts w:cs="Times New Roman"/>
+          <w:b/>
+          <w:bCs/>
+          <w:szCs w:val="26"/>
+          <w:lang w:val="sv-SE"/>
+        </w:rPr>
+        <w:t>4.1.</w:t>
+      </w:r>
+      <w:r>
+        <w:rPr>
+          <w:rFonts w:cs="Times New Roman"/>
+          <w:b/>
+          <w:bCs/>
+          <w:szCs w:val="26"/>
+          <w:lang w:val="sv-SE"/>
+        </w:rPr>
+        <w:t>7</w:t>
+      </w:r>
+      <w:r>
+        <w:rPr>
+          <w:rFonts w:cs="Times New Roman"/>
+          <w:b/>
+          <w:bCs/>
+          <w:szCs w:val="26"/>
+          <w:lang w:val="sv-SE"/>
+        </w:rPr>
+        <w:t xml:space="preserve"> Giao diện giỏ hàng</w:t>
+      </w:r>
+    </w:p>
+    <w:p>
+      <w:pPr>
+        <w:pStyle w:val="ListParagraph"/>
+        <w:widowControl w:val="0"/>
+        <w:tabs>
+          <w:tab w:val="left" w:pos="0"/>
+        </w:tabs>
+        <w:spacing w:before="0" w:line="360" w:lineRule="auto"/>
+        <w:ind w:left="426"/>
+        <w:rPr>
+          <w:rFonts w:cs="Times New Roman"/>
+          <w:b/>
+          <w:bCs/>
+          <w:szCs w:val="26"/>
+          <w:lang w:val="sv-SE"/>
+        </w:rPr>
+      </w:pPr>
+      <w:r>
+        <w:rPr>
+          <w:rFonts w:cs="Times New Roman"/>
+          <w:b/>
+          <w:bCs/>
+          <w:szCs w:val="26"/>
+          <w:lang w:val="sv-SE"/>
+        </w:rPr>
+        <w:t>4.1.</w:t>
+      </w:r>
+      <w:r>
+        <w:rPr>
+          <w:rFonts w:cs="Times New Roman"/>
+          <w:b/>
+          <w:bCs/>
+          <w:szCs w:val="26"/>
+          <w:lang w:val="sv-SE"/>
+        </w:rPr>
+        <w:t>8</w:t>
+      </w:r>
+      <w:r>
+        <w:rPr>
+          <w:rFonts w:cs="Times New Roman"/>
+          <w:b/>
+          <w:bCs/>
+          <w:szCs w:val="26"/>
+          <w:lang w:val="sv-SE"/>
+        </w:rPr>
+        <w:t xml:space="preserve"> Giao diện đặt hàng</w:t>
+      </w:r>
+    </w:p>
+    <w:p>
+      <w:pPr>
+        <w:pStyle w:val="ListParagraph"/>
+        <w:widowControl w:val="0"/>
+        <w:tabs>
+          <w:tab w:val="left" w:pos="0"/>
+        </w:tabs>
+        <w:spacing w:before="0" w:line="360" w:lineRule="auto"/>
+        <w:ind w:left="426"/>
+        <w:rPr>
+          <w:rFonts w:cs="Times New Roman"/>
+          <w:b/>
+          <w:bCs/>
+          <w:szCs w:val="26"/>
+          <w:lang w:val="sv-SE"/>
+        </w:rPr>
+      </w:pPr>
+      <w:r>
+        <w:rPr>
+          <w:rFonts w:cs="Times New Roman"/>
+          <w:b/>
+          <w:bCs/>
+          <w:szCs w:val="26"/>
+          <w:lang w:val="sv-SE"/>
+        </w:rPr>
+        <w:t>4.1.</w:t>
+      </w:r>
+      <w:r>
+        <w:rPr>
+          <w:rFonts w:cs="Times New Roman"/>
+          <w:b/>
+          <w:bCs/>
+          <w:szCs w:val="26"/>
+          <w:lang w:val="sv-SE"/>
+        </w:rPr>
+        <w:t>9</w:t>
+      </w:r>
+      <w:r>
+        <w:rPr>
+          <w:rFonts w:cs="Times New Roman"/>
+          <w:b/>
+          <w:bCs/>
+          <w:szCs w:val="26"/>
+          <w:lang w:val="sv-SE"/>
+        </w:rPr>
+        <w:t xml:space="preserve"> Giao diện quản lý tài khoản</w:t>
+      </w:r>
+    </w:p>
+    <w:p>
+      <w:pPr>
+        <w:pStyle w:val="ListParagraph"/>
+        <w:widowControl w:val="0"/>
+        <w:tabs>
+          <w:tab w:val="left" w:pos="0"/>
+        </w:tabs>
+        <w:spacing w:before="0" w:line="360" w:lineRule="auto"/>
+        <w:ind w:left="426"/>
+        <w:rPr>
+          <w:rFonts w:cs="Times New Roman"/>
+          <w:b/>
+          <w:bCs/>
+          <w:szCs w:val="26"/>
+          <w:lang w:val="sv-SE"/>
+        </w:rPr>
+      </w:pPr>
+      <w:r>
+        <w:rPr>
+          <w:rFonts w:cs="Times New Roman"/>
+          <w:b/>
+          <w:bCs/>
+          <w:szCs w:val="26"/>
+          <w:lang w:val="sv-SE"/>
+        </w:rPr>
+        <w:t>4.1.</w:t>
+      </w:r>
+      <w:r>
+        <w:rPr>
+          <w:rFonts w:cs="Times New Roman"/>
+          <w:b/>
+          <w:bCs/>
+          <w:szCs w:val="26"/>
+          <w:lang w:val="sv-SE"/>
+        </w:rPr>
+        <w:t>10</w:t>
+      </w:r>
+      <w:r>
+        <w:rPr>
+          <w:rFonts w:cs="Times New Roman"/>
+          <w:b/>
+          <w:bCs/>
+          <w:szCs w:val="26"/>
+          <w:lang w:val="sv-SE"/>
+        </w:rPr>
+        <w:t xml:space="preserve"> Giao diện tìm kiếm</w:t>
+      </w:r>
+      <w:r>
+        <w:rPr>
+          <w:rFonts w:cs="Times New Roman"/>
+          <w:b/>
+          <w:bCs/>
+          <w:szCs w:val="26"/>
+          <w:lang w:val="sv-SE"/>
+        </w:rPr>
         <w:tab/>
         <w:t xml:space="preserve"> </w:t>
       </w:r>
@@ -14882,7 +16410,27 @@
           <w:szCs w:val="26"/>
           <w:lang w:val="sv-SE"/>
         </w:rPr>
-        <w:t xml:space="preserve">4.1.10 Giao diện </w:t>
+        <w:t>4.1.1</w:t>
+      </w:r>
+      <w:r>
+        <w:rPr>
+          <w:rFonts w:cs="Times New Roman"/>
+          <w:b/>
+          <w:bCs/>
+          <w:szCs w:val="26"/>
+          <w:lang w:val="sv-SE"/>
+        </w:rPr>
+        <w:t>1</w:t>
+      </w:r>
+      <w:r>
+        <w:rPr>
+          <w:rFonts w:cs="Times New Roman"/>
+          <w:b/>
+          <w:bCs/>
+          <w:szCs w:val="26"/>
+          <w:lang w:val="sv-SE"/>
+        </w:rPr>
+        <w:t xml:space="preserve"> Giao diện </w:t>
       </w:r>
       <w:r>
         <w:rPr>
@@ -23240,7 +24788,7 @@
   <dgm:whole/>
   <dgm:extLst>
     <a:ext uri="http://schemas.microsoft.com/office/drawing/2008/diagram">
-      <dsp:dataModelExt xmlns:dsp="http://schemas.microsoft.com/office/drawing/2008/diagram" relId="rId13" minVer="http://schemas.openxmlformats.org/drawingml/2006/diagram"/>
+      <dsp:dataModelExt xmlns:dsp="http://schemas.microsoft.com/office/drawing/2008/diagram" relId="rId14" minVer="http://schemas.openxmlformats.org/drawingml/2006/diagram"/>
     </a:ext>
   </dgm:extLst>
 </dgm:dataModel>
@@ -25195,12 +26743,6 @@
 </file>
 
 <file path=customXml/item1.xml><?xml version="1.0" encoding="utf-8"?>
-<p:properties xmlns:p="http://schemas.microsoft.com/office/2006/metadata/properties" xmlns:xsi="http://www.w3.org/2001/XMLSchema-instance" xmlns:pc="http://schemas.microsoft.com/office/infopath/2007/PartnerControls">
-  <documentManagement/>
-</p:properties>
-</file>
-
-<file path=customXml/item2.xml><?xml version="1.0" encoding="utf-8"?>
 <ct:contentTypeSchema xmlns:ct="http://schemas.microsoft.com/office/2006/metadata/contentType" xmlns:ma="http://schemas.microsoft.com/office/2006/metadata/properties/metaAttributes" ct:_="" ma:_="" ma:contentTypeName="Document" ma:contentTypeID="0x01010075165EF9BD5F4D4480268F8C469A1FE2" ma:contentTypeVersion="5" ma:contentTypeDescription="Create a new document." ma:contentTypeScope="" ma:versionID="7d6afa0a47fff940c05077aface67d8b">
   <xsd:schema xmlns:xsd="http://www.w3.org/2001/XMLSchema" xmlns:xs="http://www.w3.org/2001/XMLSchema" xmlns:p="http://schemas.microsoft.com/office/2006/metadata/properties" xmlns:ns3="7cb391a2-04ed-4280-97e1-0a321785bd31" targetNamespace="http://schemas.microsoft.com/office/2006/metadata/properties" ma:root="true" ma:fieldsID="a8fd62fab03e0e02104f1eac3fcd3250" ns3:_="">
     <xsd:import namespace="7cb391a2-04ed-4280-97e1-0a321785bd31"/>
@@ -25350,6 +26892,12 @@
 </ct:contentTypeSchema>
 </file>
 
+<file path=customXml/item2.xml><?xml version="1.0" encoding="utf-8"?>
+<p:properties xmlns:p="http://schemas.microsoft.com/office/2006/metadata/properties" xmlns:xsi="http://www.w3.org/2001/XMLSchema-instance" xmlns:pc="http://schemas.microsoft.com/office/infopath/2007/PartnerControls">
+  <documentManagement/>
+</p:properties>
+</file>
+
 <file path=customXml/item3.xml><?xml version="1.0" encoding="utf-8"?>
 <?mso-contentType ?>
 <FormTemplates xmlns="http://schemas.microsoft.com/sharepoint/v3/contenttype/forms">
@@ -25359,16 +26907,11 @@
 </FormTemplates>
 </file>
 
-<file path=customXml/itemProps1.xml><?xml version="1.0" encoding="utf-8"?>
-<ds:datastoreItem xmlns:ds="http://schemas.openxmlformats.org/officeDocument/2006/customXml" ds:itemID="{0AFA702E-5A11-4A39-81EE-B5FFC5B4AC26}">
-  <ds:schemaRefs>
-    <ds:schemaRef ds:uri="http://schemas.microsoft.com/office/2006/metadata/properties"/>
-    <ds:schemaRef ds:uri="http://schemas.microsoft.com/office/infopath/2007/PartnerControls"/>
-  </ds:schemaRefs>
-</ds:datastoreItem>
+<file path=customXml/item4.xml><?xml version="1.0" encoding="utf-8"?>
+<b:Sources xmlns:b="http://schemas.openxmlformats.org/officeDocument/2006/bibliography" xmlns="http://schemas.openxmlformats.org/officeDocument/2006/bibliography" SelectedStyle="\APASixthEditionOfficeOnline.xsl" StyleName="APA" Version="6"/>
 </file>
 
-<file path=customXml/itemProps2.xml><?xml version="1.0" encoding="utf-8"?>
+<file path=customXml/itemProps1.xml><?xml version="1.0" encoding="utf-8"?>
 <ds:datastoreItem xmlns:ds="http://schemas.openxmlformats.org/officeDocument/2006/customXml" ds:itemID="{AEBEF768-7C97-49CF-B38E-4AC358271DC7}">
   <ds:schemaRefs>
     <ds:schemaRef ds:uri="http://schemas.microsoft.com/office/2006/metadata/contentType"/>
@@ -25386,10 +26929,27 @@
 </ds:datastoreItem>
 </file>
 
+<file path=customXml/itemProps2.xml><?xml version="1.0" encoding="utf-8"?>
+<ds:datastoreItem xmlns:ds="http://schemas.openxmlformats.org/officeDocument/2006/customXml" ds:itemID="{0AFA702E-5A11-4A39-81EE-B5FFC5B4AC26}">
+  <ds:schemaRefs>
+    <ds:schemaRef ds:uri="http://schemas.microsoft.com/office/2006/metadata/properties"/>
+    <ds:schemaRef ds:uri="http://schemas.microsoft.com/office/infopath/2007/PartnerControls"/>
+  </ds:schemaRefs>
+</ds:datastoreItem>
+</file>
+
 <file path=customXml/itemProps3.xml><?xml version="1.0" encoding="utf-8"?>
 <ds:datastoreItem xmlns:ds="http://schemas.openxmlformats.org/officeDocument/2006/customXml" ds:itemID="{A585A62B-FCD3-4618-BF14-0A2CC292DB9E}">
   <ds:schemaRefs>
     <ds:schemaRef ds:uri="http://schemas.microsoft.com/sharepoint/v3/contenttype/forms"/>
   </ds:schemaRefs>
 </ds:datastoreItem>
+</file>
+
+<file path=customXml/itemProps4.xml><?xml version="1.0" encoding="utf-8"?>
+<ds:datastoreItem xmlns:ds="http://schemas.openxmlformats.org/officeDocument/2006/customXml" ds:itemID="{6CC33DEF-D9C4-42BA-B074-C8A04F1A23DB}">
+  <ds:schemaRefs>
+    <ds:schemaRef ds:uri="http://schemas.openxmlformats.org/officeDocument/2006/bibliography"/>
+  </ds:schemaRefs>
+</ds:datastoreItem>
 </file>
--- a/chuyende_NguyenHuuNghia_63134775.docx
+++ b/chuyende_NguyenHuuNghia_63134775.docx
@@ -14568,6 +14568,7 @@
           <w:rFonts w:cs="Times New Roman"/>
           <w:b/>
           <w:bCs/>
+          <w:noProof/>
           <w:szCs w:val="26"/>
           <w:lang w:val="sv-SE"/>
         </w:rPr>
@@ -14759,6 +14760,7 @@
           <w:rFonts w:cs="Times New Roman"/>
           <w:b/>
           <w:bCs/>
+          <w:noProof/>
           <w:szCs w:val="26"/>
           <w:lang w:val="sv-SE"/>
         </w:rPr>
@@ -14840,103 +14842,7 @@
           <w:szCs w:val="26"/>
           <w:lang w:val="sv-SE"/>
         </w:rPr>
-        <w:t xml:space="preserve">Giao diện đăng </w:t>
-      </w:r>
-      <w:r>
-        <w:rPr>
-          <w:rFonts w:cs="Times New Roman"/>
-          <w:szCs w:val="26"/>
-          <w:lang w:val="sv-SE"/>
-        </w:rPr>
-        <w:t>ký</w:t>
-      </w:r>
-      <w:r>
-        <w:rPr>
-          <w:rFonts w:cs="Times New Roman"/>
-          <w:szCs w:val="26"/>
-          <w:lang w:val="sv-SE"/>
-        </w:rPr>
-        <w:t xml:space="preserve"> cung cấp các trường để người dùng nhập </w:t>
-      </w:r>
-      <w:r>
-        <w:rPr>
-          <w:rFonts w:cs="Times New Roman"/>
-          <w:szCs w:val="26"/>
-          <w:lang w:val="sv-SE"/>
-        </w:rPr>
-        <w:t xml:space="preserve">họ tên, </w:t>
-      </w:r>
-      <w:r>
-        <w:rPr>
-          <w:rFonts w:cs="Times New Roman"/>
-          <w:szCs w:val="26"/>
-          <w:lang w:val="sv-SE"/>
-        </w:rPr>
-        <w:t>email</w:t>
-      </w:r>
-      <w:r>
-        <w:rPr>
-          <w:rFonts w:cs="Times New Roman"/>
-          <w:szCs w:val="26"/>
-          <w:lang w:val="sv-SE"/>
-        </w:rPr>
-        <w:t>,</w:t>
-      </w:r>
-      <w:r>
-        <w:rPr>
-          <w:rFonts w:cs="Times New Roman"/>
-          <w:szCs w:val="26"/>
-          <w:lang w:val="sv-SE"/>
-        </w:rPr>
-        <w:t xml:space="preserve"> số điện thoại</w:t>
-      </w:r>
-      <w:r>
-        <w:rPr>
-          <w:rFonts w:cs="Times New Roman"/>
-          <w:szCs w:val="26"/>
-          <w:lang w:val="sv-SE"/>
-        </w:rPr>
-        <w:t>,</w:t>
-      </w:r>
-      <w:r>
-        <w:rPr>
-          <w:rFonts w:cs="Times New Roman"/>
-          <w:szCs w:val="26"/>
-          <w:lang w:val="sv-SE"/>
-        </w:rPr>
-        <w:t xml:space="preserve"> mật khẩu</w:t>
-      </w:r>
-      <w:r>
-        <w:rPr>
-          <w:rFonts w:cs="Times New Roman"/>
-          <w:szCs w:val="26"/>
-          <w:lang w:val="sv-SE"/>
-        </w:rPr>
-        <w:t>, nhập lại mật khẩu</w:t>
-      </w:r>
-      <w:r>
-        <w:rPr>
-          <w:rFonts w:cs="Times New Roman"/>
-          <w:szCs w:val="26"/>
-          <w:lang w:val="sv-SE"/>
-        </w:rPr>
-        <w:t xml:space="preserve"> khi </w:t>
-      </w:r>
-      <w:r>
-        <w:rPr>
-          <w:rFonts w:cs="Times New Roman"/>
-          <w:szCs w:val="26"/>
-          <w:lang w:val="sv-SE"/>
-        </w:rPr>
-        <w:t>chưa</w:t>
-      </w:r>
-      <w:r>
-        <w:rPr>
-          <w:rFonts w:cs="Times New Roman"/>
-          <w:szCs w:val="26"/>
-          <w:lang w:val="sv-SE"/>
-        </w:rPr>
-        <w:t xml:space="preserve"> có tài khoản.</w:t>
+        <w:t>Giao diện đăng ký cung cấp các trường để người dùng nhập họ tên, email, số điện thoại, mật khẩu, nhập lại mật khẩu khi chưa có tài khoản.</w:t>
       </w:r>
     </w:p>
     <w:p>
@@ -14960,103 +14866,7 @@
           <w:szCs w:val="26"/>
           <w:lang w:val="sv-SE"/>
         </w:rPr>
-        <w:t xml:space="preserve">Giao diện còn cung cấp nút đăng </w:t>
-      </w:r>
-      <w:r>
-        <w:rPr>
-          <w:rFonts w:cs="Times New Roman"/>
-          <w:szCs w:val="26"/>
-          <w:lang w:val="sv-SE"/>
-        </w:rPr>
-        <w:t>ký</w:t>
-      </w:r>
-      <w:r>
-        <w:rPr>
-          <w:rFonts w:cs="Times New Roman"/>
-          <w:szCs w:val="26"/>
-          <w:lang w:val="sv-SE"/>
-        </w:rPr>
-        <w:t xml:space="preserve"> để đăng </w:t>
-      </w:r>
-      <w:r>
-        <w:rPr>
-          <w:rFonts w:cs="Times New Roman"/>
-          <w:szCs w:val="26"/>
-          <w:lang w:val="sv-SE"/>
-        </w:rPr>
-        <w:t>ký</w:t>
-      </w:r>
-      <w:r>
-        <w:rPr>
-          <w:rFonts w:cs="Times New Roman"/>
-          <w:szCs w:val="26"/>
-          <w:lang w:val="sv-SE"/>
-        </w:rPr>
-        <w:t xml:space="preserve"> tài khoản </w:t>
-      </w:r>
-      <w:r>
-        <w:rPr>
-          <w:rFonts w:cs="Times New Roman"/>
-          <w:szCs w:val="26"/>
-          <w:lang w:val="sv-SE"/>
-        </w:rPr>
-        <w:t>mới</w:t>
-      </w:r>
-      <w:r>
-        <w:rPr>
-          <w:rFonts w:cs="Times New Roman"/>
-          <w:szCs w:val="26"/>
-          <w:lang w:val="sv-SE"/>
-        </w:rPr>
-        <w:t xml:space="preserve">, nút đăng </w:t>
-      </w:r>
-      <w:r>
-        <w:rPr>
-          <w:rFonts w:cs="Times New Roman"/>
-          <w:szCs w:val="26"/>
-          <w:lang w:val="sv-SE"/>
-        </w:rPr>
-        <w:t>nhập</w:t>
-      </w:r>
-      <w:r>
-        <w:rPr>
-          <w:rFonts w:cs="Times New Roman"/>
-          <w:szCs w:val="26"/>
-          <w:lang w:val="sv-SE"/>
-        </w:rPr>
-        <w:t xml:space="preserve"> </w:t>
-      </w:r>
-      <w:r>
-        <w:rPr>
-          <w:rFonts w:cs="Times New Roman"/>
-          <w:szCs w:val="26"/>
-          <w:lang w:val="sv-SE"/>
-        </w:rPr>
-        <w:t xml:space="preserve">ngay </w:t>
-      </w:r>
-      <w:r>
-        <w:rPr>
-          <w:rFonts w:cs="Times New Roman"/>
-          <w:szCs w:val="26"/>
-          <w:lang w:val="sv-SE"/>
-        </w:rPr>
-        <w:t>khi người dùng</w:t>
-      </w:r>
-      <w:r>
-        <w:rPr>
-          <w:rFonts w:cs="Times New Roman"/>
-          <w:szCs w:val="26"/>
-          <w:lang w:val="sv-SE"/>
-        </w:rPr>
-        <w:t xml:space="preserve"> đã</w:t>
-      </w:r>
-      <w:r>
-        <w:rPr>
-          <w:rFonts w:cs="Times New Roman"/>
-          <w:szCs w:val="26"/>
-          <w:lang w:val="sv-SE"/>
-        </w:rPr>
-        <w:t xml:space="preserve"> có tài khoản.</w:t>
+        <w:t>Giao diện còn cung cấp nút đăng ký để đăng ký tài khoản mới, nút đăng nhập ngay khi người dùng đã có tài khoản.</w:t>
       </w:r>
     </w:p>
     <w:p>
@@ -15082,6 +14892,7 @@
           <w:rFonts w:cs="Times New Roman"/>
           <w:b/>
           <w:bCs/>
+          <w:noProof/>
           <w:szCs w:val="26"/>
           <w:lang w:val="sv-SE"/>
         </w:rPr>
@@ -15145,6 +14956,7 @@
           <w:rFonts w:cs="Times New Roman"/>
           <w:b/>
           <w:bCs/>
+          <w:noProof/>
           <w:szCs w:val="26"/>
           <w:lang w:val="sv-SE"/>
         </w:rPr>
@@ -15231,6 +15043,7 @@
       <w:r>
         <w:rPr>
           <w:rFonts w:cs="Times New Roman"/>
+          <w:noProof/>
           <w:szCs w:val="26"/>
           <w:lang w:val="sv-SE"/>
         </w:rPr>
@@ -15399,6 +15212,7 @@
           <w:rFonts w:cs="Times New Roman"/>
           <w:b/>
           <w:bCs/>
+          <w:noProof/>
           <w:szCs w:val="26"/>
           <w:lang w:val="sv-SE"/>
         </w:rPr>
@@ -15479,55 +15293,7 @@
           <w:szCs w:val="26"/>
           <w:lang w:val="sv-SE"/>
         </w:rPr>
-        <w:t xml:space="preserve">Giao diện </w:t>
-      </w:r>
-      <w:r>
-        <w:rPr>
-          <w:rFonts w:cs="Times New Roman"/>
-          <w:szCs w:val="26"/>
-          <w:lang w:val="sv-SE"/>
-        </w:rPr>
-        <w:t>quên mật khẩu</w:t>
-      </w:r>
-      <w:r>
-        <w:rPr>
-          <w:rFonts w:cs="Times New Roman"/>
-          <w:szCs w:val="26"/>
-          <w:lang w:val="sv-SE"/>
-        </w:rPr>
-        <w:t xml:space="preserve"> cung cấp các trường để người dùng nhậ</w:t>
-      </w:r>
-      <w:r>
-        <w:rPr>
-          <w:rFonts w:cs="Times New Roman"/>
-          <w:szCs w:val="26"/>
-          <w:lang w:val="sv-SE"/>
-        </w:rPr>
-        <w:t>p</w:t>
-      </w:r>
-      <w:r>
-        <w:rPr>
-          <w:rFonts w:cs="Times New Roman"/>
-          <w:szCs w:val="26"/>
-          <w:lang w:val="sv-SE"/>
-        </w:rPr>
-        <w:t xml:space="preserve"> email khi </w:t>
-      </w:r>
-      <w:r>
-        <w:rPr>
-          <w:rFonts w:cs="Times New Roman"/>
-          <w:szCs w:val="26"/>
-          <w:lang w:val="sv-SE"/>
-        </w:rPr>
-        <w:t xml:space="preserve">quên mật khẩu </w:t>
-      </w:r>
-      <w:r>
-        <w:rPr>
-          <w:rFonts w:cs="Times New Roman"/>
-          <w:szCs w:val="26"/>
-          <w:lang w:val="sv-SE"/>
-        </w:rPr>
-        <w:t>tài khoản.</w:t>
+        <w:t>Giao diện quên mật khẩu cung cấp các trường để người dùng nhập email khi quên mật khẩu tài khoản.</w:t>
       </w:r>
     </w:p>
     <w:p>
@@ -15547,6 +15313,7 @@
       <w:r>
         <w:rPr>
           <w:rFonts w:cs="Times New Roman"/>
+          <w:noProof/>
           <w:szCs w:val="26"/>
           <w:lang w:val="sv-SE"/>
         </w:rPr>
@@ -15604,6 +15371,7 @@
       <w:r>
         <w:rPr>
           <w:rFonts w:cs="Times New Roman"/>
+          <w:noProof/>
           <w:szCs w:val="26"/>
           <w:lang w:val="sv-SE"/>
         </w:rPr>
@@ -15734,6 +15502,7 @@
       <w:r>
         <w:rPr>
           <w:rFonts w:cs="Times New Roman"/>
+          <w:noProof/>
           <w:szCs w:val="26"/>
           <w:lang w:val="sv-SE"/>
         </w:rPr>
@@ -15811,31 +15580,7 @@
           <w:szCs w:val="26"/>
           <w:lang w:val="sv-SE"/>
         </w:rPr>
-        <w:t>Giao diện đ</w:t>
-      </w:r>
-      <w:r>
-        <w:rPr>
-          <w:rFonts w:cs="Times New Roman"/>
-          <w:szCs w:val="26"/>
-          <w:lang w:val="sv-SE"/>
-        </w:rPr>
-        <w:t>ặt lại mật khẩu</w:t>
-      </w:r>
-      <w:r>
-        <w:rPr>
-          <w:rFonts w:cs="Times New Roman"/>
-          <w:szCs w:val="26"/>
-          <w:lang w:val="sv-SE"/>
-        </w:rPr>
-        <w:t xml:space="preserve"> cung cấp các trường để người dùng nhập mật khẩu, nhập lại mật khẩu </w:t>
-      </w:r>
-      <w:r>
-        <w:rPr>
-          <w:rFonts w:cs="Times New Roman"/>
-          <w:szCs w:val="26"/>
-          <w:lang w:val="sv-SE"/>
-        </w:rPr>
-        <w:t>để thay đổi mật khẩu mới.</w:t>
+        <w:t>Giao diện đặt lại mật khẩu cung cấp các trường để người dùng nhập mật khẩu, nhập lại mật khẩu để thay đổi mật khẩu mới.</w:t>
       </w:r>
     </w:p>
     <w:p>
@@ -15859,55 +15604,7 @@
           <w:szCs w:val="26"/>
           <w:lang w:val="sv-SE"/>
         </w:rPr>
-        <w:t xml:space="preserve">Giao diện còn cung cấp nút </w:t>
-      </w:r>
-      <w:r>
-        <w:rPr>
-          <w:rFonts w:cs="Times New Roman"/>
-          <w:szCs w:val="26"/>
-          <w:lang w:val="sv-SE"/>
-        </w:rPr>
-        <w:t>cập nhật mật khẩu</w:t>
-      </w:r>
-      <w:r>
-        <w:rPr>
-          <w:rFonts w:cs="Times New Roman"/>
-          <w:szCs w:val="26"/>
-          <w:lang w:val="sv-SE"/>
-        </w:rPr>
-        <w:t xml:space="preserve"> để cập nhật mật khẩu</w:t>
-      </w:r>
-      <w:r>
-        <w:rPr>
-          <w:rFonts w:cs="Times New Roman"/>
-          <w:szCs w:val="26"/>
-          <w:lang w:val="sv-SE"/>
-        </w:rPr>
-        <w:t xml:space="preserve"> mới</w:t>
-      </w:r>
-      <w:r>
-        <w:rPr>
-          <w:rFonts w:cs="Times New Roman"/>
-          <w:szCs w:val="26"/>
-          <w:lang w:val="sv-SE"/>
-        </w:rPr>
-        <w:t xml:space="preserve">, nút đăng nhập khi người dùng đã </w:t>
-      </w:r>
-      <w:r>
-        <w:rPr>
-          <w:rFonts w:cs="Times New Roman"/>
-          <w:szCs w:val="26"/>
-          <w:lang w:val="sv-SE"/>
-        </w:rPr>
-        <w:t>nhớ lại mật khẩu</w:t>
-      </w:r>
-      <w:r>
-        <w:rPr>
-          <w:rFonts w:cs="Times New Roman"/>
-          <w:szCs w:val="26"/>
-          <w:lang w:val="sv-SE"/>
-        </w:rPr>
-        <w:t>.</w:t>
+        <w:t>Giao diện còn cung cấp nút cập nhật mật khẩu để cập nhật mật khẩu mới, nút đăng nhập khi người dùng đã nhớ lại mật khẩu.</w:t>
       </w:r>
     </w:p>
     <w:p>
@@ -15927,6 +15624,7 @@
       <w:r>
         <w:rPr>
           <w:rFonts w:cs="Times New Roman"/>
+          <w:noProof/>
           <w:szCs w:val="26"/>
           <w:lang w:val="sv-SE"/>
         </w:rPr>
@@ -15989,39 +15687,7 @@
           <w:szCs w:val="26"/>
           <w:lang w:val="sv-SE"/>
         </w:rPr>
-        <w:t>Khi đã</w:t>
-      </w:r>
-      <w:r>
-        <w:rPr>
-          <w:rFonts w:cs="Times New Roman"/>
-          <w:szCs w:val="26"/>
-          <w:lang w:val="sv-SE"/>
-        </w:rPr>
-        <w:t xml:space="preserve"> cập nhật lại mật khẩu thành công</w:t>
-      </w:r>
-      <w:r>
-        <w:rPr>
-          <w:rFonts w:cs="Times New Roman"/>
-          <w:szCs w:val="26"/>
-          <w:lang w:val="sv-SE"/>
-        </w:rPr>
-        <w:t xml:space="preserve"> hiện thông báo ” </w:t>
-      </w:r>
-      <w:r>
-        <w:rPr>
-          <w:rFonts w:cs="Times New Roman"/>
-          <w:szCs w:val="26"/>
-          <w:lang w:val="sv-SE"/>
-        </w:rPr>
-        <w:t>Cập nhật mật khẩu</w:t>
-      </w:r>
-      <w:r>
-        <w:rPr>
-          <w:rFonts w:cs="Times New Roman"/>
-          <w:szCs w:val="26"/>
-          <w:lang w:val="sv-SE"/>
-        </w:rPr>
-        <w:t xml:space="preserve"> thành công”. Người dùng đăng nhập lại tài khoản đã đăng kí để sử dụng dịch vụ.</w:t>
+        <w:t>Khi đã cập nhật lại mật khẩu thành công hiện thông báo ” Cập nhật mật khẩu thành công”. Người dùng đăng nhập lại tài khoản đã đăng kí để sử dụng dịch vụ.</w:t>
       </w:r>
     </w:p>
     <w:p>
@@ -16049,9 +15715,18 @@
           <w:szCs w:val="26"/>
           <w:lang w:val="sv-SE"/>
         </w:rPr>
-        <w:t>4.1.</w:t>
-      </w:r>
-      <w:r>
+        <w:t>4.1.5 Giao diện trang sắp xếp theo loại</w:t>
+      </w:r>
+    </w:p>
+    <w:p>
+      <w:pPr>
+        <w:pStyle w:val="ListParagraph"/>
+        <w:widowControl w:val="0"/>
+        <w:tabs>
+          <w:tab w:val="left" w:pos="0"/>
+        </w:tabs>
+        <w:spacing w:before="0" w:line="360" w:lineRule="auto"/>
+        <w:ind w:left="426"/>
         <w:rPr>
           <w:rFonts w:cs="Times New Roman"/>
           <w:b/>
@@ -16059,41 +15734,13 @@
           <w:szCs w:val="26"/>
           <w:lang w:val="sv-SE"/>
         </w:rPr>
-        <w:t>5</w:t>
-      </w:r>
+      </w:pPr>
       <w:r>
         <w:rPr>
           <w:rFonts w:cs="Times New Roman"/>
           <w:b/>
           <w:bCs/>
-          <w:szCs w:val="26"/>
-          <w:lang w:val="sv-SE"/>
-        </w:rPr>
-        <w:t xml:space="preserve"> Giao diện trang sắp xếp theo loại</w:t>
-      </w:r>
-    </w:p>
-    <w:p>
-      <w:pPr>
-        <w:pStyle w:val="ListParagraph"/>
-        <w:widowControl w:val="0"/>
-        <w:tabs>
-          <w:tab w:val="left" w:pos="0"/>
-        </w:tabs>
-        <w:spacing w:before="0" w:line="360" w:lineRule="auto"/>
-        <w:ind w:left="426"/>
-        <w:rPr>
-          <w:rFonts w:cs="Times New Roman"/>
-          <w:b/>
-          <w:bCs/>
-          <w:szCs w:val="26"/>
-          <w:lang w:val="sv-SE"/>
-        </w:rPr>
-      </w:pPr>
-      <w:r>
-        <w:rPr>
-          <w:rFonts w:cs="Times New Roman"/>
-          <w:b/>
-          <w:bCs/>
+          <w:noProof/>
           <w:szCs w:val="26"/>
           <w:lang w:val="sv-SE"/>
         </w:rPr>
@@ -16151,7 +15798,161 @@
           <w:lang w:val="sv-SE"/>
         </w:rPr>
       </w:pPr>
-      <w:r>
+    </w:p>
+    <w:p>
+      <w:pPr>
+        <w:widowControl w:val="0"/>
+        <w:tabs>
+          <w:tab w:val="left" w:leader="dot" w:pos="9355"/>
+        </w:tabs>
+        <w:spacing w:before="0" w:line="360" w:lineRule="auto"/>
+        <w:ind w:firstLine="567"/>
+        <w:jc w:val="both"/>
+        <w:rPr>
+          <w:rFonts w:cs="Times New Roman"/>
+          <w:szCs w:val="26"/>
+          <w:lang w:val="sv-SE"/>
+        </w:rPr>
+      </w:pPr>
+      <w:r>
+        <w:rPr>
+          <w:rFonts w:cs="Times New Roman"/>
+          <w:szCs w:val="26"/>
+          <w:lang w:val="sv-SE"/>
+        </w:rPr>
+        <w:t xml:space="preserve">Giao diện </w:t>
+      </w:r>
+      <w:r>
+        <w:rPr>
+          <w:rFonts w:cs="Times New Roman"/>
+          <w:szCs w:val="26"/>
+          <w:lang w:val="sv-SE"/>
+        </w:rPr>
+        <w:t>trang sắp xếp theo loại</w:t>
+      </w:r>
+      <w:r>
+        <w:rPr>
+          <w:rFonts w:cs="Times New Roman"/>
+          <w:szCs w:val="26"/>
+          <w:lang w:val="sv-SE"/>
+        </w:rPr>
+        <w:t xml:space="preserve"> </w:t>
+      </w:r>
+      <w:r>
+        <w:rPr>
+          <w:rFonts w:cs="Times New Roman"/>
+          <w:szCs w:val="26"/>
+          <w:lang w:val="sv-SE"/>
+        </w:rPr>
+        <w:t xml:space="preserve">là trang hiển thị sản phẩm theo loại sản phẩm, cho phép người dùng dễ dàng lựa chọn và tìm kiếm các sản phẩm mà họ quan tâm. </w:t>
+      </w:r>
+    </w:p>
+    <w:p>
+      <w:pPr>
+        <w:widowControl w:val="0"/>
+        <w:tabs>
+          <w:tab w:val="left" w:leader="dot" w:pos="9355"/>
+        </w:tabs>
+        <w:spacing w:before="0" w:line="360" w:lineRule="auto"/>
+        <w:ind w:firstLine="567"/>
+        <w:jc w:val="both"/>
+        <w:rPr>
+          <w:rFonts w:cs="Times New Roman"/>
+          <w:szCs w:val="26"/>
+          <w:lang w:val="sv-SE"/>
+        </w:rPr>
+      </w:pPr>
+      <w:r>
+        <w:rPr>
+          <w:rFonts w:cs="Times New Roman"/>
+          <w:szCs w:val="26"/>
+          <w:lang w:val="sv-SE"/>
+        </w:rPr>
+        <w:t xml:space="preserve">Danh sách sản phẩm: Giao diện hiển thị </w:t>
+      </w:r>
+      <w:r>
+        <w:rPr>
+          <w:rFonts w:cs="Times New Roman"/>
+          <w:szCs w:val="26"/>
+          <w:lang w:val="sv-SE"/>
+        </w:rPr>
+        <w:t>sản phẩm theo loại sản phẩm</w:t>
+      </w:r>
+      <w:r>
+        <w:rPr>
+          <w:rFonts w:cs="Times New Roman"/>
+          <w:szCs w:val="26"/>
+          <w:lang w:val="sv-SE"/>
+        </w:rPr>
+        <w:t xml:space="preserve">, bao gồm </w:t>
+      </w:r>
+      <w:r>
+        <w:rPr>
+          <w:rFonts w:cs="Times New Roman"/>
+          <w:szCs w:val="26"/>
+          <w:lang w:val="sv-SE"/>
+        </w:rPr>
+        <w:t>hình ảnh, tên sản phẩm, giá bán... và nút thêm giỏ hàng để thêm sản phẩm vào giỏ hàng.</w:t>
+      </w:r>
+    </w:p>
+    <w:p>
+      <w:pPr>
+        <w:widowControl w:val="0"/>
+        <w:tabs>
+          <w:tab w:val="left" w:leader="dot" w:pos="9355"/>
+        </w:tabs>
+        <w:spacing w:before="0" w:line="360" w:lineRule="auto"/>
+        <w:ind w:firstLine="567"/>
+        <w:jc w:val="both"/>
+        <w:rPr>
+          <w:rFonts w:cs="Times New Roman"/>
+          <w:szCs w:val="26"/>
+          <w:lang w:val="sv-SE"/>
+        </w:rPr>
+      </w:pPr>
+      <w:r>
+        <w:rPr>
+          <w:rFonts w:cs="Times New Roman"/>
+          <w:szCs w:val="26"/>
+          <w:lang w:val="sv-SE"/>
+        </w:rPr>
+        <w:t xml:space="preserve">Cho phép người dùng lọc theo giá từ giá thấp đến giá cao và theo hãng </w:t>
+      </w:r>
+      <w:r>
+        <w:rPr>
+          <w:rFonts w:cs="Times New Roman"/>
+          <w:szCs w:val="26"/>
+          <w:lang w:val="sv-SE"/>
+        </w:rPr>
+        <w:t xml:space="preserve">cho phép </w:t>
+      </w:r>
+      <w:r>
+        <w:rPr>
+          <w:rFonts w:cs="Times New Roman"/>
+          <w:szCs w:val="26"/>
+          <w:lang w:val="sv-SE"/>
+        </w:rPr>
+        <w:lastRenderedPageBreak/>
+        <w:t>người dùng dễ dàng lựa chọn và tìm kiếm các s</w:t>
+      </w:r>
+      <w:r>
+        <w:rPr>
+          <w:rFonts w:cs="Times New Roman"/>
+          <w:szCs w:val="26"/>
+          <w:lang w:val="sv-SE"/>
+        </w:rPr>
+        <w:t>ản phẩm dễ dàng.</w:t>
+      </w:r>
+    </w:p>
+    <w:p>
+      <w:pPr>
+        <w:pStyle w:val="ListParagraph"/>
+        <w:widowControl w:val="0"/>
+        <w:tabs>
+          <w:tab w:val="left" w:pos="0"/>
+        </w:tabs>
+        <w:spacing w:before="0" w:line="360" w:lineRule="auto"/>
+        <w:ind w:left="426"/>
         <w:rPr>
           <w:rFonts w:cs="Times New Roman"/>
           <w:b/>
@@ -16159,8 +15960,7 @@
           <w:szCs w:val="26"/>
           <w:lang w:val="sv-SE"/>
         </w:rPr>
-        <w:t>4.1.</w:t>
-      </w:r>
+      </w:pPr>
       <w:r>
         <w:rPr>
           <w:rFonts w:cs="Times New Roman"/>
@@ -16169,7 +15969,7 @@
           <w:szCs w:val="26"/>
           <w:lang w:val="sv-SE"/>
         </w:rPr>
-        <w:t>6</w:t>
+        <w:t>4.1.</w:t>
       </w:r>
       <w:r>
         <w:rPr>
@@ -16179,6 +15979,16 @@
           <w:szCs w:val="26"/>
           <w:lang w:val="sv-SE"/>
         </w:rPr>
+        <w:t>6</w:t>
+      </w:r>
+      <w:r>
+        <w:rPr>
+          <w:rFonts w:cs="Times New Roman"/>
+          <w:b/>
+          <w:bCs/>
+          <w:szCs w:val="26"/>
+          <w:lang w:val="sv-SE"/>
+        </w:rPr>
         <w:t xml:space="preserve"> Giao diện trang sắp xếp theo loại và hãng</w:t>
       </w:r>
     </w:p>
@@ -16207,9 +16017,52 @@
           <w:szCs w:val="26"/>
           <w:lang w:val="sv-SE"/>
         </w:rPr>
-        <w:t>4.1.</w:t>
-      </w:r>
-      <w:r>
+        <w:drawing>
+          <wp:inline distT="0" distB="0" distL="0" distR="0" wp14:anchorId="350FA836" wp14:editId="6A43A6E6">
+            <wp:extent cx="5731510" cy="3039110"/>
+            <wp:effectExtent l="0" t="0" r="2540" b="8890"/>
+            <wp:docPr id="548496024" name="Picture 1" descr="A screenshot of a computer&#10;&#10;AI-generated content may be incorrect."/>
+            <wp:cNvGraphicFramePr>
+              <a:graphicFrameLocks xmlns:a="http://schemas.openxmlformats.org/drawingml/2006/main" noChangeAspect="1"/>
+            </wp:cNvGraphicFramePr>
+            <a:graphic xmlns:a="http://schemas.openxmlformats.org/drawingml/2006/main">
+              <a:graphicData uri="http://schemas.openxmlformats.org/drawingml/2006/picture">
+                <pic:pic xmlns:pic="http://schemas.openxmlformats.org/drawingml/2006/picture">
+                  <pic:nvPicPr>
+                    <pic:cNvPr id="548496024" name="Picture 1" descr="A screenshot of a computer&#10;&#10;AI-generated content may be incorrect."/>
+                    <pic:cNvPicPr/>
+                  </pic:nvPicPr>
+                  <pic:blipFill>
+                    <a:blip r:embed="rId30"/>
+                    <a:stretch>
+                      <a:fillRect/>
+                    </a:stretch>
+                  </pic:blipFill>
+                  <pic:spPr>
+                    <a:xfrm>
+                      <a:off x="0" y="0"/>
+                      <a:ext cx="5731510" cy="3039110"/>
+                    </a:xfrm>
+                    <a:prstGeom prst="rect">
+                      <a:avLst/>
+                    </a:prstGeom>
+                  </pic:spPr>
+                </pic:pic>
+              </a:graphicData>
+            </a:graphic>
+          </wp:inline>
+        </w:drawing>
+      </w:r>
+    </w:p>
+    <w:p>
+      <w:pPr>
+        <w:pStyle w:val="ListParagraph"/>
+        <w:widowControl w:val="0"/>
+        <w:tabs>
+          <w:tab w:val="left" w:pos="0"/>
+        </w:tabs>
+        <w:spacing w:before="0" w:line="360" w:lineRule="auto"/>
+        <w:ind w:left="426"/>
         <w:rPr>
           <w:rFonts w:cs="Times New Roman"/>
           <w:b/>
@@ -16217,9 +16070,137 @@
           <w:szCs w:val="26"/>
           <w:lang w:val="sv-SE"/>
         </w:rPr>
-        <w:t>7</w:t>
-      </w:r>
-      <w:r>
+      </w:pPr>
+    </w:p>
+    <w:p>
+      <w:pPr>
+        <w:widowControl w:val="0"/>
+        <w:tabs>
+          <w:tab w:val="left" w:leader="dot" w:pos="9355"/>
+        </w:tabs>
+        <w:spacing w:before="0" w:line="360" w:lineRule="auto"/>
+        <w:ind w:firstLine="567"/>
+        <w:jc w:val="both"/>
+        <w:rPr>
+          <w:rFonts w:cs="Times New Roman"/>
+          <w:szCs w:val="26"/>
+          <w:lang w:val="sv-SE"/>
+        </w:rPr>
+      </w:pPr>
+      <w:r>
+        <w:rPr>
+          <w:rFonts w:cs="Times New Roman"/>
+          <w:szCs w:val="26"/>
+          <w:lang w:val="sv-SE"/>
+        </w:rPr>
+        <w:t>Giao diện trang sắp xếp theo loại</w:t>
+      </w:r>
+      <w:r>
+        <w:rPr>
+          <w:rFonts w:cs="Times New Roman"/>
+          <w:szCs w:val="26"/>
+          <w:lang w:val="sv-SE"/>
+        </w:rPr>
+        <w:t xml:space="preserve"> và hãng</w:t>
+      </w:r>
+      <w:r>
+        <w:rPr>
+          <w:rFonts w:cs="Times New Roman"/>
+          <w:szCs w:val="26"/>
+          <w:lang w:val="sv-SE"/>
+        </w:rPr>
+        <w:t xml:space="preserve"> là trang hiển thị sản phẩm theo loại sản phẩm</w:t>
+      </w:r>
+      <w:r>
+        <w:rPr>
+          <w:rFonts w:cs="Times New Roman"/>
+          <w:szCs w:val="26"/>
+          <w:lang w:val="sv-SE"/>
+        </w:rPr>
+        <w:t xml:space="preserve"> </w:t>
+      </w:r>
+      <w:r>
+        <w:rPr>
+          <w:rFonts w:cs="Times New Roman"/>
+          <w:szCs w:val="26"/>
+          <w:lang w:val="sv-SE"/>
+        </w:rPr>
+        <w:t xml:space="preserve">và hãng, cho phép người dùng dễ dàng lựa chọn và tìm kiếm các sản phẩm mà họ quan tâm. </w:t>
+      </w:r>
+    </w:p>
+    <w:p>
+      <w:pPr>
+        <w:widowControl w:val="0"/>
+        <w:tabs>
+          <w:tab w:val="left" w:leader="dot" w:pos="9355"/>
+        </w:tabs>
+        <w:spacing w:before="0" w:line="360" w:lineRule="auto"/>
+        <w:ind w:firstLine="567"/>
+        <w:jc w:val="both"/>
+        <w:rPr>
+          <w:rFonts w:cs="Times New Roman"/>
+          <w:szCs w:val="26"/>
+          <w:lang w:val="sv-SE"/>
+        </w:rPr>
+      </w:pPr>
+      <w:r>
+        <w:rPr>
+          <w:rFonts w:cs="Times New Roman"/>
+          <w:szCs w:val="26"/>
+          <w:lang w:val="sv-SE"/>
+        </w:rPr>
+        <w:t>Danh sách sản phẩm: Giao diện hiển thị sản phẩm theo loại sản phẩm</w:t>
+      </w:r>
+      <w:r>
+        <w:rPr>
+          <w:rFonts w:cs="Times New Roman"/>
+          <w:szCs w:val="26"/>
+          <w:lang w:val="sv-SE"/>
+        </w:rPr>
+        <w:t xml:space="preserve"> </w:t>
+      </w:r>
+      <w:r>
+        <w:rPr>
+          <w:rFonts w:cs="Times New Roman"/>
+          <w:szCs w:val="26"/>
+          <w:lang w:val="sv-SE"/>
+        </w:rPr>
+        <w:t>và hãng, bao gồm hình ảnh, tên sản phẩm, giá bán... và nút thêm giỏ hàng để thêm sản phẩm vào giỏ hàng.</w:t>
+      </w:r>
+    </w:p>
+    <w:p>
+      <w:pPr>
+        <w:widowControl w:val="0"/>
+        <w:tabs>
+          <w:tab w:val="left" w:leader="dot" w:pos="9355"/>
+        </w:tabs>
+        <w:spacing w:before="0" w:line="360" w:lineRule="auto"/>
+        <w:ind w:firstLine="567"/>
+        <w:jc w:val="both"/>
+        <w:rPr>
+          <w:rFonts w:cs="Times New Roman"/>
+          <w:szCs w:val="26"/>
+          <w:lang w:val="sv-SE"/>
+        </w:rPr>
+      </w:pPr>
+      <w:r>
+        <w:rPr>
+          <w:rFonts w:cs="Times New Roman"/>
+          <w:szCs w:val="26"/>
+          <w:lang w:val="sv-SE"/>
+        </w:rPr>
+        <w:t>Cho phép người dùng lọc theo giá từ giá thấp đến giá cao cho phép người dùng dễ dàng lựa chọn và tìm kiếm các sản phẩm dễ dàng.</w:t>
+      </w:r>
+    </w:p>
+    <w:p>
+      <w:pPr>
+        <w:pStyle w:val="ListParagraph"/>
+        <w:widowControl w:val="0"/>
+        <w:tabs>
+          <w:tab w:val="left" w:pos="0"/>
+        </w:tabs>
+        <w:spacing w:before="0" w:line="360" w:lineRule="auto"/>
+        <w:ind w:left="426"/>
         <w:rPr>
           <w:rFonts w:cs="Times New Roman"/>
           <w:b/>
@@ -16227,6 +16208,35 @@
           <w:szCs w:val="26"/>
           <w:lang w:val="sv-SE"/>
         </w:rPr>
+      </w:pPr>
+      <w:r>
+        <w:rPr>
+          <w:rFonts w:cs="Times New Roman"/>
+          <w:b/>
+          <w:bCs/>
+          <w:szCs w:val="26"/>
+          <w:lang w:val="sv-SE"/>
+        </w:rPr>
+        <w:t>4.1.</w:t>
+      </w:r>
+      <w:r>
+        <w:rPr>
+          <w:rFonts w:cs="Times New Roman"/>
+          <w:b/>
+          <w:bCs/>
+          <w:szCs w:val="26"/>
+          <w:lang w:val="sv-SE"/>
+        </w:rPr>
+        <w:t>7</w:t>
+      </w:r>
+      <w:r>
+        <w:rPr>
+          <w:rFonts w:cs="Times New Roman"/>
+          <w:b/>
+          <w:bCs/>
+          <w:szCs w:val="26"/>
+          <w:lang w:val="sv-SE"/>
+        </w:rPr>
         <w:t xml:space="preserve"> Giao diện giỏ hàng</w:t>
       </w:r>
     </w:p>
@@ -16255,9 +16265,53 @@
           <w:szCs w:val="26"/>
           <w:lang w:val="sv-SE"/>
         </w:rPr>
-        <w:t>4.1.</w:t>
-      </w:r>
-      <w:r>
+        <w:lastRenderedPageBreak/>
+        <w:drawing>
+          <wp:inline distT="0" distB="0" distL="0" distR="0" wp14:anchorId="2E5AB621" wp14:editId="27E581E8">
+            <wp:extent cx="5731510" cy="3034665"/>
+            <wp:effectExtent l="0" t="0" r="2540" b="0"/>
+            <wp:docPr id="2108949773" name="Picture 1" descr="A screenshot of a computer&#10;&#10;AI-generated content may be incorrect."/>
+            <wp:cNvGraphicFramePr>
+              <a:graphicFrameLocks xmlns:a="http://schemas.openxmlformats.org/drawingml/2006/main" noChangeAspect="1"/>
+            </wp:cNvGraphicFramePr>
+            <a:graphic xmlns:a="http://schemas.openxmlformats.org/drawingml/2006/main">
+              <a:graphicData uri="http://schemas.openxmlformats.org/drawingml/2006/picture">
+                <pic:pic xmlns:pic="http://schemas.openxmlformats.org/drawingml/2006/picture">
+                  <pic:nvPicPr>
+                    <pic:cNvPr id="2108949773" name="Picture 1" descr="A screenshot of a computer&#10;&#10;AI-generated content may be incorrect."/>
+                    <pic:cNvPicPr/>
+                  </pic:nvPicPr>
+                  <pic:blipFill>
+                    <a:blip r:embed="rId31"/>
+                    <a:stretch>
+                      <a:fillRect/>
+                    </a:stretch>
+                  </pic:blipFill>
+                  <pic:spPr>
+                    <a:xfrm>
+                      <a:off x="0" y="0"/>
+                      <a:ext cx="5731510" cy="3034665"/>
+                    </a:xfrm>
+                    <a:prstGeom prst="rect">
+                      <a:avLst/>
+                    </a:prstGeom>
+                  </pic:spPr>
+                </pic:pic>
+              </a:graphicData>
+            </a:graphic>
+          </wp:inline>
+        </w:drawing>
+      </w:r>
+    </w:p>
+    <w:p>
+      <w:pPr>
+        <w:pStyle w:val="ListParagraph"/>
+        <w:widowControl w:val="0"/>
+        <w:tabs>
+          <w:tab w:val="left" w:pos="0"/>
+        </w:tabs>
+        <w:spacing w:before="0" w:line="360" w:lineRule="auto"/>
+        <w:ind w:left="426"/>
         <w:rPr>
           <w:rFonts w:cs="Times New Roman"/>
           <w:b/>
@@ -16265,9 +16319,17 @@
           <w:szCs w:val="26"/>
           <w:lang w:val="sv-SE"/>
         </w:rPr>
-        <w:t>8</w:t>
-      </w:r>
-      <w:r>
+      </w:pPr>
+    </w:p>
+    <w:p>
+      <w:pPr>
+        <w:pStyle w:val="ListParagraph"/>
+        <w:widowControl w:val="0"/>
+        <w:tabs>
+          <w:tab w:val="left" w:pos="0"/>
+        </w:tabs>
+        <w:spacing w:before="0" w:line="360" w:lineRule="auto"/>
+        <w:ind w:left="426"/>
         <w:rPr>
           <w:rFonts w:cs="Times New Roman"/>
           <w:b/>
@@ -16275,7 +16337,50 @@
           <w:szCs w:val="26"/>
           <w:lang w:val="sv-SE"/>
         </w:rPr>
-        <w:t xml:space="preserve"> Giao diện đặt hàng</w:t>
+      </w:pPr>
+      <w:r>
+        <w:rPr>
+          <w:rFonts w:cs="Times New Roman"/>
+          <w:b/>
+          <w:bCs/>
+          <w:szCs w:val="26"/>
+          <w:lang w:val="sv-SE"/>
+        </w:rPr>
+        <w:drawing>
+          <wp:inline distT="0" distB="0" distL="0" distR="0" wp14:anchorId="62D720CB" wp14:editId="388FA49D">
+            <wp:extent cx="5731510" cy="3045460"/>
+            <wp:effectExtent l="0" t="0" r="2540" b="2540"/>
+            <wp:docPr id="628053174" name="Picture 1" descr="A screenshot of a computer&#10;&#10;AI-generated content may be incorrect."/>
+            <wp:cNvGraphicFramePr>
+              <a:graphicFrameLocks xmlns:a="http://schemas.openxmlformats.org/drawingml/2006/main" noChangeAspect="1"/>
+            </wp:cNvGraphicFramePr>
+            <a:graphic xmlns:a="http://schemas.openxmlformats.org/drawingml/2006/main">
+              <a:graphicData uri="http://schemas.openxmlformats.org/drawingml/2006/picture">
+                <pic:pic xmlns:pic="http://schemas.openxmlformats.org/drawingml/2006/picture">
+                  <pic:nvPicPr>
+                    <pic:cNvPr id="628053174" name="Picture 1" descr="A screenshot of a computer&#10;&#10;AI-generated content may be incorrect."/>
+                    <pic:cNvPicPr/>
+                  </pic:nvPicPr>
+                  <pic:blipFill>
+                    <a:blip r:embed="rId32"/>
+                    <a:stretch>
+                      <a:fillRect/>
+                    </a:stretch>
+                  </pic:blipFill>
+                  <pic:spPr>
+                    <a:xfrm>
+                      <a:off x="0" y="0"/>
+                      <a:ext cx="5731510" cy="3045460"/>
+                    </a:xfrm>
+                    <a:prstGeom prst="rect">
+                      <a:avLst/>
+                    </a:prstGeom>
+                  </pic:spPr>
+                </pic:pic>
+              </a:graphicData>
+            </a:graphic>
+          </wp:inline>
+        </w:drawing>
       </w:r>
     </w:p>
     <w:p>
@@ -16295,7 +16400,112 @@
           <w:lang w:val="sv-SE"/>
         </w:rPr>
       </w:pPr>
-      <w:r>
+    </w:p>
+    <w:p>
+      <w:pPr>
+        <w:widowControl w:val="0"/>
+        <w:tabs>
+          <w:tab w:val="left" w:leader="dot" w:pos="9355"/>
+        </w:tabs>
+        <w:spacing w:before="0" w:line="360" w:lineRule="auto"/>
+        <w:ind w:firstLine="567"/>
+        <w:jc w:val="both"/>
+        <w:rPr>
+          <w:rFonts w:cs="Times New Roman"/>
+          <w:szCs w:val="26"/>
+          <w:lang w:val="sv-SE"/>
+        </w:rPr>
+      </w:pPr>
+      <w:r>
+        <w:rPr>
+          <w:rFonts w:cs="Times New Roman"/>
+          <w:szCs w:val="26"/>
+          <w:lang w:val="sv-SE"/>
+        </w:rPr>
+        <w:t xml:space="preserve">Giao diện trang </w:t>
+      </w:r>
+      <w:r>
+        <w:rPr>
+          <w:rFonts w:cs="Times New Roman"/>
+          <w:szCs w:val="26"/>
+          <w:lang w:val="sv-SE"/>
+        </w:rPr>
+        <w:t>giỏ hàng</w:t>
+      </w:r>
+      <w:r>
+        <w:rPr>
+          <w:rFonts w:cs="Times New Roman"/>
+          <w:szCs w:val="26"/>
+          <w:lang w:val="sv-SE"/>
+        </w:rPr>
+        <w:t xml:space="preserve"> là trang hiển thị sản phẩm </w:t>
+      </w:r>
+      <w:r>
+        <w:rPr>
+          <w:rFonts w:cs="Times New Roman"/>
+          <w:szCs w:val="26"/>
+          <w:lang w:val="sv-SE"/>
+        </w:rPr>
+        <w:t>người dùng đã bấm thêm vào giỏ hàng</w:t>
+      </w:r>
+      <w:r>
+        <w:rPr>
+          <w:rFonts w:cs="Times New Roman"/>
+          <w:szCs w:val="26"/>
+          <w:lang w:val="sv-SE"/>
+        </w:rPr>
+        <w:t xml:space="preserve"> trong quá trình mua sắm</w:t>
+      </w:r>
+      <w:r>
+        <w:rPr>
+          <w:rFonts w:cs="Times New Roman"/>
+          <w:szCs w:val="26"/>
+          <w:lang w:val="sv-SE"/>
+        </w:rPr>
+        <w:t>.</w:t>
+      </w:r>
+      <w:r>
+        <w:rPr>
+          <w:rFonts w:cs="Times New Roman"/>
+          <w:szCs w:val="26"/>
+          <w:lang w:val="sv-SE"/>
+        </w:rPr>
+        <w:t xml:space="preserve"> Giao diện này </w:t>
+      </w:r>
+      <w:r>
+        <w:rPr>
+          <w:rFonts w:cs="Times New Roman"/>
+          <w:szCs w:val="26"/>
+          <w:lang w:val="sv-SE"/>
+        </w:rPr>
+        <w:t xml:space="preserve">cho phép </w:t>
+      </w:r>
+      <w:r>
+        <w:rPr>
+          <w:rFonts w:cs="Times New Roman"/>
+          <w:szCs w:val="26"/>
+          <w:lang w:val="sv-SE"/>
+        </w:rPr>
+        <w:t>người dùng</w:t>
+      </w:r>
+      <w:r>
+        <w:rPr>
+          <w:rFonts w:cs="Times New Roman"/>
+          <w:szCs w:val="26"/>
+          <w:lang w:val="sv-SE"/>
+        </w:rPr>
+        <w:t xml:space="preserve"> chọn sản phẩm cần mua, cập nhật số lượng, xóa sản phẩm và tính toán tổng số tiền cần phải thanh toán.</w:t>
+      </w:r>
+    </w:p>
+    <w:p>
+      <w:pPr>
+        <w:pStyle w:val="ListParagraph"/>
+        <w:widowControl w:val="0"/>
+        <w:tabs>
+          <w:tab w:val="left" w:pos="0"/>
+        </w:tabs>
+        <w:spacing w:before="0" w:line="360" w:lineRule="auto"/>
+        <w:ind w:left="426"/>
         <w:rPr>
           <w:rFonts w:cs="Times New Roman"/>
           <w:b/>
@@ -16303,9 +16513,17 @@
           <w:szCs w:val="26"/>
           <w:lang w:val="sv-SE"/>
         </w:rPr>
-        <w:t>4.1.</w:t>
-      </w:r>
-      <w:r>
+      </w:pPr>
+    </w:p>
+    <w:p>
+      <w:pPr>
+        <w:pStyle w:val="ListParagraph"/>
+        <w:widowControl w:val="0"/>
+        <w:tabs>
+          <w:tab w:val="left" w:pos="0"/>
+        </w:tabs>
+        <w:spacing w:before="0" w:line="360" w:lineRule="auto"/>
+        <w:ind w:left="426"/>
         <w:rPr>
           <w:rFonts w:cs="Times New Roman"/>
           <w:b/>
@@ -16313,8 +16531,7 @@
           <w:szCs w:val="26"/>
           <w:lang w:val="sv-SE"/>
         </w:rPr>
-        <w:t>9</w:t>
-      </w:r>
+      </w:pPr>
       <w:r>
         <w:rPr>
           <w:rFonts w:cs="Times New Roman"/>
@@ -16323,7 +16540,27 @@
           <w:szCs w:val="26"/>
           <w:lang w:val="sv-SE"/>
         </w:rPr>
-        <w:t xml:space="preserve"> Giao diện quản lý tài khoản</w:t>
+        <w:t>4.1.</w:t>
+      </w:r>
+      <w:r>
+        <w:rPr>
+          <w:rFonts w:cs="Times New Roman"/>
+          <w:b/>
+          <w:bCs/>
+          <w:szCs w:val="26"/>
+          <w:lang w:val="sv-SE"/>
+        </w:rPr>
+        <w:t>8</w:t>
+      </w:r>
+      <w:r>
+        <w:rPr>
+          <w:rFonts w:cs="Times New Roman"/>
+          <w:b/>
+          <w:bCs/>
+          <w:szCs w:val="26"/>
+          <w:lang w:val="sv-SE"/>
+        </w:rPr>
+        <w:t xml:space="preserve"> Giao diện đặt hàng</w:t>
       </w:r>
     </w:p>
     <w:p>
@@ -16361,7 +16598,7 @@
           <w:szCs w:val="26"/>
           <w:lang w:val="sv-SE"/>
         </w:rPr>
-        <w:t>10</w:t>
+        <w:t>9</w:t>
       </w:r>
       <w:r>
         <w:rPr>
@@ -16371,9 +16608,18 @@
           <w:szCs w:val="26"/>
           <w:lang w:val="sv-SE"/>
         </w:rPr>
-        <w:t xml:space="preserve"> Giao diện tìm kiếm</w:t>
-      </w:r>
-      <w:r>
+        <w:t xml:space="preserve"> Giao diện quản lý tài khoản</w:t>
+      </w:r>
+    </w:p>
+    <w:p>
+      <w:pPr>
+        <w:pStyle w:val="ListParagraph"/>
+        <w:widowControl w:val="0"/>
+        <w:tabs>
+          <w:tab w:val="left" w:pos="0"/>
+        </w:tabs>
+        <w:spacing w:before="0" w:line="360" w:lineRule="auto"/>
+        <w:ind w:left="426"/>
         <w:rPr>
           <w:rFonts w:cs="Times New Roman"/>
           <w:b/>
@@ -16381,6 +16627,45 @@
           <w:szCs w:val="26"/>
           <w:lang w:val="sv-SE"/>
         </w:rPr>
+      </w:pPr>
+      <w:r>
+        <w:rPr>
+          <w:rFonts w:cs="Times New Roman"/>
+          <w:b/>
+          <w:bCs/>
+          <w:szCs w:val="26"/>
+          <w:lang w:val="sv-SE"/>
+        </w:rPr>
+        <w:t>4.1.</w:t>
+      </w:r>
+      <w:r>
+        <w:rPr>
+          <w:rFonts w:cs="Times New Roman"/>
+          <w:b/>
+          <w:bCs/>
+          <w:szCs w:val="26"/>
+          <w:lang w:val="sv-SE"/>
+        </w:rPr>
+        <w:t>10</w:t>
+      </w:r>
+      <w:r>
+        <w:rPr>
+          <w:rFonts w:cs="Times New Roman"/>
+          <w:b/>
+          <w:bCs/>
+          <w:szCs w:val="26"/>
+          <w:lang w:val="sv-SE"/>
+        </w:rPr>
+        <w:t xml:space="preserve"> Giao diện tìm kiếm</w:t>
+      </w:r>
+      <w:r>
+        <w:rPr>
+          <w:rFonts w:cs="Times New Roman"/>
+          <w:b/>
+          <w:bCs/>
+          <w:szCs w:val="26"/>
+          <w:lang w:val="sv-SE"/>
+        </w:rPr>
         <w:tab/>
         <w:t xml:space="preserve"> </w:t>
       </w:r>
@@ -16410,6 +16695,7 @@
           <w:szCs w:val="26"/>
           <w:lang w:val="sv-SE"/>
         </w:rPr>
+        <w:lastRenderedPageBreak/>
         <w:t>4.1.1</w:t>
       </w:r>
       <w:r>
@@ -26743,6 +27029,12 @@
 </file>
 
 <file path=customXml/item1.xml><?xml version="1.0" encoding="utf-8"?>
+<p:properties xmlns:p="http://schemas.microsoft.com/office/2006/metadata/properties" xmlns:xsi="http://www.w3.org/2001/XMLSchema-instance" xmlns:pc="http://schemas.microsoft.com/office/infopath/2007/PartnerControls">
+  <documentManagement/>
+</p:properties>
+</file>
+
+<file path=customXml/item2.xml><?xml version="1.0" encoding="utf-8"?>
 <ct:contentTypeSchema xmlns:ct="http://schemas.microsoft.com/office/2006/metadata/contentType" xmlns:ma="http://schemas.microsoft.com/office/2006/metadata/properties/metaAttributes" ct:_="" ma:_="" ma:contentTypeName="Document" ma:contentTypeID="0x01010075165EF9BD5F4D4480268F8C469A1FE2" ma:contentTypeVersion="5" ma:contentTypeDescription="Create a new document." ma:contentTypeScope="" ma:versionID="7d6afa0a47fff940c05077aface67d8b">
   <xsd:schema xmlns:xsd="http://www.w3.org/2001/XMLSchema" xmlns:xs="http://www.w3.org/2001/XMLSchema" xmlns:p="http://schemas.microsoft.com/office/2006/metadata/properties" xmlns:ns3="7cb391a2-04ed-4280-97e1-0a321785bd31" targetNamespace="http://schemas.microsoft.com/office/2006/metadata/properties" ma:root="true" ma:fieldsID="a8fd62fab03e0e02104f1eac3fcd3250" ns3:_="">
     <xsd:import namespace="7cb391a2-04ed-4280-97e1-0a321785bd31"/>
@@ -26892,13 +27184,11 @@
 </ct:contentTypeSchema>
 </file>
 
-<file path=customXml/item2.xml><?xml version="1.0" encoding="utf-8"?>
-<p:properties xmlns:p="http://schemas.microsoft.com/office/2006/metadata/properties" xmlns:xsi="http://www.w3.org/2001/XMLSchema-instance" xmlns:pc="http://schemas.microsoft.com/office/infopath/2007/PartnerControls">
-  <documentManagement/>
-</p:properties>
+<file path=customXml/item3.xml><?xml version="1.0" encoding="utf-8"?>
+<b:Sources xmlns:b="http://schemas.openxmlformats.org/officeDocument/2006/bibliography" xmlns="http://schemas.openxmlformats.org/officeDocument/2006/bibliography" SelectedStyle="\APASixthEditionOfficeOnline.xsl" StyleName="APA" Version="6"/>
 </file>
 
-<file path=customXml/item3.xml><?xml version="1.0" encoding="utf-8"?>
+<file path=customXml/item4.xml><?xml version="1.0" encoding="utf-8"?>
 <?mso-contentType ?>
 <FormTemplates xmlns="http://schemas.microsoft.com/sharepoint/v3/contenttype/forms">
   <Display>DocumentLibraryForm</Display>
@@ -26907,11 +27197,16 @@
 </FormTemplates>
 </file>
 
-<file path=customXml/item4.xml><?xml version="1.0" encoding="utf-8"?>
-<b:Sources xmlns:b="http://schemas.openxmlformats.org/officeDocument/2006/bibliography" xmlns="http://schemas.openxmlformats.org/officeDocument/2006/bibliography" SelectedStyle="\APASixthEditionOfficeOnline.xsl" StyleName="APA" Version="6"/>
+<file path=customXml/itemProps1.xml><?xml version="1.0" encoding="utf-8"?>
+<ds:datastoreItem xmlns:ds="http://schemas.openxmlformats.org/officeDocument/2006/customXml" ds:itemID="{0AFA702E-5A11-4A39-81EE-B5FFC5B4AC26}">
+  <ds:schemaRefs>
+    <ds:schemaRef ds:uri="http://schemas.microsoft.com/office/2006/metadata/properties"/>
+    <ds:schemaRef ds:uri="http://schemas.microsoft.com/office/infopath/2007/PartnerControls"/>
+  </ds:schemaRefs>
+</ds:datastoreItem>
 </file>
 
-<file path=customXml/itemProps1.xml><?xml version="1.0" encoding="utf-8"?>
+<file path=customXml/itemProps2.xml><?xml version="1.0" encoding="utf-8"?>
 <ds:datastoreItem xmlns:ds="http://schemas.openxmlformats.org/officeDocument/2006/customXml" ds:itemID="{AEBEF768-7C97-49CF-B38E-4AC358271DC7}">
   <ds:schemaRefs>
     <ds:schemaRef ds:uri="http://schemas.microsoft.com/office/2006/metadata/contentType"/>
@@ -26929,27 +27224,18 @@
 </ds:datastoreItem>
 </file>
 
-<file path=customXml/itemProps2.xml><?xml version="1.0" encoding="utf-8"?>
-<ds:datastoreItem xmlns:ds="http://schemas.openxmlformats.org/officeDocument/2006/customXml" ds:itemID="{0AFA702E-5A11-4A39-81EE-B5FFC5B4AC26}">
+<file path=customXml/itemProps3.xml><?xml version="1.0" encoding="utf-8"?>
+<ds:datastoreItem xmlns:ds="http://schemas.openxmlformats.org/officeDocument/2006/customXml" ds:itemID="{6CC33DEF-D9C4-42BA-B074-C8A04F1A23DB}">
   <ds:schemaRefs>
-    <ds:schemaRef ds:uri="http://schemas.microsoft.com/office/2006/metadata/properties"/>
-    <ds:schemaRef ds:uri="http://schemas.microsoft.com/office/infopath/2007/PartnerControls"/>
+    <ds:schemaRef ds:uri="http://schemas.openxmlformats.org/officeDocument/2006/bibliography"/>
   </ds:schemaRefs>
 </ds:datastoreItem>
 </file>
 
-<file path=customXml/itemProps3.xml><?xml version="1.0" encoding="utf-8"?>
+<file path=customXml/itemProps4.xml><?xml version="1.0" encoding="utf-8"?>
 <ds:datastoreItem xmlns:ds="http://schemas.openxmlformats.org/officeDocument/2006/customXml" ds:itemID="{A585A62B-FCD3-4618-BF14-0A2CC292DB9E}">
   <ds:schemaRefs>
     <ds:schemaRef ds:uri="http://schemas.microsoft.com/sharepoint/v3/contenttype/forms"/>
   </ds:schemaRefs>
 </ds:datastoreItem>
-</file>
-
-<file path=customXml/itemProps4.xml><?xml version="1.0" encoding="utf-8"?>
-<ds:datastoreItem xmlns:ds="http://schemas.openxmlformats.org/officeDocument/2006/customXml" ds:itemID="{6CC33DEF-D9C4-42BA-B074-C8A04F1A23DB}">
-  <ds:schemaRefs>
-    <ds:schemaRef ds:uri="http://schemas.openxmlformats.org/officeDocument/2006/bibliography"/>
-  </ds:schemaRefs>
-</ds:datastoreItem>
 </file>